--- a/docs/tables/entire/sec4_death_90.docx
+++ b/docs/tables/entire/sec4_death_90.docx
@@ -944,7 +944,7 @@
                 <w:szCs w:val="22"/>
                 <w:color w:val="000000"/>
               </w:rPr>
-              <w:t xml:space="preserve">1.17, 1.61</w:t>
+              <w:t xml:space="preserve">1.17, 1.62</w:t>
             </w:r>
           </w:p>
         </w:tc>
@@ -1156,7 +1156,7 @@
                 <w:szCs w:val="22"/>
                 <w:color w:val="000000"/>
               </w:rPr>
-              <w:t xml:space="preserve">1.35, 2.13</w:t>
+              <w:t xml:space="preserve">1.36, 2.14</w:t>
             </w:r>
           </w:p>
         </w:tc>
@@ -1692,7 +1692,7 @@
                 <w:szCs w:val="22"/>
                 <w:color w:val="000000"/>
               </w:rPr>
-              <w:t xml:space="preserve">0.014</w:t>
+              <w:t xml:space="preserve">0.013</w:t>
             </w:r>
           </w:p>
         </w:tc>
@@ -2823,113 +2823,113 @@
                 <w:szCs w:val="22"/>
                 <w:color w:val="000000"/>
               </w:rPr>
-              <w:t xml:space="preserve">1.56</w:t>
-            </w:r>
-          </w:p>
-        </w:tc>
-        <w:tc>
-          <w:tcPr>
-            <w:tcBorders>
-              <w:bottom w:val="none" w:sz="0" w:space="0" w:color="000000"/>
-              <w:top w:val="none" w:sz="0" w:space="0" w:color="000000"/>
-              <w:left w:val="none" w:sz="0" w:space="0" w:color="000000"/>
-              <w:right w:val="none" w:sz="0" w:space="0" w:color="000000"/>
-            </w:tcBorders>
-            <w:shd w:val="clear" w:color="auto" w:fill="FFFFFF"/>
-            <w:tcMar>
-              <w:top w:w="0" w:type="dxa"/>
-              <w:bottom w:w="0" w:type="dxa"/>
-              <w:left w:w="0" w:type="dxa"/>
-              <w:right w:w="0" w:type="dxa"/>
-            </w:tcMar>
-            <w:vAlign w:val="top"/>
-          </w:tcPr>
-          <w:p>
-            <w:pPr>
-              <w:pStyle w:val="Normal"/>
-              <w:jc w:val="center"/>
-              <w:pBdr>
-                <w:bottom w:val="none" w:sz="0" w:space="0" w:color="000000"/>
-                <w:top w:val="none" w:sz="0" w:space="0" w:color="000000"/>
-                <w:left w:val="none" w:sz="0" w:space="0" w:color="000000"/>
-                <w:right w:val="none" w:sz="0" w:space="0" w:color="000000"/>
-              </w:pBdr>
-              <w:spacing w:after="100" w:before="100" w:line="240"/>
-              <w:ind w:left="100" w:right="100" w:firstLine="0" w:firstLineChars="0"/>
-              <w:rPr>
-                <w:rFonts w:ascii="Helvetica" w:hAnsi="Helvetica" w:eastAsia="Helvetica" w:cs="Helvetica"/>
-                <w:i w:val="false"/>
-                <w:b w:val="false"/>
-                <w:u w:val="none"/>
-                <w:sz w:val="22"/>
-                <w:szCs w:val="22"/>
-                <w:color w:val="000000"/>
-              </w:rPr>
-            </w:pPr>
-            <w:r>
-              <w:rPr>
-                <w:rFonts w:ascii="Helvetica" w:hAnsi="Helvetica" w:eastAsia="Helvetica" w:cs="Helvetica"/>
-                <w:i w:val="false"/>
-                <w:b w:val="false"/>
-                <w:u w:val="none"/>
-                <w:sz w:val="22"/>
-                <w:szCs w:val="22"/>
-                <w:color w:val="000000"/>
-              </w:rPr>
-              <w:t xml:space="preserve">0.84, 2.90</w:t>
-            </w:r>
-          </w:p>
-        </w:tc>
-        <w:tc>
-          <w:tcPr>
-            <w:tcBorders>
-              <w:bottom w:val="none" w:sz="0" w:space="0" w:color="000000"/>
-              <w:top w:val="none" w:sz="0" w:space="0" w:color="000000"/>
-              <w:left w:val="none" w:sz="0" w:space="0" w:color="000000"/>
-              <w:right w:val="none" w:sz="0" w:space="0" w:color="000000"/>
-            </w:tcBorders>
-            <w:shd w:val="clear" w:color="auto" w:fill="FFFFFF"/>
-            <w:tcMar>
-              <w:top w:w="0" w:type="dxa"/>
-              <w:bottom w:w="0" w:type="dxa"/>
-              <w:left w:w="0" w:type="dxa"/>
-              <w:right w:w="0" w:type="dxa"/>
-            </w:tcMar>
-            <w:vAlign w:val="top"/>
-          </w:tcPr>
-          <w:p>
-            <w:pPr>
-              <w:pStyle w:val="Normal"/>
-              <w:jc w:val="center"/>
-              <w:pBdr>
-                <w:bottom w:val="none" w:sz="0" w:space="0" w:color="000000"/>
-                <w:top w:val="none" w:sz="0" w:space="0" w:color="000000"/>
-                <w:left w:val="none" w:sz="0" w:space="0" w:color="000000"/>
-                <w:right w:val="none" w:sz="0" w:space="0" w:color="000000"/>
-              </w:pBdr>
-              <w:spacing w:after="100" w:before="100" w:line="240"/>
-              <w:ind w:left="100" w:right="100" w:firstLine="0" w:firstLineChars="0"/>
-              <w:rPr>
-                <w:rFonts w:ascii="Helvetica" w:hAnsi="Helvetica" w:eastAsia="Helvetica" w:cs="Helvetica"/>
-                <w:i w:val="false"/>
-                <w:b w:val="false"/>
-                <w:u w:val="none"/>
-                <w:sz w:val="22"/>
-                <w:szCs w:val="22"/>
-                <w:color w:val="000000"/>
-              </w:rPr>
-            </w:pPr>
-            <w:r>
-              <w:rPr>
-                <w:rFonts w:ascii="Helvetica" w:hAnsi="Helvetica" w:eastAsia="Helvetica" w:cs="Helvetica"/>
-                <w:i w:val="false"/>
-                <w:b w:val="false"/>
-                <w:u w:val="none"/>
-                <w:sz w:val="22"/>
-                <w:szCs w:val="22"/>
-                <w:color w:val="000000"/>
-              </w:rPr>
-              <w:t xml:space="preserve">0.156</w:t>
+              <w:t xml:space="preserve">1.55</w:t>
+            </w:r>
+          </w:p>
+        </w:tc>
+        <w:tc>
+          <w:tcPr>
+            <w:tcBorders>
+              <w:bottom w:val="none" w:sz="0" w:space="0" w:color="000000"/>
+              <w:top w:val="none" w:sz="0" w:space="0" w:color="000000"/>
+              <w:left w:val="none" w:sz="0" w:space="0" w:color="000000"/>
+              <w:right w:val="none" w:sz="0" w:space="0" w:color="000000"/>
+            </w:tcBorders>
+            <w:shd w:val="clear" w:color="auto" w:fill="FFFFFF"/>
+            <w:tcMar>
+              <w:top w:w="0" w:type="dxa"/>
+              <w:bottom w:w="0" w:type="dxa"/>
+              <w:left w:w="0" w:type="dxa"/>
+              <w:right w:w="0" w:type="dxa"/>
+            </w:tcMar>
+            <w:vAlign w:val="top"/>
+          </w:tcPr>
+          <w:p>
+            <w:pPr>
+              <w:pStyle w:val="Normal"/>
+              <w:jc w:val="center"/>
+              <w:pBdr>
+                <w:bottom w:val="none" w:sz="0" w:space="0" w:color="000000"/>
+                <w:top w:val="none" w:sz="0" w:space="0" w:color="000000"/>
+                <w:left w:val="none" w:sz="0" w:space="0" w:color="000000"/>
+                <w:right w:val="none" w:sz="0" w:space="0" w:color="000000"/>
+              </w:pBdr>
+              <w:spacing w:after="100" w:before="100" w:line="240"/>
+              <w:ind w:left="100" w:right="100" w:firstLine="0" w:firstLineChars="0"/>
+              <w:rPr>
+                <w:rFonts w:ascii="Helvetica" w:hAnsi="Helvetica" w:eastAsia="Helvetica" w:cs="Helvetica"/>
+                <w:i w:val="false"/>
+                <w:b w:val="false"/>
+                <w:u w:val="none"/>
+                <w:sz w:val="22"/>
+                <w:szCs w:val="22"/>
+                <w:color w:val="000000"/>
+              </w:rPr>
+            </w:pPr>
+            <w:r>
+              <w:rPr>
+                <w:rFonts w:ascii="Helvetica" w:hAnsi="Helvetica" w:eastAsia="Helvetica" w:cs="Helvetica"/>
+                <w:i w:val="false"/>
+                <w:b w:val="false"/>
+                <w:u w:val="none"/>
+                <w:sz w:val="22"/>
+                <w:szCs w:val="22"/>
+                <w:color w:val="000000"/>
+              </w:rPr>
+              <w:t xml:space="preserve">0.83, 2.87</w:t>
+            </w:r>
+          </w:p>
+        </w:tc>
+        <w:tc>
+          <w:tcPr>
+            <w:tcBorders>
+              <w:bottom w:val="none" w:sz="0" w:space="0" w:color="000000"/>
+              <w:top w:val="none" w:sz="0" w:space="0" w:color="000000"/>
+              <w:left w:val="none" w:sz="0" w:space="0" w:color="000000"/>
+              <w:right w:val="none" w:sz="0" w:space="0" w:color="000000"/>
+            </w:tcBorders>
+            <w:shd w:val="clear" w:color="auto" w:fill="FFFFFF"/>
+            <w:tcMar>
+              <w:top w:w="0" w:type="dxa"/>
+              <w:bottom w:w="0" w:type="dxa"/>
+              <w:left w:w="0" w:type="dxa"/>
+              <w:right w:w="0" w:type="dxa"/>
+            </w:tcMar>
+            <w:vAlign w:val="top"/>
+          </w:tcPr>
+          <w:p>
+            <w:pPr>
+              <w:pStyle w:val="Normal"/>
+              <w:jc w:val="center"/>
+              <w:pBdr>
+                <w:bottom w:val="none" w:sz="0" w:space="0" w:color="000000"/>
+                <w:top w:val="none" w:sz="0" w:space="0" w:color="000000"/>
+                <w:left w:val="none" w:sz="0" w:space="0" w:color="000000"/>
+                <w:right w:val="none" w:sz="0" w:space="0" w:color="000000"/>
+              </w:pBdr>
+              <w:spacing w:after="100" w:before="100" w:line="240"/>
+              <w:ind w:left="100" w:right="100" w:firstLine="0" w:firstLineChars="0"/>
+              <w:rPr>
+                <w:rFonts w:ascii="Helvetica" w:hAnsi="Helvetica" w:eastAsia="Helvetica" w:cs="Helvetica"/>
+                <w:i w:val="false"/>
+                <w:b w:val="false"/>
+                <w:u w:val="none"/>
+                <w:sz w:val="22"/>
+                <w:szCs w:val="22"/>
+                <w:color w:val="000000"/>
+              </w:rPr>
+            </w:pPr>
+            <w:r>
+              <w:rPr>
+                <w:rFonts w:ascii="Helvetica" w:hAnsi="Helvetica" w:eastAsia="Helvetica" w:cs="Helvetica"/>
+                <w:i w:val="false"/>
+                <w:b w:val="false"/>
+                <w:u w:val="none"/>
+                <w:sz w:val="22"/>
+                <w:szCs w:val="22"/>
+                <w:color w:val="000000"/>
+              </w:rPr>
+              <w:t xml:space="preserve">0.166</w:t>
             </w:r>
           </w:p>
         </w:tc>
@@ -3088,60 +3088,60 @@
                 <w:szCs w:val="22"/>
                 <w:color w:val="000000"/>
               </w:rPr>
-              <w:t xml:space="preserve">0.65, 2.95</w:t>
-            </w:r>
-          </w:p>
-        </w:tc>
-        <w:tc>
-          <w:tcPr>
-            <w:tcBorders>
-              <w:bottom w:val="none" w:sz="0" w:space="0" w:color="000000"/>
-              <w:top w:val="none" w:sz="0" w:space="0" w:color="000000"/>
-              <w:left w:val="none" w:sz="0" w:space="0" w:color="000000"/>
-              <w:right w:val="none" w:sz="0" w:space="0" w:color="000000"/>
-            </w:tcBorders>
-            <w:shd w:val="clear" w:color="auto" w:fill="FFFFFF"/>
-            <w:tcMar>
-              <w:top w:w="0" w:type="dxa"/>
-              <w:bottom w:w="0" w:type="dxa"/>
-              <w:left w:w="0" w:type="dxa"/>
-              <w:right w:w="0" w:type="dxa"/>
-            </w:tcMar>
-            <w:vAlign w:val="top"/>
-          </w:tcPr>
-          <w:p>
-            <w:pPr>
-              <w:pStyle w:val="Normal"/>
-              <w:jc w:val="center"/>
-              <w:pBdr>
-                <w:bottom w:val="none" w:sz="0" w:space="0" w:color="000000"/>
-                <w:top w:val="none" w:sz="0" w:space="0" w:color="000000"/>
-                <w:left w:val="none" w:sz="0" w:space="0" w:color="000000"/>
-                <w:right w:val="none" w:sz="0" w:space="0" w:color="000000"/>
-              </w:pBdr>
-              <w:spacing w:after="100" w:before="100" w:line="240"/>
-              <w:ind w:left="100" w:right="100" w:firstLine="0" w:firstLineChars="0"/>
-              <w:rPr>
-                <w:rFonts w:ascii="Helvetica" w:hAnsi="Helvetica" w:eastAsia="Helvetica" w:cs="Helvetica"/>
-                <w:i w:val="false"/>
-                <w:b w:val="false"/>
-                <w:u w:val="none"/>
-                <w:sz w:val="22"/>
-                <w:szCs w:val="22"/>
-                <w:color w:val="000000"/>
-              </w:rPr>
-            </w:pPr>
-            <w:r>
-              <w:rPr>
-                <w:rFonts w:ascii="Helvetica" w:hAnsi="Helvetica" w:eastAsia="Helvetica" w:cs="Helvetica"/>
-                <w:i w:val="false"/>
-                <w:b w:val="false"/>
-                <w:u w:val="none"/>
-                <w:sz w:val="22"/>
-                <w:szCs w:val="22"/>
-                <w:color w:val="000000"/>
-              </w:rPr>
-              <w:t xml:space="preserve">0.401</w:t>
+              <w:t xml:space="preserve">0.65, 2.94</w:t>
+            </w:r>
+          </w:p>
+        </w:tc>
+        <w:tc>
+          <w:tcPr>
+            <w:tcBorders>
+              <w:bottom w:val="none" w:sz="0" w:space="0" w:color="000000"/>
+              <w:top w:val="none" w:sz="0" w:space="0" w:color="000000"/>
+              <w:left w:val="none" w:sz="0" w:space="0" w:color="000000"/>
+              <w:right w:val="none" w:sz="0" w:space="0" w:color="000000"/>
+            </w:tcBorders>
+            <w:shd w:val="clear" w:color="auto" w:fill="FFFFFF"/>
+            <w:tcMar>
+              <w:top w:w="0" w:type="dxa"/>
+              <w:bottom w:w="0" w:type="dxa"/>
+              <w:left w:w="0" w:type="dxa"/>
+              <w:right w:w="0" w:type="dxa"/>
+            </w:tcMar>
+            <w:vAlign w:val="top"/>
+          </w:tcPr>
+          <w:p>
+            <w:pPr>
+              <w:pStyle w:val="Normal"/>
+              <w:jc w:val="center"/>
+              <w:pBdr>
+                <w:bottom w:val="none" w:sz="0" w:space="0" w:color="000000"/>
+                <w:top w:val="none" w:sz="0" w:space="0" w:color="000000"/>
+                <w:left w:val="none" w:sz="0" w:space="0" w:color="000000"/>
+                <w:right w:val="none" w:sz="0" w:space="0" w:color="000000"/>
+              </w:pBdr>
+              <w:spacing w:after="100" w:before="100" w:line="240"/>
+              <w:ind w:left="100" w:right="100" w:firstLine="0" w:firstLineChars="0"/>
+              <w:rPr>
+                <w:rFonts w:ascii="Helvetica" w:hAnsi="Helvetica" w:eastAsia="Helvetica" w:cs="Helvetica"/>
+                <w:i w:val="false"/>
+                <w:b w:val="false"/>
+                <w:u w:val="none"/>
+                <w:sz w:val="22"/>
+                <w:szCs w:val="22"/>
+                <w:color w:val="000000"/>
+              </w:rPr>
+            </w:pPr>
+            <w:r>
+              <w:rPr>
+                <w:rFonts w:ascii="Helvetica" w:hAnsi="Helvetica" w:eastAsia="Helvetica" w:cs="Helvetica"/>
+                <w:i w:val="false"/>
+                <w:b w:val="false"/>
+                <w:u w:val="none"/>
+                <w:sz w:val="22"/>
+                <w:szCs w:val="22"/>
+                <w:color w:val="000000"/>
+              </w:rPr>
+              <w:t xml:space="preserve">0.405</w:t>
             </w:r>
           </w:p>
         </w:tc>
@@ -3624,7 +3624,7 @@
                 <w:szCs w:val="22"/>
                 <w:color w:val="000000"/>
               </w:rPr>
-              <w:t xml:space="preserve">0.679</w:t>
+              <w:t xml:space="preserve">0.677</w:t>
             </w:r>
           </w:p>
         </w:tc>
@@ -4755,60 +4755,60 @@
                 <w:szCs w:val="22"/>
                 <w:color w:val="000000"/>
               </w:rPr>
-              <w:t xml:space="preserve">4.79</w:t>
-            </w:r>
-          </w:p>
-        </w:tc>
-        <w:tc>
-          <w:tcPr>
-            <w:tcBorders>
-              <w:bottom w:val="none" w:sz="0" w:space="0" w:color="000000"/>
-              <w:top w:val="none" w:sz="0" w:space="0" w:color="000000"/>
-              <w:left w:val="none" w:sz="0" w:space="0" w:color="000000"/>
-              <w:right w:val="none" w:sz="0" w:space="0" w:color="000000"/>
-            </w:tcBorders>
-            <w:shd w:val="clear" w:color="auto" w:fill="FFFFFF"/>
-            <w:tcMar>
-              <w:top w:w="0" w:type="dxa"/>
-              <w:bottom w:w="0" w:type="dxa"/>
-              <w:left w:w="0" w:type="dxa"/>
-              <w:right w:w="0" w:type="dxa"/>
-            </w:tcMar>
-            <w:vAlign w:val="top"/>
-          </w:tcPr>
-          <w:p>
-            <w:pPr>
-              <w:pStyle w:val="Normal"/>
-              <w:jc w:val="center"/>
-              <w:pBdr>
-                <w:bottom w:val="none" w:sz="0" w:space="0" w:color="000000"/>
-                <w:top w:val="none" w:sz="0" w:space="0" w:color="000000"/>
-                <w:left w:val="none" w:sz="0" w:space="0" w:color="000000"/>
-                <w:right w:val="none" w:sz="0" w:space="0" w:color="000000"/>
-              </w:pBdr>
-              <w:spacing w:after="100" w:before="100" w:line="240"/>
-              <w:ind w:left="100" w:right="100" w:firstLine="0" w:firstLineChars="0"/>
-              <w:rPr>
-                <w:rFonts w:ascii="Helvetica" w:hAnsi="Helvetica" w:eastAsia="Helvetica" w:cs="Helvetica"/>
-                <w:i w:val="false"/>
-                <w:b w:val="false"/>
-                <w:u w:val="none"/>
-                <w:sz w:val="22"/>
-                <w:szCs w:val="22"/>
-                <w:color w:val="000000"/>
-              </w:rPr>
-            </w:pPr>
-            <w:r>
-              <w:rPr>
-                <w:rFonts w:ascii="Helvetica" w:hAnsi="Helvetica" w:eastAsia="Helvetica" w:cs="Helvetica"/>
-                <w:i w:val="false"/>
-                <w:b w:val="false"/>
-                <w:u w:val="none"/>
-                <w:sz w:val="22"/>
-                <w:szCs w:val="22"/>
-                <w:color w:val="000000"/>
-              </w:rPr>
-              <w:t xml:space="preserve">2.21, 10.4</w:t>
+              <w:t xml:space="preserve">4.81</w:t>
+            </w:r>
+          </w:p>
+        </w:tc>
+        <w:tc>
+          <w:tcPr>
+            <w:tcBorders>
+              <w:bottom w:val="none" w:sz="0" w:space="0" w:color="000000"/>
+              <w:top w:val="none" w:sz="0" w:space="0" w:color="000000"/>
+              <w:left w:val="none" w:sz="0" w:space="0" w:color="000000"/>
+              <w:right w:val="none" w:sz="0" w:space="0" w:color="000000"/>
+            </w:tcBorders>
+            <w:shd w:val="clear" w:color="auto" w:fill="FFFFFF"/>
+            <w:tcMar>
+              <w:top w:w="0" w:type="dxa"/>
+              <w:bottom w:w="0" w:type="dxa"/>
+              <w:left w:w="0" w:type="dxa"/>
+              <w:right w:w="0" w:type="dxa"/>
+            </w:tcMar>
+            <w:vAlign w:val="top"/>
+          </w:tcPr>
+          <w:p>
+            <w:pPr>
+              <w:pStyle w:val="Normal"/>
+              <w:jc w:val="center"/>
+              <w:pBdr>
+                <w:bottom w:val="none" w:sz="0" w:space="0" w:color="000000"/>
+                <w:top w:val="none" w:sz="0" w:space="0" w:color="000000"/>
+                <w:left w:val="none" w:sz="0" w:space="0" w:color="000000"/>
+                <w:right w:val="none" w:sz="0" w:space="0" w:color="000000"/>
+              </w:pBdr>
+              <w:spacing w:after="100" w:before="100" w:line="240"/>
+              <w:ind w:left="100" w:right="100" w:firstLine="0" w:firstLineChars="0"/>
+              <w:rPr>
+                <w:rFonts w:ascii="Helvetica" w:hAnsi="Helvetica" w:eastAsia="Helvetica" w:cs="Helvetica"/>
+                <w:i w:val="false"/>
+                <w:b w:val="false"/>
+                <w:u w:val="none"/>
+                <w:sz w:val="22"/>
+                <w:szCs w:val="22"/>
+                <w:color w:val="000000"/>
+              </w:rPr>
+            </w:pPr>
+            <w:r>
+              <w:rPr>
+                <w:rFonts w:ascii="Helvetica" w:hAnsi="Helvetica" w:eastAsia="Helvetica" w:cs="Helvetica"/>
+                <w:i w:val="false"/>
+                <w:b w:val="false"/>
+                <w:u w:val="none"/>
+                <w:sz w:val="22"/>
+                <w:szCs w:val="22"/>
+                <w:color w:val="000000"/>
+              </w:rPr>
+              <w:t xml:space="preserve">2.22, 10.4</w:t>
             </w:r>
           </w:p>
         </w:tc>
@@ -4967,113 +4967,113 @@
                 <w:szCs w:val="22"/>
                 <w:color w:val="000000"/>
               </w:rPr>
-              <w:t xml:space="preserve">1.45</w:t>
-            </w:r>
-          </w:p>
-        </w:tc>
-        <w:tc>
-          <w:tcPr>
-            <w:tcBorders>
-              <w:bottom w:val="none" w:sz="0" w:space="0" w:color="000000"/>
-              <w:top w:val="none" w:sz="0" w:space="0" w:color="000000"/>
-              <w:left w:val="none" w:sz="0" w:space="0" w:color="000000"/>
-              <w:right w:val="none" w:sz="0" w:space="0" w:color="000000"/>
-            </w:tcBorders>
-            <w:shd w:val="clear" w:color="auto" w:fill="FFFFFF"/>
-            <w:tcMar>
-              <w:top w:w="0" w:type="dxa"/>
-              <w:bottom w:w="0" w:type="dxa"/>
-              <w:left w:w="0" w:type="dxa"/>
-              <w:right w:w="0" w:type="dxa"/>
-            </w:tcMar>
-            <w:vAlign w:val="top"/>
-          </w:tcPr>
-          <w:p>
-            <w:pPr>
-              <w:pStyle w:val="Normal"/>
-              <w:jc w:val="center"/>
-              <w:pBdr>
-                <w:bottom w:val="none" w:sz="0" w:space="0" w:color="000000"/>
-                <w:top w:val="none" w:sz="0" w:space="0" w:color="000000"/>
-                <w:left w:val="none" w:sz="0" w:space="0" w:color="000000"/>
-                <w:right w:val="none" w:sz="0" w:space="0" w:color="000000"/>
-              </w:pBdr>
-              <w:spacing w:after="100" w:before="100" w:line="240"/>
-              <w:ind w:left="100" w:right="100" w:firstLine="0" w:firstLineChars="0"/>
-              <w:rPr>
-                <w:rFonts w:ascii="Helvetica" w:hAnsi="Helvetica" w:eastAsia="Helvetica" w:cs="Helvetica"/>
-                <w:i w:val="false"/>
-                <w:b w:val="false"/>
-                <w:u w:val="none"/>
-                <w:sz w:val="22"/>
-                <w:szCs w:val="22"/>
-                <w:color w:val="000000"/>
-              </w:rPr>
-            </w:pPr>
-            <w:r>
-              <w:rPr>
-                <w:rFonts w:ascii="Helvetica" w:hAnsi="Helvetica" w:eastAsia="Helvetica" w:cs="Helvetica"/>
-                <w:i w:val="false"/>
-                <w:b w:val="false"/>
-                <w:u w:val="none"/>
-                <w:sz w:val="22"/>
-                <w:szCs w:val="22"/>
-                <w:color w:val="000000"/>
-              </w:rPr>
-              <w:t xml:space="preserve">0.58, 3.65</w:t>
-            </w:r>
-          </w:p>
-        </w:tc>
-        <w:tc>
-          <w:tcPr>
-            <w:tcBorders>
-              <w:bottom w:val="none" w:sz="0" w:space="0" w:color="000000"/>
-              <w:top w:val="none" w:sz="0" w:space="0" w:color="000000"/>
-              <w:left w:val="none" w:sz="0" w:space="0" w:color="000000"/>
-              <w:right w:val="none" w:sz="0" w:space="0" w:color="000000"/>
-            </w:tcBorders>
-            <w:shd w:val="clear" w:color="auto" w:fill="FFFFFF"/>
-            <w:tcMar>
-              <w:top w:w="0" w:type="dxa"/>
-              <w:bottom w:w="0" w:type="dxa"/>
-              <w:left w:w="0" w:type="dxa"/>
-              <w:right w:w="0" w:type="dxa"/>
-            </w:tcMar>
-            <w:vAlign w:val="top"/>
-          </w:tcPr>
-          <w:p>
-            <w:pPr>
-              <w:pStyle w:val="Normal"/>
-              <w:jc w:val="center"/>
-              <w:pBdr>
-                <w:bottom w:val="none" w:sz="0" w:space="0" w:color="000000"/>
-                <w:top w:val="none" w:sz="0" w:space="0" w:color="000000"/>
-                <w:left w:val="none" w:sz="0" w:space="0" w:color="000000"/>
-                <w:right w:val="none" w:sz="0" w:space="0" w:color="000000"/>
-              </w:pBdr>
-              <w:spacing w:after="100" w:before="100" w:line="240"/>
-              <w:ind w:left="100" w:right="100" w:firstLine="0" w:firstLineChars="0"/>
-              <w:rPr>
-                <w:rFonts w:ascii="Helvetica" w:hAnsi="Helvetica" w:eastAsia="Helvetica" w:cs="Helvetica"/>
-                <w:i w:val="false"/>
-                <w:b w:val="false"/>
-                <w:u w:val="none"/>
-                <w:sz w:val="22"/>
-                <w:szCs w:val="22"/>
-                <w:color w:val="000000"/>
-              </w:rPr>
-            </w:pPr>
-            <w:r>
-              <w:rPr>
-                <w:rFonts w:ascii="Helvetica" w:hAnsi="Helvetica" w:eastAsia="Helvetica" w:cs="Helvetica"/>
-                <w:i w:val="false"/>
-                <w:b w:val="false"/>
-                <w:u w:val="none"/>
-                <w:sz w:val="22"/>
-                <w:szCs w:val="22"/>
-                <w:color w:val="000000"/>
-              </w:rPr>
-              <w:t xml:space="preserve">0.429</w:t>
+              <w:t xml:space="preserve">1.44</w:t>
+            </w:r>
+          </w:p>
+        </w:tc>
+        <w:tc>
+          <w:tcPr>
+            <w:tcBorders>
+              <w:bottom w:val="none" w:sz="0" w:space="0" w:color="000000"/>
+              <w:top w:val="none" w:sz="0" w:space="0" w:color="000000"/>
+              <w:left w:val="none" w:sz="0" w:space="0" w:color="000000"/>
+              <w:right w:val="none" w:sz="0" w:space="0" w:color="000000"/>
+            </w:tcBorders>
+            <w:shd w:val="clear" w:color="auto" w:fill="FFFFFF"/>
+            <w:tcMar>
+              <w:top w:w="0" w:type="dxa"/>
+              <w:bottom w:w="0" w:type="dxa"/>
+              <w:left w:w="0" w:type="dxa"/>
+              <w:right w:w="0" w:type="dxa"/>
+            </w:tcMar>
+            <w:vAlign w:val="top"/>
+          </w:tcPr>
+          <w:p>
+            <w:pPr>
+              <w:pStyle w:val="Normal"/>
+              <w:jc w:val="center"/>
+              <w:pBdr>
+                <w:bottom w:val="none" w:sz="0" w:space="0" w:color="000000"/>
+                <w:top w:val="none" w:sz="0" w:space="0" w:color="000000"/>
+                <w:left w:val="none" w:sz="0" w:space="0" w:color="000000"/>
+                <w:right w:val="none" w:sz="0" w:space="0" w:color="000000"/>
+              </w:pBdr>
+              <w:spacing w:after="100" w:before="100" w:line="240"/>
+              <w:ind w:left="100" w:right="100" w:firstLine="0" w:firstLineChars="0"/>
+              <w:rPr>
+                <w:rFonts w:ascii="Helvetica" w:hAnsi="Helvetica" w:eastAsia="Helvetica" w:cs="Helvetica"/>
+                <w:i w:val="false"/>
+                <w:b w:val="false"/>
+                <w:u w:val="none"/>
+                <w:sz w:val="22"/>
+                <w:szCs w:val="22"/>
+                <w:color w:val="000000"/>
+              </w:rPr>
+            </w:pPr>
+            <w:r>
+              <w:rPr>
+                <w:rFonts w:ascii="Helvetica" w:hAnsi="Helvetica" w:eastAsia="Helvetica" w:cs="Helvetica"/>
+                <w:i w:val="false"/>
+                <w:b w:val="false"/>
+                <w:u w:val="none"/>
+                <w:sz w:val="22"/>
+                <w:szCs w:val="22"/>
+                <w:color w:val="000000"/>
+              </w:rPr>
+              <w:t xml:space="preserve">0.57, 3.63</w:t>
+            </w:r>
+          </w:p>
+        </w:tc>
+        <w:tc>
+          <w:tcPr>
+            <w:tcBorders>
+              <w:bottom w:val="none" w:sz="0" w:space="0" w:color="000000"/>
+              <w:top w:val="none" w:sz="0" w:space="0" w:color="000000"/>
+              <w:left w:val="none" w:sz="0" w:space="0" w:color="000000"/>
+              <w:right w:val="none" w:sz="0" w:space="0" w:color="000000"/>
+            </w:tcBorders>
+            <w:shd w:val="clear" w:color="auto" w:fill="FFFFFF"/>
+            <w:tcMar>
+              <w:top w:w="0" w:type="dxa"/>
+              <w:bottom w:w="0" w:type="dxa"/>
+              <w:left w:w="0" w:type="dxa"/>
+              <w:right w:w="0" w:type="dxa"/>
+            </w:tcMar>
+            <w:vAlign w:val="top"/>
+          </w:tcPr>
+          <w:p>
+            <w:pPr>
+              <w:pStyle w:val="Normal"/>
+              <w:jc w:val="center"/>
+              <w:pBdr>
+                <w:bottom w:val="none" w:sz="0" w:space="0" w:color="000000"/>
+                <w:top w:val="none" w:sz="0" w:space="0" w:color="000000"/>
+                <w:left w:val="none" w:sz="0" w:space="0" w:color="000000"/>
+                <w:right w:val="none" w:sz="0" w:space="0" w:color="000000"/>
+              </w:pBdr>
+              <w:spacing w:after="100" w:before="100" w:line="240"/>
+              <w:ind w:left="100" w:right="100" w:firstLine="0" w:firstLineChars="0"/>
+              <w:rPr>
+                <w:rFonts w:ascii="Helvetica" w:hAnsi="Helvetica" w:eastAsia="Helvetica" w:cs="Helvetica"/>
+                <w:i w:val="false"/>
+                <w:b w:val="false"/>
+                <w:u w:val="none"/>
+                <w:sz w:val="22"/>
+                <w:szCs w:val="22"/>
+                <w:color w:val="000000"/>
+              </w:rPr>
+            </w:pPr>
+            <w:r>
+              <w:rPr>
+                <w:rFonts w:ascii="Helvetica" w:hAnsi="Helvetica" w:eastAsia="Helvetica" w:cs="Helvetica"/>
+                <w:i w:val="false"/>
+                <w:b w:val="false"/>
+                <w:u w:val="none"/>
+                <w:sz w:val="22"/>
+                <w:szCs w:val="22"/>
+                <w:color w:val="000000"/>
+              </w:rPr>
+              <w:t xml:space="preserve">0.437</w:t>
             </w:r>
           </w:p>
         </w:tc>
@@ -6257,60 +6257,60 @@
                 <w:szCs w:val="22"/>
                 <w:color w:val="000000"/>
               </w:rPr>
-              <w:t xml:space="preserve">0.12, 2.38</w:t>
-            </w:r>
-          </w:p>
-        </w:tc>
-        <w:tc>
-          <w:tcPr>
-            <w:tcBorders>
-              <w:bottom w:val="none" w:sz="0" w:space="0" w:color="000000"/>
-              <w:top w:val="none" w:sz="0" w:space="0" w:color="000000"/>
-              <w:left w:val="none" w:sz="0" w:space="0" w:color="000000"/>
-              <w:right w:val="none" w:sz="0" w:space="0" w:color="000000"/>
-            </w:tcBorders>
-            <w:shd w:val="clear" w:color="auto" w:fill="FFFFFF"/>
-            <w:tcMar>
-              <w:top w:w="0" w:type="dxa"/>
-              <w:bottom w:w="0" w:type="dxa"/>
-              <w:left w:w="0" w:type="dxa"/>
-              <w:right w:w="0" w:type="dxa"/>
-            </w:tcMar>
-            <w:vAlign w:val="top"/>
-          </w:tcPr>
-          <w:p>
-            <w:pPr>
-              <w:pStyle w:val="Normal"/>
-              <w:jc w:val="center"/>
-              <w:pBdr>
-                <w:bottom w:val="none" w:sz="0" w:space="0" w:color="000000"/>
-                <w:top w:val="none" w:sz="0" w:space="0" w:color="000000"/>
-                <w:left w:val="none" w:sz="0" w:space="0" w:color="000000"/>
-                <w:right w:val="none" w:sz="0" w:space="0" w:color="000000"/>
-              </w:pBdr>
-              <w:spacing w:after="100" w:before="100" w:line="240"/>
-              <w:ind w:left="100" w:right="100" w:firstLine="0" w:firstLineChars="0"/>
-              <w:rPr>
-                <w:rFonts w:ascii="Helvetica" w:hAnsi="Helvetica" w:eastAsia="Helvetica" w:cs="Helvetica"/>
-                <w:i w:val="false"/>
-                <w:b w:val="false"/>
-                <w:u w:val="none"/>
-                <w:sz w:val="22"/>
-                <w:szCs w:val="22"/>
-                <w:color w:val="000000"/>
-              </w:rPr>
-            </w:pPr>
-            <w:r>
-              <w:rPr>
-                <w:rFonts w:ascii="Helvetica" w:hAnsi="Helvetica" w:eastAsia="Helvetica" w:cs="Helvetica"/>
-                <w:i w:val="false"/>
-                <w:b w:val="false"/>
-                <w:u w:val="none"/>
-                <w:sz w:val="22"/>
-                <w:szCs w:val="22"/>
-                <w:color w:val="000000"/>
-              </w:rPr>
-              <w:t xml:space="preserve">0.414</w:t>
+              <w:t xml:space="preserve">0.12, 2.39</w:t>
+            </w:r>
+          </w:p>
+        </w:tc>
+        <w:tc>
+          <w:tcPr>
+            <w:tcBorders>
+              <w:bottom w:val="none" w:sz="0" w:space="0" w:color="000000"/>
+              <w:top w:val="none" w:sz="0" w:space="0" w:color="000000"/>
+              <w:left w:val="none" w:sz="0" w:space="0" w:color="000000"/>
+              <w:right w:val="none" w:sz="0" w:space="0" w:color="000000"/>
+            </w:tcBorders>
+            <w:shd w:val="clear" w:color="auto" w:fill="FFFFFF"/>
+            <w:tcMar>
+              <w:top w:w="0" w:type="dxa"/>
+              <w:bottom w:w="0" w:type="dxa"/>
+              <w:left w:w="0" w:type="dxa"/>
+              <w:right w:w="0" w:type="dxa"/>
+            </w:tcMar>
+            <w:vAlign w:val="top"/>
+          </w:tcPr>
+          <w:p>
+            <w:pPr>
+              <w:pStyle w:val="Normal"/>
+              <w:jc w:val="center"/>
+              <w:pBdr>
+                <w:bottom w:val="none" w:sz="0" w:space="0" w:color="000000"/>
+                <w:top w:val="none" w:sz="0" w:space="0" w:color="000000"/>
+                <w:left w:val="none" w:sz="0" w:space="0" w:color="000000"/>
+                <w:right w:val="none" w:sz="0" w:space="0" w:color="000000"/>
+              </w:pBdr>
+              <w:spacing w:after="100" w:before="100" w:line="240"/>
+              <w:ind w:left="100" w:right="100" w:firstLine="0" w:firstLineChars="0"/>
+              <w:rPr>
+                <w:rFonts w:ascii="Helvetica" w:hAnsi="Helvetica" w:eastAsia="Helvetica" w:cs="Helvetica"/>
+                <w:i w:val="false"/>
+                <w:b w:val="false"/>
+                <w:u w:val="none"/>
+                <w:sz w:val="22"/>
+                <w:szCs w:val="22"/>
+                <w:color w:val="000000"/>
+              </w:rPr>
+            </w:pPr>
+            <w:r>
+              <w:rPr>
+                <w:rFonts w:ascii="Helvetica" w:hAnsi="Helvetica" w:eastAsia="Helvetica" w:cs="Helvetica"/>
+                <w:i w:val="false"/>
+                <w:b w:val="false"/>
+                <w:u w:val="none"/>
+                <w:sz w:val="22"/>
+                <w:szCs w:val="22"/>
+                <w:color w:val="000000"/>
+              </w:rPr>
+              <w:t xml:space="preserve">0.416</w:t>
             </w:r>
           </w:p>
         </w:tc>
@@ -6469,7 +6469,7 @@
                 <w:szCs w:val="22"/>
                 <w:color w:val="000000"/>
               </w:rPr>
-              <w:t xml:space="preserve">0.30, 14.2</w:t>
+              <w:t xml:space="preserve">0.30, 14.3</w:t>
             </w:r>
           </w:p>
         </w:tc>
@@ -6740,60 +6740,60 @@
                 <w:szCs w:val="22"/>
                 <w:color w:val="000000"/>
               </w:rPr>
-              <w:t xml:space="preserve">0.70, 4.38</w:t>
-            </w:r>
-          </w:p>
-        </w:tc>
-        <w:tc>
-          <w:tcPr>
-            <w:tcBorders>
-              <w:bottom w:val="none" w:sz="0" w:space="0" w:color="000000"/>
-              <w:top w:val="none" w:sz="0" w:space="0" w:color="000000"/>
-              <w:left w:val="none" w:sz="0" w:space="0" w:color="000000"/>
-              <w:right w:val="none" w:sz="0" w:space="0" w:color="000000"/>
-            </w:tcBorders>
-            <w:shd w:val="clear" w:color="auto" w:fill="FFFFFF"/>
-            <w:tcMar>
-              <w:top w:w="0" w:type="dxa"/>
-              <w:bottom w:w="0" w:type="dxa"/>
-              <w:left w:w="0" w:type="dxa"/>
-              <w:right w:w="0" w:type="dxa"/>
-            </w:tcMar>
-            <w:vAlign w:val="top"/>
-          </w:tcPr>
-          <w:p>
-            <w:pPr>
-              <w:pStyle w:val="Normal"/>
-              <w:jc w:val="center"/>
-              <w:pBdr>
-                <w:bottom w:val="none" w:sz="0" w:space="0" w:color="000000"/>
-                <w:top w:val="none" w:sz="0" w:space="0" w:color="000000"/>
-                <w:left w:val="none" w:sz="0" w:space="0" w:color="000000"/>
-                <w:right w:val="none" w:sz="0" w:space="0" w:color="000000"/>
-              </w:pBdr>
-              <w:spacing w:after="100" w:before="100" w:line="240"/>
-              <w:ind w:left="100" w:right="100" w:firstLine="0" w:firstLineChars="0"/>
-              <w:rPr>
-                <w:rFonts w:ascii="Helvetica" w:hAnsi="Helvetica" w:eastAsia="Helvetica" w:cs="Helvetica"/>
-                <w:i w:val="false"/>
-                <w:b w:val="false"/>
-                <w:u w:val="none"/>
-                <w:sz w:val="22"/>
-                <w:szCs w:val="22"/>
-                <w:color w:val="000000"/>
-              </w:rPr>
-            </w:pPr>
-            <w:r>
-              <w:rPr>
-                <w:rFonts w:ascii="Helvetica" w:hAnsi="Helvetica" w:eastAsia="Helvetica" w:cs="Helvetica"/>
-                <w:i w:val="false"/>
-                <w:b w:val="false"/>
-                <w:u w:val="none"/>
-                <w:sz w:val="22"/>
-                <w:szCs w:val="22"/>
-                <w:color w:val="000000"/>
-              </w:rPr>
-              <w:t xml:space="preserve">0.235</w:t>
+              <w:t xml:space="preserve">0.70, 4.39</w:t>
+            </w:r>
+          </w:p>
+        </w:tc>
+        <w:tc>
+          <w:tcPr>
+            <w:tcBorders>
+              <w:bottom w:val="none" w:sz="0" w:space="0" w:color="000000"/>
+              <w:top w:val="none" w:sz="0" w:space="0" w:color="000000"/>
+              <w:left w:val="none" w:sz="0" w:space="0" w:color="000000"/>
+              <w:right w:val="none" w:sz="0" w:space="0" w:color="000000"/>
+            </w:tcBorders>
+            <w:shd w:val="clear" w:color="auto" w:fill="FFFFFF"/>
+            <w:tcMar>
+              <w:top w:w="0" w:type="dxa"/>
+              <w:bottom w:w="0" w:type="dxa"/>
+              <w:left w:w="0" w:type="dxa"/>
+              <w:right w:w="0" w:type="dxa"/>
+            </w:tcMar>
+            <w:vAlign w:val="top"/>
+          </w:tcPr>
+          <w:p>
+            <w:pPr>
+              <w:pStyle w:val="Normal"/>
+              <w:jc w:val="center"/>
+              <w:pBdr>
+                <w:bottom w:val="none" w:sz="0" w:space="0" w:color="000000"/>
+                <w:top w:val="none" w:sz="0" w:space="0" w:color="000000"/>
+                <w:left w:val="none" w:sz="0" w:space="0" w:color="000000"/>
+                <w:right w:val="none" w:sz="0" w:space="0" w:color="000000"/>
+              </w:pBdr>
+              <w:spacing w:after="100" w:before="100" w:line="240"/>
+              <w:ind w:left="100" w:right="100" w:firstLine="0" w:firstLineChars="0"/>
+              <w:rPr>
+                <w:rFonts w:ascii="Helvetica" w:hAnsi="Helvetica" w:eastAsia="Helvetica" w:cs="Helvetica"/>
+                <w:i w:val="false"/>
+                <w:b w:val="false"/>
+                <w:u w:val="none"/>
+                <w:sz w:val="22"/>
+                <w:szCs w:val="22"/>
+                <w:color w:val="000000"/>
+              </w:rPr>
+            </w:pPr>
+            <w:r>
+              <w:rPr>
+                <w:rFonts w:ascii="Helvetica" w:hAnsi="Helvetica" w:eastAsia="Helvetica" w:cs="Helvetica"/>
+                <w:i w:val="false"/>
+                <w:b w:val="false"/>
+                <w:u w:val="none"/>
+                <w:sz w:val="22"/>
+                <w:szCs w:val="22"/>
+                <w:color w:val="000000"/>
+              </w:rPr>
+              <w:t xml:space="preserve">0.232</w:t>
             </w:r>
           </w:p>
         </w:tc>
@@ -6952,60 +6952,60 @@
                 <w:szCs w:val="22"/>
                 <w:color w:val="000000"/>
               </w:rPr>
-              <w:t xml:space="preserve">0.17, 3.80</w:t>
-            </w:r>
-          </w:p>
-        </w:tc>
-        <w:tc>
-          <w:tcPr>
-            <w:tcBorders>
-              <w:bottom w:val="none" w:sz="0" w:space="0" w:color="000000"/>
-              <w:top w:val="none" w:sz="0" w:space="0" w:color="000000"/>
-              <w:left w:val="none" w:sz="0" w:space="0" w:color="000000"/>
-              <w:right w:val="none" w:sz="0" w:space="0" w:color="000000"/>
-            </w:tcBorders>
-            <w:shd w:val="clear" w:color="auto" w:fill="FFFFFF"/>
-            <w:tcMar>
-              <w:top w:w="0" w:type="dxa"/>
-              <w:bottom w:w="0" w:type="dxa"/>
-              <w:left w:w="0" w:type="dxa"/>
-              <w:right w:w="0" w:type="dxa"/>
-            </w:tcMar>
-            <w:vAlign w:val="top"/>
-          </w:tcPr>
-          <w:p>
-            <w:pPr>
-              <w:pStyle w:val="Normal"/>
-              <w:jc w:val="center"/>
-              <w:pBdr>
-                <w:bottom w:val="none" w:sz="0" w:space="0" w:color="000000"/>
-                <w:top w:val="none" w:sz="0" w:space="0" w:color="000000"/>
-                <w:left w:val="none" w:sz="0" w:space="0" w:color="000000"/>
-                <w:right w:val="none" w:sz="0" w:space="0" w:color="000000"/>
-              </w:pBdr>
-              <w:spacing w:after="100" w:before="100" w:line="240"/>
-              <w:ind w:left="100" w:right="100" w:firstLine="0" w:firstLineChars="0"/>
-              <w:rPr>
-                <w:rFonts w:ascii="Helvetica" w:hAnsi="Helvetica" w:eastAsia="Helvetica" w:cs="Helvetica"/>
-                <w:i w:val="false"/>
-                <w:b w:val="false"/>
-                <w:u w:val="none"/>
-                <w:sz w:val="22"/>
-                <w:szCs w:val="22"/>
-                <w:color w:val="000000"/>
-              </w:rPr>
-            </w:pPr>
-            <w:r>
-              <w:rPr>
-                <w:rFonts w:ascii="Helvetica" w:hAnsi="Helvetica" w:eastAsia="Helvetica" w:cs="Helvetica"/>
-                <w:i w:val="false"/>
-                <w:b w:val="false"/>
-                <w:u w:val="none"/>
-                <w:sz w:val="22"/>
-                <w:szCs w:val="22"/>
-                <w:color w:val="000000"/>
-              </w:rPr>
-              <w:t xml:space="preserve">0.783</w:t>
+              <w:t xml:space="preserve">0.17, 3.79</w:t>
+            </w:r>
+          </w:p>
+        </w:tc>
+        <w:tc>
+          <w:tcPr>
+            <w:tcBorders>
+              <w:bottom w:val="none" w:sz="0" w:space="0" w:color="000000"/>
+              <w:top w:val="none" w:sz="0" w:space="0" w:color="000000"/>
+              <w:left w:val="none" w:sz="0" w:space="0" w:color="000000"/>
+              <w:right w:val="none" w:sz="0" w:space="0" w:color="000000"/>
+            </w:tcBorders>
+            <w:shd w:val="clear" w:color="auto" w:fill="FFFFFF"/>
+            <w:tcMar>
+              <w:top w:w="0" w:type="dxa"/>
+              <w:bottom w:w="0" w:type="dxa"/>
+              <w:left w:w="0" w:type="dxa"/>
+              <w:right w:w="0" w:type="dxa"/>
+            </w:tcMar>
+            <w:vAlign w:val="top"/>
+          </w:tcPr>
+          <w:p>
+            <w:pPr>
+              <w:pStyle w:val="Normal"/>
+              <w:jc w:val="center"/>
+              <w:pBdr>
+                <w:bottom w:val="none" w:sz="0" w:space="0" w:color="000000"/>
+                <w:top w:val="none" w:sz="0" w:space="0" w:color="000000"/>
+                <w:left w:val="none" w:sz="0" w:space="0" w:color="000000"/>
+                <w:right w:val="none" w:sz="0" w:space="0" w:color="000000"/>
+              </w:pBdr>
+              <w:spacing w:after="100" w:before="100" w:line="240"/>
+              <w:ind w:left="100" w:right="100" w:firstLine="0" w:firstLineChars="0"/>
+              <w:rPr>
+                <w:rFonts w:ascii="Helvetica" w:hAnsi="Helvetica" w:eastAsia="Helvetica" w:cs="Helvetica"/>
+                <w:i w:val="false"/>
+                <w:b w:val="false"/>
+                <w:u w:val="none"/>
+                <w:sz w:val="22"/>
+                <w:szCs w:val="22"/>
+                <w:color w:val="000000"/>
+              </w:rPr>
+            </w:pPr>
+            <w:r>
+              <w:rPr>
+                <w:rFonts w:ascii="Helvetica" w:hAnsi="Helvetica" w:eastAsia="Helvetica" w:cs="Helvetica"/>
+                <w:i w:val="false"/>
+                <w:b w:val="false"/>
+                <w:u w:val="none"/>
+                <w:sz w:val="22"/>
+                <w:szCs w:val="22"/>
+                <w:color w:val="000000"/>
+              </w:rPr>
+              <w:t xml:space="preserve">0.781</w:t>
             </w:r>
           </w:p>
         </w:tc>
@@ -7223,60 +7223,60 @@
                 <w:szCs w:val="22"/>
                 <w:color w:val="000000"/>
               </w:rPr>
-              <w:t xml:space="preserve">0.04, 2.32</w:t>
-            </w:r>
-          </w:p>
-        </w:tc>
-        <w:tc>
-          <w:tcPr>
-            <w:tcBorders>
-              <w:bottom w:val="none" w:sz="0" w:space="0" w:color="000000"/>
-              <w:top w:val="none" w:sz="0" w:space="0" w:color="000000"/>
-              <w:left w:val="none" w:sz="0" w:space="0" w:color="000000"/>
-              <w:right w:val="none" w:sz="0" w:space="0" w:color="000000"/>
-            </w:tcBorders>
-            <w:shd w:val="clear" w:color="auto" w:fill="FFFFFF"/>
-            <w:tcMar>
-              <w:top w:w="0" w:type="dxa"/>
-              <w:bottom w:w="0" w:type="dxa"/>
-              <w:left w:w="0" w:type="dxa"/>
-              <w:right w:w="0" w:type="dxa"/>
-            </w:tcMar>
-            <w:vAlign w:val="top"/>
-          </w:tcPr>
-          <w:p>
-            <w:pPr>
-              <w:pStyle w:val="Normal"/>
-              <w:jc w:val="center"/>
-              <w:pBdr>
-                <w:bottom w:val="none" w:sz="0" w:space="0" w:color="000000"/>
-                <w:top w:val="none" w:sz="0" w:space="0" w:color="000000"/>
-                <w:left w:val="none" w:sz="0" w:space="0" w:color="000000"/>
-                <w:right w:val="none" w:sz="0" w:space="0" w:color="000000"/>
-              </w:pBdr>
-              <w:spacing w:after="100" w:before="100" w:line="240"/>
-              <w:ind w:left="100" w:right="100" w:firstLine="0" w:firstLineChars="0"/>
-              <w:rPr>
-                <w:rFonts w:ascii="Helvetica" w:hAnsi="Helvetica" w:eastAsia="Helvetica" w:cs="Helvetica"/>
-                <w:i w:val="false"/>
-                <w:b w:val="false"/>
-                <w:u w:val="none"/>
-                <w:sz w:val="22"/>
-                <w:szCs w:val="22"/>
-                <w:color w:val="000000"/>
-              </w:rPr>
-            </w:pPr>
-            <w:r>
-              <w:rPr>
-                <w:rFonts w:ascii="Helvetica" w:hAnsi="Helvetica" w:eastAsia="Helvetica" w:cs="Helvetica"/>
-                <w:i w:val="false"/>
-                <w:b w:val="false"/>
-                <w:u w:val="none"/>
-                <w:sz w:val="22"/>
-                <w:szCs w:val="22"/>
-                <w:color w:val="000000"/>
-              </w:rPr>
-              <w:t xml:space="preserve">0.251</w:t>
+              <w:t xml:space="preserve">0.04, 2.33</w:t>
+            </w:r>
+          </w:p>
+        </w:tc>
+        <w:tc>
+          <w:tcPr>
+            <w:tcBorders>
+              <w:bottom w:val="none" w:sz="0" w:space="0" w:color="000000"/>
+              <w:top w:val="none" w:sz="0" w:space="0" w:color="000000"/>
+              <w:left w:val="none" w:sz="0" w:space="0" w:color="000000"/>
+              <w:right w:val="none" w:sz="0" w:space="0" w:color="000000"/>
+            </w:tcBorders>
+            <w:shd w:val="clear" w:color="auto" w:fill="FFFFFF"/>
+            <w:tcMar>
+              <w:top w:w="0" w:type="dxa"/>
+              <w:bottom w:w="0" w:type="dxa"/>
+              <w:left w:w="0" w:type="dxa"/>
+              <w:right w:w="0" w:type="dxa"/>
+            </w:tcMar>
+            <w:vAlign w:val="top"/>
+          </w:tcPr>
+          <w:p>
+            <w:pPr>
+              <w:pStyle w:val="Normal"/>
+              <w:jc w:val="center"/>
+              <w:pBdr>
+                <w:bottom w:val="none" w:sz="0" w:space="0" w:color="000000"/>
+                <w:top w:val="none" w:sz="0" w:space="0" w:color="000000"/>
+                <w:left w:val="none" w:sz="0" w:space="0" w:color="000000"/>
+                <w:right w:val="none" w:sz="0" w:space="0" w:color="000000"/>
+              </w:pBdr>
+              <w:spacing w:after="100" w:before="100" w:line="240"/>
+              <w:ind w:left="100" w:right="100" w:firstLine="0" w:firstLineChars="0"/>
+              <w:rPr>
+                <w:rFonts w:ascii="Helvetica" w:hAnsi="Helvetica" w:eastAsia="Helvetica" w:cs="Helvetica"/>
+                <w:i w:val="false"/>
+                <w:b w:val="false"/>
+                <w:u w:val="none"/>
+                <w:sz w:val="22"/>
+                <w:szCs w:val="22"/>
+                <w:color w:val="000000"/>
+              </w:rPr>
+            </w:pPr>
+            <w:r>
+              <w:rPr>
+                <w:rFonts w:ascii="Helvetica" w:hAnsi="Helvetica" w:eastAsia="Helvetica" w:cs="Helvetica"/>
+                <w:i w:val="false"/>
+                <w:b w:val="false"/>
+                <w:u w:val="none"/>
+                <w:sz w:val="22"/>
+                <w:szCs w:val="22"/>
+                <w:color w:val="000000"/>
+              </w:rPr>
+              <w:t xml:space="preserve">0.252</w:t>
             </w:r>
           </w:p>
         </w:tc>
@@ -7435,60 +7435,60 @@
                 <w:szCs w:val="22"/>
                 <w:color w:val="000000"/>
               </w:rPr>
-              <w:t xml:space="preserve">0.03, 3.94</w:t>
-            </w:r>
-          </w:p>
-        </w:tc>
-        <w:tc>
-          <w:tcPr>
-            <w:tcBorders>
-              <w:bottom w:val="none" w:sz="0" w:space="0" w:color="000000"/>
-              <w:top w:val="none" w:sz="0" w:space="0" w:color="000000"/>
-              <w:left w:val="none" w:sz="0" w:space="0" w:color="000000"/>
-              <w:right w:val="none" w:sz="0" w:space="0" w:color="000000"/>
-            </w:tcBorders>
-            <w:shd w:val="clear" w:color="auto" w:fill="FFFFFF"/>
-            <w:tcMar>
-              <w:top w:w="0" w:type="dxa"/>
-              <w:bottom w:w="0" w:type="dxa"/>
-              <w:left w:w="0" w:type="dxa"/>
-              <w:right w:w="0" w:type="dxa"/>
-            </w:tcMar>
-            <w:vAlign w:val="top"/>
-          </w:tcPr>
-          <w:p>
-            <w:pPr>
-              <w:pStyle w:val="Normal"/>
-              <w:jc w:val="center"/>
-              <w:pBdr>
-                <w:bottom w:val="none" w:sz="0" w:space="0" w:color="000000"/>
-                <w:top w:val="none" w:sz="0" w:space="0" w:color="000000"/>
-                <w:left w:val="none" w:sz="0" w:space="0" w:color="000000"/>
-                <w:right w:val="none" w:sz="0" w:space="0" w:color="000000"/>
-              </w:pBdr>
-              <w:spacing w:after="100" w:before="100" w:line="240"/>
-              <w:ind w:left="100" w:right="100" w:firstLine="0" w:firstLineChars="0"/>
-              <w:rPr>
-                <w:rFonts w:ascii="Helvetica" w:hAnsi="Helvetica" w:eastAsia="Helvetica" w:cs="Helvetica"/>
-                <w:i w:val="false"/>
-                <w:b w:val="false"/>
-                <w:u w:val="none"/>
-                <w:sz w:val="22"/>
-                <w:szCs w:val="22"/>
-                <w:color w:val="000000"/>
-              </w:rPr>
-            </w:pPr>
-            <w:r>
-              <w:rPr>
-                <w:rFonts w:ascii="Helvetica" w:hAnsi="Helvetica" w:eastAsia="Helvetica" w:cs="Helvetica"/>
-                <w:i w:val="false"/>
-                <w:b w:val="false"/>
-                <w:u w:val="none"/>
-                <w:sz w:val="22"/>
-                <w:szCs w:val="22"/>
-                <w:color w:val="000000"/>
-              </w:rPr>
-              <w:t xml:space="preserve">0.380</w:t>
+              <w:t xml:space="preserve">0.03, 3.95</w:t>
+            </w:r>
+          </w:p>
+        </w:tc>
+        <w:tc>
+          <w:tcPr>
+            <w:tcBorders>
+              <w:bottom w:val="none" w:sz="0" w:space="0" w:color="000000"/>
+              <w:top w:val="none" w:sz="0" w:space="0" w:color="000000"/>
+              <w:left w:val="none" w:sz="0" w:space="0" w:color="000000"/>
+              <w:right w:val="none" w:sz="0" w:space="0" w:color="000000"/>
+            </w:tcBorders>
+            <w:shd w:val="clear" w:color="auto" w:fill="FFFFFF"/>
+            <w:tcMar>
+              <w:top w:w="0" w:type="dxa"/>
+              <w:bottom w:w="0" w:type="dxa"/>
+              <w:left w:w="0" w:type="dxa"/>
+              <w:right w:w="0" w:type="dxa"/>
+            </w:tcMar>
+            <w:vAlign w:val="top"/>
+          </w:tcPr>
+          <w:p>
+            <w:pPr>
+              <w:pStyle w:val="Normal"/>
+              <w:jc w:val="center"/>
+              <w:pBdr>
+                <w:bottom w:val="none" w:sz="0" w:space="0" w:color="000000"/>
+                <w:top w:val="none" w:sz="0" w:space="0" w:color="000000"/>
+                <w:left w:val="none" w:sz="0" w:space="0" w:color="000000"/>
+                <w:right w:val="none" w:sz="0" w:space="0" w:color="000000"/>
+              </w:pBdr>
+              <w:spacing w:after="100" w:before="100" w:line="240"/>
+              <w:ind w:left="100" w:right="100" w:firstLine="0" w:firstLineChars="0"/>
+              <w:rPr>
+                <w:rFonts w:ascii="Helvetica" w:hAnsi="Helvetica" w:eastAsia="Helvetica" w:cs="Helvetica"/>
+                <w:i w:val="false"/>
+                <w:b w:val="false"/>
+                <w:u w:val="none"/>
+                <w:sz w:val="22"/>
+                <w:szCs w:val="22"/>
+                <w:color w:val="000000"/>
+              </w:rPr>
+            </w:pPr>
+            <w:r>
+              <w:rPr>
+                <w:rFonts w:ascii="Helvetica" w:hAnsi="Helvetica" w:eastAsia="Helvetica" w:cs="Helvetica"/>
+                <w:i w:val="false"/>
+                <w:b w:val="false"/>
+                <w:u w:val="none"/>
+                <w:sz w:val="22"/>
+                <w:szCs w:val="22"/>
+                <w:color w:val="000000"/>
+              </w:rPr>
+              <w:t xml:space="preserve">0.381</w:t>
             </w:r>
           </w:p>
         </w:tc>
@@ -7918,60 +7918,60 @@
                 <w:szCs w:val="22"/>
                 <w:color w:val="000000"/>
               </w:rPr>
-              <w:t xml:space="preserve">0.16, 5.47</w:t>
-            </w:r>
-          </w:p>
-        </w:tc>
-        <w:tc>
-          <w:tcPr>
-            <w:tcBorders>
-              <w:bottom w:val="none" w:sz="0" w:space="0" w:color="000000"/>
-              <w:top w:val="none" w:sz="0" w:space="0" w:color="000000"/>
-              <w:left w:val="none" w:sz="0" w:space="0" w:color="000000"/>
-              <w:right w:val="none" w:sz="0" w:space="0" w:color="000000"/>
-            </w:tcBorders>
-            <w:shd w:val="clear" w:color="auto" w:fill="FFFFFF"/>
-            <w:tcMar>
-              <w:top w:w="0" w:type="dxa"/>
-              <w:bottom w:w="0" w:type="dxa"/>
-              <w:left w:w="0" w:type="dxa"/>
-              <w:right w:w="0" w:type="dxa"/>
-            </w:tcMar>
-            <w:vAlign w:val="top"/>
-          </w:tcPr>
-          <w:p>
-            <w:pPr>
-              <w:pStyle w:val="Normal"/>
-              <w:jc w:val="center"/>
-              <w:pBdr>
-                <w:bottom w:val="none" w:sz="0" w:space="0" w:color="000000"/>
-                <w:top w:val="none" w:sz="0" w:space="0" w:color="000000"/>
-                <w:left w:val="none" w:sz="0" w:space="0" w:color="000000"/>
-                <w:right w:val="none" w:sz="0" w:space="0" w:color="000000"/>
-              </w:pBdr>
-              <w:spacing w:after="100" w:before="100" w:line="240"/>
-              <w:ind w:left="100" w:right="100" w:firstLine="0" w:firstLineChars="0"/>
-              <w:rPr>
-                <w:rFonts w:ascii="Helvetica" w:hAnsi="Helvetica" w:eastAsia="Helvetica" w:cs="Helvetica"/>
-                <w:i w:val="false"/>
-                <w:b w:val="false"/>
-                <w:u w:val="none"/>
-                <w:sz w:val="22"/>
-                <w:szCs w:val="22"/>
-                <w:color w:val="000000"/>
-              </w:rPr>
-            </w:pPr>
-            <w:r>
-              <w:rPr>
-                <w:rFonts w:ascii="Helvetica" w:hAnsi="Helvetica" w:eastAsia="Helvetica" w:cs="Helvetica"/>
-                <w:i w:val="false"/>
-                <w:b w:val="false"/>
-                <w:u w:val="none"/>
-                <w:sz w:val="22"/>
-                <w:szCs w:val="22"/>
-                <w:color w:val="000000"/>
-              </w:rPr>
-              <w:t xml:space="preserve">0.942</w:t>
+              <w:t xml:space="preserve">0.16, 5.49</w:t>
+            </w:r>
+          </w:p>
+        </w:tc>
+        <w:tc>
+          <w:tcPr>
+            <w:tcBorders>
+              <w:bottom w:val="none" w:sz="0" w:space="0" w:color="000000"/>
+              <w:top w:val="none" w:sz="0" w:space="0" w:color="000000"/>
+              <w:left w:val="none" w:sz="0" w:space="0" w:color="000000"/>
+              <w:right w:val="none" w:sz="0" w:space="0" w:color="000000"/>
+            </w:tcBorders>
+            <w:shd w:val="clear" w:color="auto" w:fill="FFFFFF"/>
+            <w:tcMar>
+              <w:top w:w="0" w:type="dxa"/>
+              <w:bottom w:w="0" w:type="dxa"/>
+              <w:left w:w="0" w:type="dxa"/>
+              <w:right w:w="0" w:type="dxa"/>
+            </w:tcMar>
+            <w:vAlign w:val="top"/>
+          </w:tcPr>
+          <w:p>
+            <w:pPr>
+              <w:pStyle w:val="Normal"/>
+              <w:jc w:val="center"/>
+              <w:pBdr>
+                <w:bottom w:val="none" w:sz="0" w:space="0" w:color="000000"/>
+                <w:top w:val="none" w:sz="0" w:space="0" w:color="000000"/>
+                <w:left w:val="none" w:sz="0" w:space="0" w:color="000000"/>
+                <w:right w:val="none" w:sz="0" w:space="0" w:color="000000"/>
+              </w:pBdr>
+              <w:spacing w:after="100" w:before="100" w:line="240"/>
+              <w:ind w:left="100" w:right="100" w:firstLine="0" w:firstLineChars="0"/>
+              <w:rPr>
+                <w:rFonts w:ascii="Helvetica" w:hAnsi="Helvetica" w:eastAsia="Helvetica" w:cs="Helvetica"/>
+                <w:i w:val="false"/>
+                <w:b w:val="false"/>
+                <w:u w:val="none"/>
+                <w:sz w:val="22"/>
+                <w:szCs w:val="22"/>
+                <w:color w:val="000000"/>
+              </w:rPr>
+            </w:pPr>
+            <w:r>
+              <w:rPr>
+                <w:rFonts w:ascii="Helvetica" w:hAnsi="Helvetica" w:eastAsia="Helvetica" w:cs="Helvetica"/>
+                <w:i w:val="false"/>
+                <w:b w:val="false"/>
+                <w:u w:val="none"/>
+                <w:sz w:val="22"/>
+                <w:szCs w:val="22"/>
+                <w:color w:val="000000"/>
+              </w:rPr>
+              <w:t xml:space="preserve">0.946</w:t>
             </w:r>
           </w:p>
         </w:tc>
@@ -8189,60 +8189,60 @@
                 <w:szCs w:val="22"/>
                 <w:color w:val="000000"/>
               </w:rPr>
-              <w:t xml:space="preserve">0.15, 1.39</w:t>
-            </w:r>
-          </w:p>
-        </w:tc>
-        <w:tc>
-          <w:tcPr>
-            <w:tcBorders>
-              <w:bottom w:val="none" w:sz="0" w:space="0" w:color="000000"/>
-              <w:top w:val="none" w:sz="0" w:space="0" w:color="000000"/>
-              <w:left w:val="none" w:sz="0" w:space="0" w:color="000000"/>
-              <w:right w:val="none" w:sz="0" w:space="0" w:color="000000"/>
-            </w:tcBorders>
-            <w:shd w:val="clear" w:color="auto" w:fill="FFFFFF"/>
-            <w:tcMar>
-              <w:top w:w="0" w:type="dxa"/>
-              <w:bottom w:w="0" w:type="dxa"/>
-              <w:left w:w="0" w:type="dxa"/>
-              <w:right w:w="0" w:type="dxa"/>
-            </w:tcMar>
-            <w:vAlign w:val="top"/>
-          </w:tcPr>
-          <w:p>
-            <w:pPr>
-              <w:pStyle w:val="Normal"/>
-              <w:jc w:val="center"/>
-              <w:pBdr>
-                <w:bottom w:val="none" w:sz="0" w:space="0" w:color="000000"/>
-                <w:top w:val="none" w:sz="0" w:space="0" w:color="000000"/>
-                <w:left w:val="none" w:sz="0" w:space="0" w:color="000000"/>
-                <w:right w:val="none" w:sz="0" w:space="0" w:color="000000"/>
-              </w:pBdr>
-              <w:spacing w:after="100" w:before="100" w:line="240"/>
-              <w:ind w:left="100" w:right="100" w:firstLine="0" w:firstLineChars="0"/>
-              <w:rPr>
-                <w:rFonts w:ascii="Helvetica" w:hAnsi="Helvetica" w:eastAsia="Helvetica" w:cs="Helvetica"/>
-                <w:i w:val="false"/>
-                <w:b w:val="false"/>
-                <w:u w:val="none"/>
-                <w:sz w:val="22"/>
-                <w:szCs w:val="22"/>
-                <w:color w:val="000000"/>
-              </w:rPr>
-            </w:pPr>
-            <w:r>
-              <w:rPr>
-                <w:rFonts w:ascii="Helvetica" w:hAnsi="Helvetica" w:eastAsia="Helvetica" w:cs="Helvetica"/>
-                <w:i w:val="false"/>
-                <w:b w:val="false"/>
-                <w:u w:val="none"/>
-                <w:sz w:val="22"/>
-                <w:szCs w:val="22"/>
-                <w:color w:val="000000"/>
-              </w:rPr>
-              <w:t xml:space="preserve">0.165</w:t>
+              <w:t xml:space="preserve">0.15, 1.38</w:t>
+            </w:r>
+          </w:p>
+        </w:tc>
+        <w:tc>
+          <w:tcPr>
+            <w:tcBorders>
+              <w:bottom w:val="none" w:sz="0" w:space="0" w:color="000000"/>
+              <w:top w:val="none" w:sz="0" w:space="0" w:color="000000"/>
+              <w:left w:val="none" w:sz="0" w:space="0" w:color="000000"/>
+              <w:right w:val="none" w:sz="0" w:space="0" w:color="000000"/>
+            </w:tcBorders>
+            <w:shd w:val="clear" w:color="auto" w:fill="FFFFFF"/>
+            <w:tcMar>
+              <w:top w:w="0" w:type="dxa"/>
+              <w:bottom w:w="0" w:type="dxa"/>
+              <w:left w:w="0" w:type="dxa"/>
+              <w:right w:w="0" w:type="dxa"/>
+            </w:tcMar>
+            <w:vAlign w:val="top"/>
+          </w:tcPr>
+          <w:p>
+            <w:pPr>
+              <w:pStyle w:val="Normal"/>
+              <w:jc w:val="center"/>
+              <w:pBdr>
+                <w:bottom w:val="none" w:sz="0" w:space="0" w:color="000000"/>
+                <w:top w:val="none" w:sz="0" w:space="0" w:color="000000"/>
+                <w:left w:val="none" w:sz="0" w:space="0" w:color="000000"/>
+                <w:right w:val="none" w:sz="0" w:space="0" w:color="000000"/>
+              </w:pBdr>
+              <w:spacing w:after="100" w:before="100" w:line="240"/>
+              <w:ind w:left="100" w:right="100" w:firstLine="0" w:firstLineChars="0"/>
+              <w:rPr>
+                <w:rFonts w:ascii="Helvetica" w:hAnsi="Helvetica" w:eastAsia="Helvetica" w:cs="Helvetica"/>
+                <w:i w:val="false"/>
+                <w:b w:val="false"/>
+                <w:u w:val="none"/>
+                <w:sz w:val="22"/>
+                <w:szCs w:val="22"/>
+                <w:color w:val="000000"/>
+              </w:rPr>
+            </w:pPr>
+            <w:r>
+              <w:rPr>
+                <w:rFonts w:ascii="Helvetica" w:hAnsi="Helvetica" w:eastAsia="Helvetica" w:cs="Helvetica"/>
+                <w:i w:val="false"/>
+                <w:b w:val="false"/>
+                <w:u w:val="none"/>
+                <w:sz w:val="22"/>
+                <w:szCs w:val="22"/>
+                <w:color w:val="000000"/>
+              </w:rPr>
+              <w:t xml:space="preserve">0.161</w:t>
             </w:r>
           </w:p>
         </w:tc>
@@ -8401,60 +8401,60 @@
                 <w:szCs w:val="22"/>
                 <w:color w:val="000000"/>
               </w:rPr>
-              <w:t xml:space="preserve">0.27, 6.96</w:t>
-            </w:r>
-          </w:p>
-        </w:tc>
-        <w:tc>
-          <w:tcPr>
-            <w:tcBorders>
-              <w:bottom w:val="none" w:sz="0" w:space="0" w:color="000000"/>
-              <w:top w:val="none" w:sz="0" w:space="0" w:color="000000"/>
-              <w:left w:val="none" w:sz="0" w:space="0" w:color="000000"/>
-              <w:right w:val="none" w:sz="0" w:space="0" w:color="000000"/>
-            </w:tcBorders>
-            <w:shd w:val="clear" w:color="auto" w:fill="FFFFFF"/>
-            <w:tcMar>
-              <w:top w:w="0" w:type="dxa"/>
-              <w:bottom w:w="0" w:type="dxa"/>
-              <w:left w:w="0" w:type="dxa"/>
-              <w:right w:w="0" w:type="dxa"/>
-            </w:tcMar>
-            <w:vAlign w:val="top"/>
-          </w:tcPr>
-          <w:p>
-            <w:pPr>
-              <w:pStyle w:val="Normal"/>
-              <w:jc w:val="center"/>
-              <w:pBdr>
-                <w:bottom w:val="none" w:sz="0" w:space="0" w:color="000000"/>
-                <w:top w:val="none" w:sz="0" w:space="0" w:color="000000"/>
-                <w:left w:val="none" w:sz="0" w:space="0" w:color="000000"/>
-                <w:right w:val="none" w:sz="0" w:space="0" w:color="000000"/>
-              </w:pBdr>
-              <w:spacing w:after="100" w:before="100" w:line="240"/>
-              <w:ind w:left="100" w:right="100" w:firstLine="0" w:firstLineChars="0"/>
-              <w:rPr>
-                <w:rFonts w:ascii="Helvetica" w:hAnsi="Helvetica" w:eastAsia="Helvetica" w:cs="Helvetica"/>
-                <w:i w:val="false"/>
-                <w:b w:val="false"/>
-                <w:u w:val="none"/>
-                <w:sz w:val="22"/>
-                <w:szCs w:val="22"/>
-                <w:color w:val="000000"/>
-              </w:rPr>
-            </w:pPr>
-            <w:r>
-              <w:rPr>
-                <w:rFonts w:ascii="Helvetica" w:hAnsi="Helvetica" w:eastAsia="Helvetica" w:cs="Helvetica"/>
-                <w:i w:val="false"/>
-                <w:b w:val="false"/>
-                <w:u w:val="none"/>
-                <w:sz w:val="22"/>
-                <w:szCs w:val="22"/>
-                <w:color w:val="000000"/>
-              </w:rPr>
-              <w:t xml:space="preserve">0.695</w:t>
+              <w:t xml:space="preserve">0.27, 6.95</w:t>
+            </w:r>
+          </w:p>
+        </w:tc>
+        <w:tc>
+          <w:tcPr>
+            <w:tcBorders>
+              <w:bottom w:val="none" w:sz="0" w:space="0" w:color="000000"/>
+              <w:top w:val="none" w:sz="0" w:space="0" w:color="000000"/>
+              <w:left w:val="none" w:sz="0" w:space="0" w:color="000000"/>
+              <w:right w:val="none" w:sz="0" w:space="0" w:color="000000"/>
+            </w:tcBorders>
+            <w:shd w:val="clear" w:color="auto" w:fill="FFFFFF"/>
+            <w:tcMar>
+              <w:top w:w="0" w:type="dxa"/>
+              <w:bottom w:w="0" w:type="dxa"/>
+              <w:left w:w="0" w:type="dxa"/>
+              <w:right w:w="0" w:type="dxa"/>
+            </w:tcMar>
+            <w:vAlign w:val="top"/>
+          </w:tcPr>
+          <w:p>
+            <w:pPr>
+              <w:pStyle w:val="Normal"/>
+              <w:jc w:val="center"/>
+              <w:pBdr>
+                <w:bottom w:val="none" w:sz="0" w:space="0" w:color="000000"/>
+                <w:top w:val="none" w:sz="0" w:space="0" w:color="000000"/>
+                <w:left w:val="none" w:sz="0" w:space="0" w:color="000000"/>
+                <w:right w:val="none" w:sz="0" w:space="0" w:color="000000"/>
+              </w:pBdr>
+              <w:spacing w:after="100" w:before="100" w:line="240"/>
+              <w:ind w:left="100" w:right="100" w:firstLine="0" w:firstLineChars="0"/>
+              <w:rPr>
+                <w:rFonts w:ascii="Helvetica" w:hAnsi="Helvetica" w:eastAsia="Helvetica" w:cs="Helvetica"/>
+                <w:i w:val="false"/>
+                <w:b w:val="false"/>
+                <w:u w:val="none"/>
+                <w:sz w:val="22"/>
+                <w:szCs w:val="22"/>
+                <w:color w:val="000000"/>
+              </w:rPr>
+            </w:pPr>
+            <w:r>
+              <w:rPr>
+                <w:rFonts w:ascii="Helvetica" w:hAnsi="Helvetica" w:eastAsia="Helvetica" w:cs="Helvetica"/>
+                <w:i w:val="false"/>
+                <w:b w:val="false"/>
+                <w:u w:val="none"/>
+                <w:sz w:val="22"/>
+                <w:szCs w:val="22"/>
+                <w:color w:val="000000"/>
+              </w:rPr>
+              <w:t xml:space="preserve">0.697</w:t>
             </w:r>
           </w:p>
         </w:tc>
@@ -8619,113 +8619,113 @@
                 <w:szCs w:val="22"/>
                 <w:color w:val="000000"/>
               </w:rPr>
-              <w:t xml:space="preserve">2.55</w:t>
-            </w:r>
-          </w:p>
-        </w:tc>
-        <w:tc>
-          <w:tcPr>
-            <w:tcBorders>
-              <w:bottom w:val="none" w:sz="0" w:space="0" w:color="000000"/>
-              <w:top w:val="none" w:sz="0" w:space="0" w:color="000000"/>
-              <w:left w:val="none" w:sz="0" w:space="0" w:color="000000"/>
-              <w:right w:val="none" w:sz="0" w:space="0" w:color="000000"/>
-            </w:tcBorders>
-            <w:shd w:val="clear" w:color="auto" w:fill="FFFFFF"/>
-            <w:tcMar>
-              <w:top w:w="0" w:type="dxa"/>
-              <w:bottom w:w="0" w:type="dxa"/>
-              <w:left w:w="0" w:type="dxa"/>
-              <w:right w:w="0" w:type="dxa"/>
-            </w:tcMar>
-            <w:vAlign w:val="top"/>
-          </w:tcPr>
-          <w:p>
-            <w:pPr>
-              <w:pStyle w:val="Normal"/>
-              <w:jc w:val="center"/>
-              <w:pBdr>
-                <w:bottom w:val="none" w:sz="0" w:space="0" w:color="000000"/>
-                <w:top w:val="none" w:sz="0" w:space="0" w:color="000000"/>
-                <w:left w:val="none" w:sz="0" w:space="0" w:color="000000"/>
-                <w:right w:val="none" w:sz="0" w:space="0" w:color="000000"/>
-              </w:pBdr>
-              <w:spacing w:after="100" w:before="100" w:line="240"/>
-              <w:ind w:left="100" w:right="100" w:firstLine="0" w:firstLineChars="0"/>
-              <w:rPr>
-                <w:rFonts w:ascii="Helvetica" w:hAnsi="Helvetica" w:eastAsia="Helvetica" w:cs="Helvetica"/>
-                <w:i w:val="false"/>
-                <w:b w:val="false"/>
-                <w:u w:val="none"/>
-                <w:sz w:val="22"/>
-                <w:szCs w:val="22"/>
-                <w:color w:val="000000"/>
-              </w:rPr>
-            </w:pPr>
-            <w:r>
-              <w:rPr>
-                <w:rFonts w:ascii="Helvetica" w:hAnsi="Helvetica" w:eastAsia="Helvetica" w:cs="Helvetica"/>
-                <w:i w:val="false"/>
-                <w:b w:val="false"/>
-                <w:u w:val="none"/>
-                <w:sz w:val="22"/>
-                <w:szCs w:val="22"/>
-                <w:color w:val="000000"/>
-              </w:rPr>
-              <w:t xml:space="preserve">1.14, 5.70</w:t>
-            </w:r>
-          </w:p>
-        </w:tc>
-        <w:tc>
-          <w:tcPr>
-            <w:tcBorders>
-              <w:bottom w:val="none" w:sz="0" w:space="0" w:color="000000"/>
-              <w:top w:val="none" w:sz="0" w:space="0" w:color="000000"/>
-              <w:left w:val="none" w:sz="0" w:space="0" w:color="000000"/>
-              <w:right w:val="none" w:sz="0" w:space="0" w:color="000000"/>
-            </w:tcBorders>
-            <w:shd w:val="clear" w:color="auto" w:fill="FFFFFF"/>
-            <w:tcMar>
-              <w:top w:w="0" w:type="dxa"/>
-              <w:bottom w:w="0" w:type="dxa"/>
-              <w:left w:w="0" w:type="dxa"/>
-              <w:right w:w="0" w:type="dxa"/>
-            </w:tcMar>
-            <w:vAlign w:val="top"/>
-          </w:tcPr>
-          <w:p>
-            <w:pPr>
-              <w:pStyle w:val="Normal"/>
-              <w:jc w:val="center"/>
-              <w:pBdr>
-                <w:bottom w:val="none" w:sz="0" w:space="0" w:color="000000"/>
-                <w:top w:val="none" w:sz="0" w:space="0" w:color="000000"/>
-                <w:left w:val="none" w:sz="0" w:space="0" w:color="000000"/>
-                <w:right w:val="none" w:sz="0" w:space="0" w:color="000000"/>
-              </w:pBdr>
-              <w:spacing w:after="100" w:before="100" w:line="240"/>
-              <w:ind w:left="100" w:right="100" w:firstLine="0" w:firstLineChars="0"/>
-              <w:rPr>
-                <w:rFonts w:ascii="Helvetica" w:hAnsi="Helvetica" w:eastAsia="Helvetica" w:cs="Helvetica"/>
-                <w:i w:val="false"/>
-                <w:b w:val="false"/>
-                <w:u w:val="none"/>
-                <w:sz w:val="22"/>
-                <w:szCs w:val="22"/>
-                <w:color w:val="000000"/>
-              </w:rPr>
-            </w:pPr>
-            <w:r>
-              <w:rPr>
-                <w:rFonts w:ascii="Helvetica" w:hAnsi="Helvetica" w:eastAsia="Helvetica" w:cs="Helvetica"/>
-                <w:i w:val="false"/>
-                <w:b w:val="false"/>
-                <w:u w:val="none"/>
-                <w:sz w:val="22"/>
-                <w:szCs w:val="22"/>
-                <w:color w:val="000000"/>
-              </w:rPr>
-              <w:t xml:space="preserve">0.022</w:t>
+              <w:t xml:space="preserve">2.52</w:t>
+            </w:r>
+          </w:p>
+        </w:tc>
+        <w:tc>
+          <w:tcPr>
+            <w:tcBorders>
+              <w:bottom w:val="none" w:sz="0" w:space="0" w:color="000000"/>
+              <w:top w:val="none" w:sz="0" w:space="0" w:color="000000"/>
+              <w:left w:val="none" w:sz="0" w:space="0" w:color="000000"/>
+              <w:right w:val="none" w:sz="0" w:space="0" w:color="000000"/>
+            </w:tcBorders>
+            <w:shd w:val="clear" w:color="auto" w:fill="FFFFFF"/>
+            <w:tcMar>
+              <w:top w:w="0" w:type="dxa"/>
+              <w:bottom w:w="0" w:type="dxa"/>
+              <w:left w:w="0" w:type="dxa"/>
+              <w:right w:w="0" w:type="dxa"/>
+            </w:tcMar>
+            <w:vAlign w:val="top"/>
+          </w:tcPr>
+          <w:p>
+            <w:pPr>
+              <w:pStyle w:val="Normal"/>
+              <w:jc w:val="center"/>
+              <w:pBdr>
+                <w:bottom w:val="none" w:sz="0" w:space="0" w:color="000000"/>
+                <w:top w:val="none" w:sz="0" w:space="0" w:color="000000"/>
+                <w:left w:val="none" w:sz="0" w:space="0" w:color="000000"/>
+                <w:right w:val="none" w:sz="0" w:space="0" w:color="000000"/>
+              </w:pBdr>
+              <w:spacing w:after="100" w:before="100" w:line="240"/>
+              <w:ind w:left="100" w:right="100" w:firstLine="0" w:firstLineChars="0"/>
+              <w:rPr>
+                <w:rFonts w:ascii="Helvetica" w:hAnsi="Helvetica" w:eastAsia="Helvetica" w:cs="Helvetica"/>
+                <w:i w:val="false"/>
+                <w:b w:val="false"/>
+                <w:u w:val="none"/>
+                <w:sz w:val="22"/>
+                <w:szCs w:val="22"/>
+                <w:color w:val="000000"/>
+              </w:rPr>
+            </w:pPr>
+            <w:r>
+              <w:rPr>
+                <w:rFonts w:ascii="Helvetica" w:hAnsi="Helvetica" w:eastAsia="Helvetica" w:cs="Helvetica"/>
+                <w:i w:val="false"/>
+                <w:b w:val="false"/>
+                <w:u w:val="none"/>
+                <w:sz w:val="22"/>
+                <w:szCs w:val="22"/>
+                <w:color w:val="000000"/>
+              </w:rPr>
+              <w:t xml:space="preserve">1.13, 5.63</w:t>
+            </w:r>
+          </w:p>
+        </w:tc>
+        <w:tc>
+          <w:tcPr>
+            <w:tcBorders>
+              <w:bottom w:val="none" w:sz="0" w:space="0" w:color="000000"/>
+              <w:top w:val="none" w:sz="0" w:space="0" w:color="000000"/>
+              <w:left w:val="none" w:sz="0" w:space="0" w:color="000000"/>
+              <w:right w:val="none" w:sz="0" w:space="0" w:color="000000"/>
+            </w:tcBorders>
+            <w:shd w:val="clear" w:color="auto" w:fill="FFFFFF"/>
+            <w:tcMar>
+              <w:top w:w="0" w:type="dxa"/>
+              <w:bottom w:w="0" w:type="dxa"/>
+              <w:left w:w="0" w:type="dxa"/>
+              <w:right w:w="0" w:type="dxa"/>
+            </w:tcMar>
+            <w:vAlign w:val="top"/>
+          </w:tcPr>
+          <w:p>
+            <w:pPr>
+              <w:pStyle w:val="Normal"/>
+              <w:jc w:val="center"/>
+              <w:pBdr>
+                <w:bottom w:val="none" w:sz="0" w:space="0" w:color="000000"/>
+                <w:top w:val="none" w:sz="0" w:space="0" w:color="000000"/>
+                <w:left w:val="none" w:sz="0" w:space="0" w:color="000000"/>
+                <w:right w:val="none" w:sz="0" w:space="0" w:color="000000"/>
+              </w:pBdr>
+              <w:spacing w:after="100" w:before="100" w:line="240"/>
+              <w:ind w:left="100" w:right="100" w:firstLine="0" w:firstLineChars="0"/>
+              <w:rPr>
+                <w:rFonts w:ascii="Helvetica" w:hAnsi="Helvetica" w:eastAsia="Helvetica" w:cs="Helvetica"/>
+                <w:i w:val="false"/>
+                <w:b w:val="false"/>
+                <w:u w:val="none"/>
+                <w:sz w:val="22"/>
+                <w:szCs w:val="22"/>
+                <w:color w:val="000000"/>
+              </w:rPr>
+            </w:pPr>
+            <w:r>
+              <w:rPr>
+                <w:rFonts w:ascii="Helvetica" w:hAnsi="Helvetica" w:eastAsia="Helvetica" w:cs="Helvetica"/>
+                <w:i w:val="false"/>
+                <w:b w:val="false"/>
+                <w:u w:val="none"/>
+                <w:sz w:val="22"/>
+                <w:szCs w:val="22"/>
+                <w:color w:val="000000"/>
+              </w:rPr>
+              <w:t xml:space="preserve">0.024</w:t>
             </w:r>
           </w:p>
         </w:tc>
@@ -8884,60 +8884,60 @@
                 <w:szCs w:val="22"/>
                 <w:color w:val="000000"/>
               </w:rPr>
-              <w:t xml:space="preserve">0.20, 3.80</w:t>
-            </w:r>
-          </w:p>
-        </w:tc>
-        <w:tc>
-          <w:tcPr>
-            <w:tcBorders>
-              <w:bottom w:val="none" w:sz="0" w:space="0" w:color="000000"/>
-              <w:top w:val="none" w:sz="0" w:space="0" w:color="000000"/>
-              <w:left w:val="none" w:sz="0" w:space="0" w:color="000000"/>
-              <w:right w:val="none" w:sz="0" w:space="0" w:color="000000"/>
-            </w:tcBorders>
-            <w:shd w:val="clear" w:color="auto" w:fill="FFFFFF"/>
-            <w:tcMar>
-              <w:top w:w="0" w:type="dxa"/>
-              <w:bottom w:w="0" w:type="dxa"/>
-              <w:left w:w="0" w:type="dxa"/>
-              <w:right w:w="0" w:type="dxa"/>
-            </w:tcMar>
-            <w:vAlign w:val="top"/>
-          </w:tcPr>
-          <w:p>
-            <w:pPr>
-              <w:pStyle w:val="Normal"/>
-              <w:jc w:val="center"/>
-              <w:pBdr>
-                <w:bottom w:val="none" w:sz="0" w:space="0" w:color="000000"/>
-                <w:top w:val="none" w:sz="0" w:space="0" w:color="000000"/>
-                <w:left w:val="none" w:sz="0" w:space="0" w:color="000000"/>
-                <w:right w:val="none" w:sz="0" w:space="0" w:color="000000"/>
-              </w:pBdr>
-              <w:spacing w:after="100" w:before="100" w:line="240"/>
-              <w:ind w:left="100" w:right="100" w:firstLine="0" w:firstLineChars="0"/>
-              <w:rPr>
-                <w:rFonts w:ascii="Helvetica" w:hAnsi="Helvetica" w:eastAsia="Helvetica" w:cs="Helvetica"/>
-                <w:i w:val="false"/>
-                <w:b w:val="false"/>
-                <w:u w:val="none"/>
-                <w:sz w:val="22"/>
-                <w:szCs w:val="22"/>
-                <w:color w:val="000000"/>
-              </w:rPr>
-            </w:pPr>
-            <w:r>
-              <w:rPr>
-                <w:rFonts w:ascii="Helvetica" w:hAnsi="Helvetica" w:eastAsia="Helvetica" w:cs="Helvetica"/>
-                <w:i w:val="false"/>
-                <w:b w:val="false"/>
-                <w:u w:val="none"/>
-                <w:sz w:val="22"/>
-                <w:szCs w:val="22"/>
-                <w:color w:val="000000"/>
-              </w:rPr>
-              <w:t xml:space="preserve">0.864</w:t>
+              <w:t xml:space="preserve">0.20, 3.79</w:t>
+            </w:r>
+          </w:p>
+        </w:tc>
+        <w:tc>
+          <w:tcPr>
+            <w:tcBorders>
+              <w:bottom w:val="none" w:sz="0" w:space="0" w:color="000000"/>
+              <w:top w:val="none" w:sz="0" w:space="0" w:color="000000"/>
+              <w:left w:val="none" w:sz="0" w:space="0" w:color="000000"/>
+              <w:right w:val="none" w:sz="0" w:space="0" w:color="000000"/>
+            </w:tcBorders>
+            <w:shd w:val="clear" w:color="auto" w:fill="FFFFFF"/>
+            <w:tcMar>
+              <w:top w:w="0" w:type="dxa"/>
+              <w:bottom w:w="0" w:type="dxa"/>
+              <w:left w:w="0" w:type="dxa"/>
+              <w:right w:w="0" w:type="dxa"/>
+            </w:tcMar>
+            <w:vAlign w:val="top"/>
+          </w:tcPr>
+          <w:p>
+            <w:pPr>
+              <w:pStyle w:val="Normal"/>
+              <w:jc w:val="center"/>
+              <w:pBdr>
+                <w:bottom w:val="none" w:sz="0" w:space="0" w:color="000000"/>
+                <w:top w:val="none" w:sz="0" w:space="0" w:color="000000"/>
+                <w:left w:val="none" w:sz="0" w:space="0" w:color="000000"/>
+                <w:right w:val="none" w:sz="0" w:space="0" w:color="000000"/>
+              </w:pBdr>
+              <w:spacing w:after="100" w:before="100" w:line="240"/>
+              <w:ind w:left="100" w:right="100" w:firstLine="0" w:firstLineChars="0"/>
+              <w:rPr>
+                <w:rFonts w:ascii="Helvetica" w:hAnsi="Helvetica" w:eastAsia="Helvetica" w:cs="Helvetica"/>
+                <w:i w:val="false"/>
+                <w:b w:val="false"/>
+                <w:u w:val="none"/>
+                <w:sz w:val="22"/>
+                <w:szCs w:val="22"/>
+                <w:color w:val="000000"/>
+              </w:rPr>
+            </w:pPr>
+            <w:r>
+              <w:rPr>
+                <w:rFonts w:ascii="Helvetica" w:hAnsi="Helvetica" w:eastAsia="Helvetica" w:cs="Helvetica"/>
+                <w:i w:val="false"/>
+                <w:b w:val="false"/>
+                <w:u w:val="none"/>
+                <w:sz w:val="22"/>
+                <w:szCs w:val="22"/>
+                <w:color w:val="000000"/>
+              </w:rPr>
+              <w:t xml:space="preserve">0.862</w:t>
             </w:r>
           </w:p>
         </w:tc>
@@ -10068,60 +10068,60 @@
                 <w:szCs w:val="22"/>
                 <w:color w:val="000000"/>
               </w:rPr>
-              <w:t xml:space="preserve">10.5</w:t>
-            </w:r>
-          </w:p>
-        </w:tc>
-        <w:tc>
-          <w:tcPr>
-            <w:tcBorders>
-              <w:bottom w:val="none" w:sz="0" w:space="0" w:color="000000"/>
-              <w:top w:val="none" w:sz="0" w:space="0" w:color="000000"/>
-              <w:left w:val="none" w:sz="0" w:space="0" w:color="000000"/>
-              <w:right w:val="none" w:sz="0" w:space="0" w:color="000000"/>
-            </w:tcBorders>
-            <w:shd w:val="clear" w:color="auto" w:fill="FFFFFF"/>
-            <w:tcMar>
-              <w:top w:w="0" w:type="dxa"/>
-              <w:bottom w:w="0" w:type="dxa"/>
-              <w:left w:w="0" w:type="dxa"/>
-              <w:right w:w="0" w:type="dxa"/>
-            </w:tcMar>
-            <w:vAlign w:val="top"/>
-          </w:tcPr>
-          <w:p>
-            <w:pPr>
-              <w:pStyle w:val="Normal"/>
-              <w:jc w:val="center"/>
-              <w:pBdr>
-                <w:bottom w:val="none" w:sz="0" w:space="0" w:color="000000"/>
-                <w:top w:val="none" w:sz="0" w:space="0" w:color="000000"/>
-                <w:left w:val="none" w:sz="0" w:space="0" w:color="000000"/>
-                <w:right w:val="none" w:sz="0" w:space="0" w:color="000000"/>
-              </w:pBdr>
-              <w:spacing w:after="100" w:before="100" w:line="240"/>
-              <w:ind w:left="100" w:right="100" w:firstLine="0" w:firstLineChars="0"/>
-              <w:rPr>
-                <w:rFonts w:ascii="Helvetica" w:hAnsi="Helvetica" w:eastAsia="Helvetica" w:cs="Helvetica"/>
-                <w:i w:val="false"/>
-                <w:b w:val="false"/>
-                <w:u w:val="none"/>
-                <w:sz w:val="22"/>
-                <w:szCs w:val="22"/>
-                <w:color w:val="000000"/>
-              </w:rPr>
-            </w:pPr>
-            <w:r>
-              <w:rPr>
-                <w:rFonts w:ascii="Helvetica" w:hAnsi="Helvetica" w:eastAsia="Helvetica" w:cs="Helvetica"/>
-                <w:i w:val="false"/>
-                <w:b w:val="false"/>
-                <w:u w:val="none"/>
-                <w:sz w:val="22"/>
-                <w:szCs w:val="22"/>
-                <w:color w:val="000000"/>
-              </w:rPr>
-              <w:t xml:space="preserve">2.52, 43.3</w:t>
+              <w:t xml:space="preserve">10.4</w:t>
+            </w:r>
+          </w:p>
+        </w:tc>
+        <w:tc>
+          <w:tcPr>
+            <w:tcBorders>
+              <w:bottom w:val="none" w:sz="0" w:space="0" w:color="000000"/>
+              <w:top w:val="none" w:sz="0" w:space="0" w:color="000000"/>
+              <w:left w:val="none" w:sz="0" w:space="0" w:color="000000"/>
+              <w:right w:val="none" w:sz="0" w:space="0" w:color="000000"/>
+            </w:tcBorders>
+            <w:shd w:val="clear" w:color="auto" w:fill="FFFFFF"/>
+            <w:tcMar>
+              <w:top w:w="0" w:type="dxa"/>
+              <w:bottom w:w="0" w:type="dxa"/>
+              <w:left w:w="0" w:type="dxa"/>
+              <w:right w:w="0" w:type="dxa"/>
+            </w:tcMar>
+            <w:vAlign w:val="top"/>
+          </w:tcPr>
+          <w:p>
+            <w:pPr>
+              <w:pStyle w:val="Normal"/>
+              <w:jc w:val="center"/>
+              <w:pBdr>
+                <w:bottom w:val="none" w:sz="0" w:space="0" w:color="000000"/>
+                <w:top w:val="none" w:sz="0" w:space="0" w:color="000000"/>
+                <w:left w:val="none" w:sz="0" w:space="0" w:color="000000"/>
+                <w:right w:val="none" w:sz="0" w:space="0" w:color="000000"/>
+              </w:pBdr>
+              <w:spacing w:after="100" w:before="100" w:line="240"/>
+              <w:ind w:left="100" w:right="100" w:firstLine="0" w:firstLineChars="0"/>
+              <w:rPr>
+                <w:rFonts w:ascii="Helvetica" w:hAnsi="Helvetica" w:eastAsia="Helvetica" w:cs="Helvetica"/>
+                <w:i w:val="false"/>
+                <w:b w:val="false"/>
+                <w:u w:val="none"/>
+                <w:sz w:val="22"/>
+                <w:szCs w:val="22"/>
+                <w:color w:val="000000"/>
+              </w:rPr>
+            </w:pPr>
+            <w:r>
+              <w:rPr>
+                <w:rFonts w:ascii="Helvetica" w:hAnsi="Helvetica" w:eastAsia="Helvetica" w:cs="Helvetica"/>
+                <w:i w:val="false"/>
+                <w:b w:val="false"/>
+                <w:u w:val="none"/>
+                <w:sz w:val="22"/>
+                <w:szCs w:val="22"/>
+                <w:color w:val="000000"/>
+              </w:rPr>
+              <w:t xml:space="preserve">2.52, 43.1</w:t>
             </w:r>
           </w:p>
         </w:tc>
@@ -10280,113 +10280,113 @@
                 <w:szCs w:val="22"/>
                 <w:color w:val="000000"/>
               </w:rPr>
-              <w:t xml:space="preserve">4.10</w:t>
-            </w:r>
-          </w:p>
-        </w:tc>
-        <w:tc>
-          <w:tcPr>
-            <w:tcBorders>
-              <w:bottom w:val="none" w:sz="0" w:space="0" w:color="000000"/>
-              <w:top w:val="none" w:sz="0" w:space="0" w:color="000000"/>
-              <w:left w:val="none" w:sz="0" w:space="0" w:color="000000"/>
-              <w:right w:val="none" w:sz="0" w:space="0" w:color="000000"/>
-            </w:tcBorders>
-            <w:shd w:val="clear" w:color="auto" w:fill="FFFFFF"/>
-            <w:tcMar>
-              <w:top w:w="0" w:type="dxa"/>
-              <w:bottom w:w="0" w:type="dxa"/>
-              <w:left w:w="0" w:type="dxa"/>
-              <w:right w:w="0" w:type="dxa"/>
-            </w:tcMar>
-            <w:vAlign w:val="top"/>
-          </w:tcPr>
-          <w:p>
-            <w:pPr>
-              <w:pStyle w:val="Normal"/>
-              <w:jc w:val="center"/>
-              <w:pBdr>
-                <w:bottom w:val="none" w:sz="0" w:space="0" w:color="000000"/>
-                <w:top w:val="none" w:sz="0" w:space="0" w:color="000000"/>
-                <w:left w:val="none" w:sz="0" w:space="0" w:color="000000"/>
-                <w:right w:val="none" w:sz="0" w:space="0" w:color="000000"/>
-              </w:pBdr>
-              <w:spacing w:after="100" w:before="100" w:line="240"/>
-              <w:ind w:left="100" w:right="100" w:firstLine="0" w:firstLineChars="0"/>
-              <w:rPr>
-                <w:rFonts w:ascii="Helvetica" w:hAnsi="Helvetica" w:eastAsia="Helvetica" w:cs="Helvetica"/>
-                <w:i w:val="false"/>
-                <w:b w:val="false"/>
-                <w:u w:val="none"/>
-                <w:sz w:val="22"/>
-                <w:szCs w:val="22"/>
-                <w:color w:val="000000"/>
-              </w:rPr>
-            </w:pPr>
-            <w:r>
-              <w:rPr>
-                <w:rFonts w:ascii="Helvetica" w:hAnsi="Helvetica" w:eastAsia="Helvetica" w:cs="Helvetica"/>
-                <w:i w:val="false"/>
-                <w:b w:val="false"/>
-                <w:u w:val="none"/>
-                <w:sz w:val="22"/>
-                <w:szCs w:val="22"/>
-                <w:color w:val="000000"/>
-              </w:rPr>
-              <w:t xml:space="preserve">0.92, 18.3</w:t>
-            </w:r>
-          </w:p>
-        </w:tc>
-        <w:tc>
-          <w:tcPr>
-            <w:tcBorders>
-              <w:bottom w:val="none" w:sz="0" w:space="0" w:color="000000"/>
-              <w:top w:val="none" w:sz="0" w:space="0" w:color="000000"/>
-              <w:left w:val="none" w:sz="0" w:space="0" w:color="000000"/>
-              <w:right w:val="none" w:sz="0" w:space="0" w:color="000000"/>
-            </w:tcBorders>
-            <w:shd w:val="clear" w:color="auto" w:fill="FFFFFF"/>
-            <w:tcMar>
-              <w:top w:w="0" w:type="dxa"/>
-              <w:bottom w:w="0" w:type="dxa"/>
-              <w:left w:w="0" w:type="dxa"/>
-              <w:right w:w="0" w:type="dxa"/>
-            </w:tcMar>
-            <w:vAlign w:val="top"/>
-          </w:tcPr>
-          <w:p>
-            <w:pPr>
-              <w:pStyle w:val="Normal"/>
-              <w:jc w:val="center"/>
-              <w:pBdr>
-                <w:bottom w:val="none" w:sz="0" w:space="0" w:color="000000"/>
-                <w:top w:val="none" w:sz="0" w:space="0" w:color="000000"/>
-                <w:left w:val="none" w:sz="0" w:space="0" w:color="000000"/>
-                <w:right w:val="none" w:sz="0" w:space="0" w:color="000000"/>
-              </w:pBdr>
-              <w:spacing w:after="100" w:before="100" w:line="240"/>
-              <w:ind w:left="100" w:right="100" w:firstLine="0" w:firstLineChars="0"/>
-              <w:rPr>
-                <w:rFonts w:ascii="Helvetica" w:hAnsi="Helvetica" w:eastAsia="Helvetica" w:cs="Helvetica"/>
-                <w:i w:val="false"/>
-                <w:b w:val="false"/>
-                <w:u w:val="none"/>
-                <w:sz w:val="22"/>
-                <w:szCs w:val="22"/>
-                <w:color w:val="000000"/>
-              </w:rPr>
-            </w:pPr>
-            <w:r>
-              <w:rPr>
-                <w:rFonts w:ascii="Helvetica" w:hAnsi="Helvetica" w:eastAsia="Helvetica" w:cs="Helvetica"/>
-                <w:i w:val="false"/>
-                <w:b w:val="false"/>
-                <w:u w:val="none"/>
-                <w:sz w:val="22"/>
-                <w:szCs w:val="22"/>
-                <w:color w:val="000000"/>
-              </w:rPr>
-              <w:t xml:space="preserve">0.064</w:t>
+              <w:t xml:space="preserve">4.04</w:t>
+            </w:r>
+          </w:p>
+        </w:tc>
+        <w:tc>
+          <w:tcPr>
+            <w:tcBorders>
+              <w:bottom w:val="none" w:sz="0" w:space="0" w:color="000000"/>
+              <w:top w:val="none" w:sz="0" w:space="0" w:color="000000"/>
+              <w:left w:val="none" w:sz="0" w:space="0" w:color="000000"/>
+              <w:right w:val="none" w:sz="0" w:space="0" w:color="000000"/>
+            </w:tcBorders>
+            <w:shd w:val="clear" w:color="auto" w:fill="FFFFFF"/>
+            <w:tcMar>
+              <w:top w:w="0" w:type="dxa"/>
+              <w:bottom w:w="0" w:type="dxa"/>
+              <w:left w:w="0" w:type="dxa"/>
+              <w:right w:w="0" w:type="dxa"/>
+            </w:tcMar>
+            <w:vAlign w:val="top"/>
+          </w:tcPr>
+          <w:p>
+            <w:pPr>
+              <w:pStyle w:val="Normal"/>
+              <w:jc w:val="center"/>
+              <w:pBdr>
+                <w:bottom w:val="none" w:sz="0" w:space="0" w:color="000000"/>
+                <w:top w:val="none" w:sz="0" w:space="0" w:color="000000"/>
+                <w:left w:val="none" w:sz="0" w:space="0" w:color="000000"/>
+                <w:right w:val="none" w:sz="0" w:space="0" w:color="000000"/>
+              </w:pBdr>
+              <w:spacing w:after="100" w:before="100" w:line="240"/>
+              <w:ind w:left="100" w:right="100" w:firstLine="0" w:firstLineChars="0"/>
+              <w:rPr>
+                <w:rFonts w:ascii="Helvetica" w:hAnsi="Helvetica" w:eastAsia="Helvetica" w:cs="Helvetica"/>
+                <w:i w:val="false"/>
+                <w:b w:val="false"/>
+                <w:u w:val="none"/>
+                <w:sz w:val="22"/>
+                <w:szCs w:val="22"/>
+                <w:color w:val="000000"/>
+              </w:rPr>
+            </w:pPr>
+            <w:r>
+              <w:rPr>
+                <w:rFonts w:ascii="Helvetica" w:hAnsi="Helvetica" w:eastAsia="Helvetica" w:cs="Helvetica"/>
+                <w:i w:val="false"/>
+                <w:b w:val="false"/>
+                <w:u w:val="none"/>
+                <w:sz w:val="22"/>
+                <w:szCs w:val="22"/>
+                <w:color w:val="000000"/>
+              </w:rPr>
+              <w:t xml:space="preserve">0.90, 18.0</w:t>
+            </w:r>
+          </w:p>
+        </w:tc>
+        <w:tc>
+          <w:tcPr>
+            <w:tcBorders>
+              <w:bottom w:val="none" w:sz="0" w:space="0" w:color="000000"/>
+              <w:top w:val="none" w:sz="0" w:space="0" w:color="000000"/>
+              <w:left w:val="none" w:sz="0" w:space="0" w:color="000000"/>
+              <w:right w:val="none" w:sz="0" w:space="0" w:color="000000"/>
+            </w:tcBorders>
+            <w:shd w:val="clear" w:color="auto" w:fill="FFFFFF"/>
+            <w:tcMar>
+              <w:top w:w="0" w:type="dxa"/>
+              <w:bottom w:w="0" w:type="dxa"/>
+              <w:left w:w="0" w:type="dxa"/>
+              <w:right w:w="0" w:type="dxa"/>
+            </w:tcMar>
+            <w:vAlign w:val="top"/>
+          </w:tcPr>
+          <w:p>
+            <w:pPr>
+              <w:pStyle w:val="Normal"/>
+              <w:jc w:val="center"/>
+              <w:pBdr>
+                <w:bottom w:val="none" w:sz="0" w:space="0" w:color="000000"/>
+                <w:top w:val="none" w:sz="0" w:space="0" w:color="000000"/>
+                <w:left w:val="none" w:sz="0" w:space="0" w:color="000000"/>
+                <w:right w:val="none" w:sz="0" w:space="0" w:color="000000"/>
+              </w:pBdr>
+              <w:spacing w:after="100" w:before="100" w:line="240"/>
+              <w:ind w:left="100" w:right="100" w:firstLine="0" w:firstLineChars="0"/>
+              <w:rPr>
+                <w:rFonts w:ascii="Helvetica" w:hAnsi="Helvetica" w:eastAsia="Helvetica" w:cs="Helvetica"/>
+                <w:i w:val="false"/>
+                <w:b w:val="false"/>
+                <w:u w:val="none"/>
+                <w:sz w:val="22"/>
+                <w:szCs w:val="22"/>
+                <w:color w:val="000000"/>
+              </w:rPr>
+            </w:pPr>
+            <w:r>
+              <w:rPr>
+                <w:rFonts w:ascii="Helvetica" w:hAnsi="Helvetica" w:eastAsia="Helvetica" w:cs="Helvetica"/>
+                <w:i w:val="false"/>
+                <w:b w:val="false"/>
+                <w:u w:val="none"/>
+                <w:sz w:val="22"/>
+                <w:szCs w:val="22"/>
+                <w:color w:val="000000"/>
+              </w:rPr>
+              <w:t xml:space="preserve">0.067</w:t>
             </w:r>
           </w:p>
         </w:tc>
@@ -11517,113 +11517,113 @@
                 <w:szCs w:val="22"/>
                 <w:color w:val="000000"/>
               </w:rPr>
-              <w:t xml:space="preserve">1.50</w:t>
-            </w:r>
-          </w:p>
-        </w:tc>
-        <w:tc>
-          <w:tcPr>
-            <w:tcBorders>
-              <w:bottom w:val="none" w:sz="0" w:space="0" w:color="000000"/>
-              <w:top w:val="none" w:sz="0" w:space="0" w:color="000000"/>
-              <w:left w:val="none" w:sz="0" w:space="0" w:color="000000"/>
-              <w:right w:val="none" w:sz="0" w:space="0" w:color="000000"/>
-            </w:tcBorders>
-            <w:shd w:val="clear" w:color="auto" w:fill="FFFFFF"/>
-            <w:tcMar>
-              <w:top w:w="0" w:type="dxa"/>
-              <w:bottom w:w="0" w:type="dxa"/>
-              <w:left w:w="0" w:type="dxa"/>
-              <w:right w:w="0" w:type="dxa"/>
-            </w:tcMar>
-            <w:vAlign w:val="top"/>
-          </w:tcPr>
-          <w:p>
-            <w:pPr>
-              <w:pStyle w:val="Normal"/>
-              <w:jc w:val="center"/>
-              <w:pBdr>
-                <w:bottom w:val="none" w:sz="0" w:space="0" w:color="000000"/>
-                <w:top w:val="none" w:sz="0" w:space="0" w:color="000000"/>
-                <w:left w:val="none" w:sz="0" w:space="0" w:color="000000"/>
-                <w:right w:val="none" w:sz="0" w:space="0" w:color="000000"/>
-              </w:pBdr>
-              <w:spacing w:after="100" w:before="100" w:line="240"/>
-              <w:ind w:left="100" w:right="100" w:firstLine="0" w:firstLineChars="0"/>
-              <w:rPr>
-                <w:rFonts w:ascii="Helvetica" w:hAnsi="Helvetica" w:eastAsia="Helvetica" w:cs="Helvetica"/>
-                <w:i w:val="false"/>
-                <w:b w:val="false"/>
-                <w:u w:val="none"/>
-                <w:sz w:val="22"/>
-                <w:szCs w:val="22"/>
-                <w:color w:val="000000"/>
-              </w:rPr>
-            </w:pPr>
-            <w:r>
-              <w:rPr>
-                <w:rFonts w:ascii="Helvetica" w:hAnsi="Helvetica" w:eastAsia="Helvetica" w:cs="Helvetica"/>
-                <w:i w:val="false"/>
-                <w:b w:val="false"/>
-                <w:u w:val="none"/>
-                <w:sz w:val="22"/>
-                <w:szCs w:val="22"/>
-                <w:color w:val="000000"/>
-              </w:rPr>
-              <w:t xml:space="preserve">0.81, 2.78</w:t>
-            </w:r>
-          </w:p>
-        </w:tc>
-        <w:tc>
-          <w:tcPr>
-            <w:tcBorders>
-              <w:bottom w:val="none" w:sz="0" w:space="0" w:color="000000"/>
-              <w:top w:val="none" w:sz="0" w:space="0" w:color="000000"/>
-              <w:left w:val="none" w:sz="0" w:space="0" w:color="000000"/>
-              <w:right w:val="none" w:sz="0" w:space="0" w:color="000000"/>
-            </w:tcBorders>
-            <w:shd w:val="clear" w:color="auto" w:fill="FFFFFF"/>
-            <w:tcMar>
-              <w:top w:w="0" w:type="dxa"/>
-              <w:bottom w:w="0" w:type="dxa"/>
-              <w:left w:w="0" w:type="dxa"/>
-              <w:right w:w="0" w:type="dxa"/>
-            </w:tcMar>
-            <w:vAlign w:val="top"/>
-          </w:tcPr>
-          <w:p>
-            <w:pPr>
-              <w:pStyle w:val="Normal"/>
-              <w:jc w:val="center"/>
-              <w:pBdr>
-                <w:bottom w:val="none" w:sz="0" w:space="0" w:color="000000"/>
-                <w:top w:val="none" w:sz="0" w:space="0" w:color="000000"/>
-                <w:left w:val="none" w:sz="0" w:space="0" w:color="000000"/>
-                <w:right w:val="none" w:sz="0" w:space="0" w:color="000000"/>
-              </w:pBdr>
-              <w:spacing w:after="100" w:before="100" w:line="240"/>
-              <w:ind w:left="100" w:right="100" w:firstLine="0" w:firstLineChars="0"/>
-              <w:rPr>
-                <w:rFonts w:ascii="Helvetica" w:hAnsi="Helvetica" w:eastAsia="Helvetica" w:cs="Helvetica"/>
-                <w:i w:val="false"/>
-                <w:b w:val="false"/>
-                <w:u w:val="none"/>
-                <w:sz w:val="22"/>
-                <w:szCs w:val="22"/>
-                <w:color w:val="000000"/>
-              </w:rPr>
-            </w:pPr>
-            <w:r>
-              <w:rPr>
-                <w:rFonts w:ascii="Helvetica" w:hAnsi="Helvetica" w:eastAsia="Helvetica" w:cs="Helvetica"/>
-                <w:i w:val="false"/>
-                <w:b w:val="false"/>
-                <w:u w:val="none"/>
-                <w:sz w:val="22"/>
-                <w:szCs w:val="22"/>
-                <w:color w:val="000000"/>
-              </w:rPr>
-              <w:t xml:space="preserve">0.193</w:t>
+              <w:t xml:space="preserve">1.49</w:t>
+            </w:r>
+          </w:p>
+        </w:tc>
+        <w:tc>
+          <w:tcPr>
+            <w:tcBorders>
+              <w:bottom w:val="none" w:sz="0" w:space="0" w:color="000000"/>
+              <w:top w:val="none" w:sz="0" w:space="0" w:color="000000"/>
+              <w:left w:val="none" w:sz="0" w:space="0" w:color="000000"/>
+              <w:right w:val="none" w:sz="0" w:space="0" w:color="000000"/>
+            </w:tcBorders>
+            <w:shd w:val="clear" w:color="auto" w:fill="FFFFFF"/>
+            <w:tcMar>
+              <w:top w:w="0" w:type="dxa"/>
+              <w:bottom w:w="0" w:type="dxa"/>
+              <w:left w:w="0" w:type="dxa"/>
+              <w:right w:w="0" w:type="dxa"/>
+            </w:tcMar>
+            <w:vAlign w:val="top"/>
+          </w:tcPr>
+          <w:p>
+            <w:pPr>
+              <w:pStyle w:val="Normal"/>
+              <w:jc w:val="center"/>
+              <w:pBdr>
+                <w:bottom w:val="none" w:sz="0" w:space="0" w:color="000000"/>
+                <w:top w:val="none" w:sz="0" w:space="0" w:color="000000"/>
+                <w:left w:val="none" w:sz="0" w:space="0" w:color="000000"/>
+                <w:right w:val="none" w:sz="0" w:space="0" w:color="000000"/>
+              </w:pBdr>
+              <w:spacing w:after="100" w:before="100" w:line="240"/>
+              <w:ind w:left="100" w:right="100" w:firstLine="0" w:firstLineChars="0"/>
+              <w:rPr>
+                <w:rFonts w:ascii="Helvetica" w:hAnsi="Helvetica" w:eastAsia="Helvetica" w:cs="Helvetica"/>
+                <w:i w:val="false"/>
+                <w:b w:val="false"/>
+                <w:u w:val="none"/>
+                <w:sz w:val="22"/>
+                <w:szCs w:val="22"/>
+                <w:color w:val="000000"/>
+              </w:rPr>
+            </w:pPr>
+            <w:r>
+              <w:rPr>
+                <w:rFonts w:ascii="Helvetica" w:hAnsi="Helvetica" w:eastAsia="Helvetica" w:cs="Helvetica"/>
+                <w:i w:val="false"/>
+                <w:b w:val="false"/>
+                <w:u w:val="none"/>
+                <w:sz w:val="22"/>
+                <w:szCs w:val="22"/>
+                <w:color w:val="000000"/>
+              </w:rPr>
+              <w:t xml:space="preserve">0.81, 2.76</w:t>
+            </w:r>
+          </w:p>
+        </w:tc>
+        <w:tc>
+          <w:tcPr>
+            <w:tcBorders>
+              <w:bottom w:val="none" w:sz="0" w:space="0" w:color="000000"/>
+              <w:top w:val="none" w:sz="0" w:space="0" w:color="000000"/>
+              <w:left w:val="none" w:sz="0" w:space="0" w:color="000000"/>
+              <w:right w:val="none" w:sz="0" w:space="0" w:color="000000"/>
+            </w:tcBorders>
+            <w:shd w:val="clear" w:color="auto" w:fill="FFFFFF"/>
+            <w:tcMar>
+              <w:top w:w="0" w:type="dxa"/>
+              <w:bottom w:w="0" w:type="dxa"/>
+              <w:left w:w="0" w:type="dxa"/>
+              <w:right w:w="0" w:type="dxa"/>
+            </w:tcMar>
+            <w:vAlign w:val="top"/>
+          </w:tcPr>
+          <w:p>
+            <w:pPr>
+              <w:pStyle w:val="Normal"/>
+              <w:jc w:val="center"/>
+              <w:pBdr>
+                <w:bottom w:val="none" w:sz="0" w:space="0" w:color="000000"/>
+                <w:top w:val="none" w:sz="0" w:space="0" w:color="000000"/>
+                <w:left w:val="none" w:sz="0" w:space="0" w:color="000000"/>
+                <w:right w:val="none" w:sz="0" w:space="0" w:color="000000"/>
+              </w:pBdr>
+              <w:spacing w:after="100" w:before="100" w:line="240"/>
+              <w:ind w:left="100" w:right="100" w:firstLine="0" w:firstLineChars="0"/>
+              <w:rPr>
+                <w:rFonts w:ascii="Helvetica" w:hAnsi="Helvetica" w:eastAsia="Helvetica" w:cs="Helvetica"/>
+                <w:i w:val="false"/>
+                <w:b w:val="false"/>
+                <w:u w:val="none"/>
+                <w:sz w:val="22"/>
+                <w:szCs w:val="22"/>
+                <w:color w:val="000000"/>
+              </w:rPr>
+            </w:pPr>
+            <w:r>
+              <w:rPr>
+                <w:rFonts w:ascii="Helvetica" w:hAnsi="Helvetica" w:eastAsia="Helvetica" w:cs="Helvetica"/>
+                <w:i w:val="false"/>
+                <w:b w:val="false"/>
+                <w:u w:val="none"/>
+                <w:sz w:val="22"/>
+                <w:szCs w:val="22"/>
+                <w:color w:val="000000"/>
+              </w:rPr>
+              <w:t xml:space="preserve">0.200</w:t>
             </w:r>
           </w:p>
         </w:tc>
@@ -11782,60 +11782,60 @@
                 <w:szCs w:val="22"/>
                 <w:color w:val="000000"/>
               </w:rPr>
-              <w:t xml:space="preserve">0.10, 1.42</w:t>
-            </w:r>
-          </w:p>
-        </w:tc>
-        <w:tc>
-          <w:tcPr>
-            <w:tcBorders>
-              <w:bottom w:val="none" w:sz="0" w:space="0" w:color="000000"/>
-              <w:top w:val="none" w:sz="0" w:space="0" w:color="000000"/>
-              <w:left w:val="none" w:sz="0" w:space="0" w:color="000000"/>
-              <w:right w:val="none" w:sz="0" w:space="0" w:color="000000"/>
-            </w:tcBorders>
-            <w:shd w:val="clear" w:color="auto" w:fill="FFFFFF"/>
-            <w:tcMar>
-              <w:top w:w="0" w:type="dxa"/>
-              <w:bottom w:w="0" w:type="dxa"/>
-              <w:left w:w="0" w:type="dxa"/>
-              <w:right w:w="0" w:type="dxa"/>
-            </w:tcMar>
-            <w:vAlign w:val="top"/>
-          </w:tcPr>
-          <w:p>
-            <w:pPr>
-              <w:pStyle w:val="Normal"/>
-              <w:jc w:val="center"/>
-              <w:pBdr>
-                <w:bottom w:val="none" w:sz="0" w:space="0" w:color="000000"/>
-                <w:top w:val="none" w:sz="0" w:space="0" w:color="000000"/>
-                <w:left w:val="none" w:sz="0" w:space="0" w:color="000000"/>
-                <w:right w:val="none" w:sz="0" w:space="0" w:color="000000"/>
-              </w:pBdr>
-              <w:spacing w:after="100" w:before="100" w:line="240"/>
-              <w:ind w:left="100" w:right="100" w:firstLine="0" w:firstLineChars="0"/>
-              <w:rPr>
-                <w:rFonts w:ascii="Helvetica" w:hAnsi="Helvetica" w:eastAsia="Helvetica" w:cs="Helvetica"/>
-                <w:i w:val="false"/>
-                <w:b w:val="false"/>
-                <w:u w:val="none"/>
-                <w:sz w:val="22"/>
-                <w:szCs w:val="22"/>
-                <w:color w:val="000000"/>
-              </w:rPr>
-            </w:pPr>
-            <w:r>
-              <w:rPr>
-                <w:rFonts w:ascii="Helvetica" w:hAnsi="Helvetica" w:eastAsia="Helvetica" w:cs="Helvetica"/>
-                <w:i w:val="false"/>
-                <w:b w:val="false"/>
-                <w:u w:val="none"/>
-                <w:sz w:val="22"/>
-                <w:szCs w:val="22"/>
-                <w:color w:val="000000"/>
-              </w:rPr>
-              <w:t xml:space="preserve">0.148</w:t>
+              <w:t xml:space="preserve">0.10, 1.43</w:t>
+            </w:r>
+          </w:p>
+        </w:tc>
+        <w:tc>
+          <w:tcPr>
+            <w:tcBorders>
+              <w:bottom w:val="none" w:sz="0" w:space="0" w:color="000000"/>
+              <w:top w:val="none" w:sz="0" w:space="0" w:color="000000"/>
+              <w:left w:val="none" w:sz="0" w:space="0" w:color="000000"/>
+              <w:right w:val="none" w:sz="0" w:space="0" w:color="000000"/>
+            </w:tcBorders>
+            <w:shd w:val="clear" w:color="auto" w:fill="FFFFFF"/>
+            <w:tcMar>
+              <w:top w:w="0" w:type="dxa"/>
+              <w:bottom w:w="0" w:type="dxa"/>
+              <w:left w:w="0" w:type="dxa"/>
+              <w:right w:w="0" w:type="dxa"/>
+            </w:tcMar>
+            <w:vAlign w:val="top"/>
+          </w:tcPr>
+          <w:p>
+            <w:pPr>
+              <w:pStyle w:val="Normal"/>
+              <w:jc w:val="center"/>
+              <w:pBdr>
+                <w:bottom w:val="none" w:sz="0" w:space="0" w:color="000000"/>
+                <w:top w:val="none" w:sz="0" w:space="0" w:color="000000"/>
+                <w:left w:val="none" w:sz="0" w:space="0" w:color="000000"/>
+                <w:right w:val="none" w:sz="0" w:space="0" w:color="000000"/>
+              </w:pBdr>
+              <w:spacing w:after="100" w:before="100" w:line="240"/>
+              <w:ind w:left="100" w:right="100" w:firstLine="0" w:firstLineChars="0"/>
+              <w:rPr>
+                <w:rFonts w:ascii="Helvetica" w:hAnsi="Helvetica" w:eastAsia="Helvetica" w:cs="Helvetica"/>
+                <w:i w:val="false"/>
+                <w:b w:val="false"/>
+                <w:u w:val="none"/>
+                <w:sz w:val="22"/>
+                <w:szCs w:val="22"/>
+                <w:color w:val="000000"/>
+              </w:rPr>
+            </w:pPr>
+            <w:r>
+              <w:rPr>
+                <w:rFonts w:ascii="Helvetica" w:hAnsi="Helvetica" w:eastAsia="Helvetica" w:cs="Helvetica"/>
+                <w:i w:val="false"/>
+                <w:b w:val="false"/>
+                <w:u w:val="none"/>
+                <w:sz w:val="22"/>
+                <w:szCs w:val="22"/>
+                <w:color w:val="000000"/>
+              </w:rPr>
+              <w:t xml:space="preserve">0.149</w:t>
             </w:r>
           </w:p>
         </w:tc>
@@ -13019,7 +13019,7 @@
                 <w:szCs w:val="22"/>
                 <w:color w:val="000000"/>
               </w:rPr>
-              <w:t xml:space="preserve">0.14, 0.59</w:t>
+              <w:t xml:space="preserve">0.14, 0.60</w:t>
             </w:r>
           </w:p>
         </w:tc>
@@ -13502,60 +13502,60 @@
                 <w:szCs w:val="22"/>
                 <w:color w:val="000000"/>
               </w:rPr>
-              <w:t xml:space="preserve">0.16, 0.82</w:t>
-            </w:r>
-          </w:p>
-        </w:tc>
-        <w:tc>
-          <w:tcPr>
-            <w:tcBorders>
-              <w:bottom w:val="none" w:sz="0" w:space="0" w:color="000000"/>
-              <w:top w:val="none" w:sz="0" w:space="0" w:color="000000"/>
-              <w:left w:val="none" w:sz="0" w:space="0" w:color="000000"/>
-              <w:right w:val="none" w:sz="0" w:space="0" w:color="000000"/>
-            </w:tcBorders>
-            <w:shd w:val="clear" w:color="auto" w:fill="FFFFFF"/>
-            <w:tcMar>
-              <w:top w:w="0" w:type="dxa"/>
-              <w:bottom w:w="0" w:type="dxa"/>
-              <w:left w:w="0" w:type="dxa"/>
-              <w:right w:w="0" w:type="dxa"/>
-            </w:tcMar>
-            <w:vAlign w:val="top"/>
-          </w:tcPr>
-          <w:p>
-            <w:pPr>
-              <w:pStyle w:val="Normal"/>
-              <w:jc w:val="center"/>
-              <w:pBdr>
-                <w:bottom w:val="none" w:sz="0" w:space="0" w:color="000000"/>
-                <w:top w:val="none" w:sz="0" w:space="0" w:color="000000"/>
-                <w:left w:val="none" w:sz="0" w:space="0" w:color="000000"/>
-                <w:right w:val="none" w:sz="0" w:space="0" w:color="000000"/>
-              </w:pBdr>
-              <w:spacing w:after="100" w:before="100" w:line="240"/>
-              <w:ind w:left="100" w:right="100" w:firstLine="0" w:firstLineChars="0"/>
-              <w:rPr>
-                <w:rFonts w:ascii="Helvetica" w:hAnsi="Helvetica" w:eastAsia="Helvetica" w:cs="Helvetica"/>
-                <w:i w:val="false"/>
-                <w:b w:val="false"/>
-                <w:u w:val="none"/>
-                <w:sz w:val="22"/>
-                <w:szCs w:val="22"/>
-                <w:color w:val="000000"/>
-              </w:rPr>
-            </w:pPr>
-            <w:r>
-              <w:rPr>
-                <w:rFonts w:ascii="Helvetica" w:hAnsi="Helvetica" w:eastAsia="Helvetica" w:cs="Helvetica"/>
-                <w:i w:val="false"/>
-                <w:b w:val="false"/>
-                <w:u w:val="none"/>
-                <w:sz w:val="22"/>
-                <w:szCs w:val="22"/>
-                <w:color w:val="000000"/>
-              </w:rPr>
-              <w:t xml:space="preserve">0.015</w:t>
+              <w:t xml:space="preserve">0.16, 0.83</w:t>
+            </w:r>
+          </w:p>
+        </w:tc>
+        <w:tc>
+          <w:tcPr>
+            <w:tcBorders>
+              <w:bottom w:val="none" w:sz="0" w:space="0" w:color="000000"/>
+              <w:top w:val="none" w:sz="0" w:space="0" w:color="000000"/>
+              <w:left w:val="none" w:sz="0" w:space="0" w:color="000000"/>
+              <w:right w:val="none" w:sz="0" w:space="0" w:color="000000"/>
+            </w:tcBorders>
+            <w:shd w:val="clear" w:color="auto" w:fill="FFFFFF"/>
+            <w:tcMar>
+              <w:top w:w="0" w:type="dxa"/>
+              <w:bottom w:w="0" w:type="dxa"/>
+              <w:left w:w="0" w:type="dxa"/>
+              <w:right w:w="0" w:type="dxa"/>
+            </w:tcMar>
+            <w:vAlign w:val="top"/>
+          </w:tcPr>
+          <w:p>
+            <w:pPr>
+              <w:pStyle w:val="Normal"/>
+              <w:jc w:val="center"/>
+              <w:pBdr>
+                <w:bottom w:val="none" w:sz="0" w:space="0" w:color="000000"/>
+                <w:top w:val="none" w:sz="0" w:space="0" w:color="000000"/>
+                <w:left w:val="none" w:sz="0" w:space="0" w:color="000000"/>
+                <w:right w:val="none" w:sz="0" w:space="0" w:color="000000"/>
+              </w:pBdr>
+              <w:spacing w:after="100" w:before="100" w:line="240"/>
+              <w:ind w:left="100" w:right="100" w:firstLine="0" w:firstLineChars="0"/>
+              <w:rPr>
+                <w:rFonts w:ascii="Helvetica" w:hAnsi="Helvetica" w:eastAsia="Helvetica" w:cs="Helvetica"/>
+                <w:i w:val="false"/>
+                <w:b w:val="false"/>
+                <w:u w:val="none"/>
+                <w:sz w:val="22"/>
+                <w:szCs w:val="22"/>
+                <w:color w:val="000000"/>
+              </w:rPr>
+            </w:pPr>
+            <w:r>
+              <w:rPr>
+                <w:rFonts w:ascii="Helvetica" w:hAnsi="Helvetica" w:eastAsia="Helvetica" w:cs="Helvetica"/>
+                <w:i w:val="false"/>
+                <w:b w:val="false"/>
+                <w:u w:val="none"/>
+                <w:sz w:val="22"/>
+                <w:szCs w:val="22"/>
+                <w:color w:val="000000"/>
+              </w:rPr>
+              <w:t xml:space="preserve">0.016</w:t>
             </w:r>
           </w:p>
         </w:tc>
@@ -13714,60 +13714,60 @@
                 <w:szCs w:val="22"/>
                 <w:color w:val="000000"/>
               </w:rPr>
-              <w:t xml:space="preserve">0.12, 2.62</w:t>
-            </w:r>
-          </w:p>
-        </w:tc>
-        <w:tc>
-          <w:tcPr>
-            <w:tcBorders>
-              <w:bottom w:val="none" w:sz="0" w:space="0" w:color="000000"/>
-              <w:top w:val="none" w:sz="0" w:space="0" w:color="000000"/>
-              <w:left w:val="none" w:sz="0" w:space="0" w:color="000000"/>
-              <w:right w:val="none" w:sz="0" w:space="0" w:color="000000"/>
-            </w:tcBorders>
-            <w:shd w:val="clear" w:color="auto" w:fill="FFFFFF"/>
-            <w:tcMar>
-              <w:top w:w="0" w:type="dxa"/>
-              <w:bottom w:w="0" w:type="dxa"/>
-              <w:left w:w="0" w:type="dxa"/>
-              <w:right w:w="0" w:type="dxa"/>
-            </w:tcMar>
-            <w:vAlign w:val="top"/>
-          </w:tcPr>
-          <w:p>
-            <w:pPr>
-              <w:pStyle w:val="Normal"/>
-              <w:jc w:val="center"/>
-              <w:pBdr>
-                <w:bottom w:val="none" w:sz="0" w:space="0" w:color="000000"/>
-                <w:top w:val="none" w:sz="0" w:space="0" w:color="000000"/>
-                <w:left w:val="none" w:sz="0" w:space="0" w:color="000000"/>
-                <w:right w:val="none" w:sz="0" w:space="0" w:color="000000"/>
-              </w:pBdr>
-              <w:spacing w:after="100" w:before="100" w:line="240"/>
-              <w:ind w:left="100" w:right="100" w:firstLine="0" w:firstLineChars="0"/>
-              <w:rPr>
-                <w:rFonts w:ascii="Helvetica" w:hAnsi="Helvetica" w:eastAsia="Helvetica" w:cs="Helvetica"/>
-                <w:i w:val="false"/>
-                <w:b w:val="false"/>
-                <w:u w:val="none"/>
-                <w:sz w:val="22"/>
-                <w:szCs w:val="22"/>
-                <w:color w:val="000000"/>
-              </w:rPr>
-            </w:pPr>
-            <w:r>
-              <w:rPr>
-                <w:rFonts w:ascii="Helvetica" w:hAnsi="Helvetica" w:eastAsia="Helvetica" w:cs="Helvetica"/>
-                <w:i w:val="false"/>
-                <w:b w:val="false"/>
-                <w:u w:val="none"/>
-                <w:sz w:val="22"/>
-                <w:szCs w:val="22"/>
-                <w:color w:val="000000"/>
-              </w:rPr>
-              <w:t xml:space="preserve">0.470</w:t>
+              <w:t xml:space="preserve">0.12, 2.63</w:t>
+            </w:r>
+          </w:p>
+        </w:tc>
+        <w:tc>
+          <w:tcPr>
+            <w:tcBorders>
+              <w:bottom w:val="none" w:sz="0" w:space="0" w:color="000000"/>
+              <w:top w:val="none" w:sz="0" w:space="0" w:color="000000"/>
+              <w:left w:val="none" w:sz="0" w:space="0" w:color="000000"/>
+              <w:right w:val="none" w:sz="0" w:space="0" w:color="000000"/>
+            </w:tcBorders>
+            <w:shd w:val="clear" w:color="auto" w:fill="FFFFFF"/>
+            <w:tcMar>
+              <w:top w:w="0" w:type="dxa"/>
+              <w:bottom w:w="0" w:type="dxa"/>
+              <w:left w:w="0" w:type="dxa"/>
+              <w:right w:w="0" w:type="dxa"/>
+            </w:tcMar>
+            <w:vAlign w:val="top"/>
+          </w:tcPr>
+          <w:p>
+            <w:pPr>
+              <w:pStyle w:val="Normal"/>
+              <w:jc w:val="center"/>
+              <w:pBdr>
+                <w:bottom w:val="none" w:sz="0" w:space="0" w:color="000000"/>
+                <w:top w:val="none" w:sz="0" w:space="0" w:color="000000"/>
+                <w:left w:val="none" w:sz="0" w:space="0" w:color="000000"/>
+                <w:right w:val="none" w:sz="0" w:space="0" w:color="000000"/>
+              </w:pBdr>
+              <w:spacing w:after="100" w:before="100" w:line="240"/>
+              <w:ind w:left="100" w:right="100" w:firstLine="0" w:firstLineChars="0"/>
+              <w:rPr>
+                <w:rFonts w:ascii="Helvetica" w:hAnsi="Helvetica" w:eastAsia="Helvetica" w:cs="Helvetica"/>
+                <w:i w:val="false"/>
+                <w:b w:val="false"/>
+                <w:u w:val="none"/>
+                <w:sz w:val="22"/>
+                <w:szCs w:val="22"/>
+                <w:color w:val="000000"/>
+              </w:rPr>
+            </w:pPr>
+            <w:r>
+              <w:rPr>
+                <w:rFonts w:ascii="Helvetica" w:hAnsi="Helvetica" w:eastAsia="Helvetica" w:cs="Helvetica"/>
+                <w:i w:val="false"/>
+                <w:b w:val="false"/>
+                <w:u w:val="none"/>
+                <w:sz w:val="22"/>
+                <w:szCs w:val="22"/>
+                <w:color w:val="000000"/>
+              </w:rPr>
+              <w:t xml:space="preserve">0.471</w:t>
             </w:r>
           </w:p>
         </w:tc>
@@ -13932,113 +13932,113 @@
                 <w:szCs w:val="22"/>
                 <w:color w:val="000000"/>
               </w:rPr>
-              <w:t xml:space="preserve">1.78</w:t>
-            </w:r>
-          </w:p>
-        </w:tc>
-        <w:tc>
-          <w:tcPr>
-            <w:tcBorders>
-              <w:bottom w:val="none" w:sz="0" w:space="0" w:color="000000"/>
-              <w:top w:val="none" w:sz="0" w:space="0" w:color="000000"/>
-              <w:left w:val="none" w:sz="0" w:space="0" w:color="000000"/>
-              <w:right w:val="none" w:sz="0" w:space="0" w:color="000000"/>
-            </w:tcBorders>
-            <w:shd w:val="clear" w:color="auto" w:fill="FFFFFF"/>
-            <w:tcMar>
-              <w:top w:w="0" w:type="dxa"/>
-              <w:bottom w:w="0" w:type="dxa"/>
-              <w:left w:w="0" w:type="dxa"/>
-              <w:right w:w="0" w:type="dxa"/>
-            </w:tcMar>
-            <w:vAlign w:val="top"/>
-          </w:tcPr>
-          <w:p>
-            <w:pPr>
-              <w:pStyle w:val="Normal"/>
-              <w:jc w:val="center"/>
-              <w:pBdr>
-                <w:bottom w:val="none" w:sz="0" w:space="0" w:color="000000"/>
-                <w:top w:val="none" w:sz="0" w:space="0" w:color="000000"/>
-                <w:left w:val="none" w:sz="0" w:space="0" w:color="000000"/>
-                <w:right w:val="none" w:sz="0" w:space="0" w:color="000000"/>
-              </w:pBdr>
-              <w:spacing w:after="100" w:before="100" w:line="240"/>
-              <w:ind w:left="100" w:right="100" w:firstLine="0" w:firstLineChars="0"/>
-              <w:rPr>
-                <w:rFonts w:ascii="Helvetica" w:hAnsi="Helvetica" w:eastAsia="Helvetica" w:cs="Helvetica"/>
-                <w:i w:val="false"/>
-                <w:b w:val="false"/>
-                <w:u w:val="none"/>
-                <w:sz w:val="22"/>
-                <w:szCs w:val="22"/>
-                <w:color w:val="000000"/>
-              </w:rPr>
-            </w:pPr>
-            <w:r>
-              <w:rPr>
-                <w:rFonts w:ascii="Helvetica" w:hAnsi="Helvetica" w:eastAsia="Helvetica" w:cs="Helvetica"/>
-                <w:i w:val="false"/>
-                <w:b w:val="false"/>
-                <w:u w:val="none"/>
-                <w:sz w:val="22"/>
-                <w:szCs w:val="22"/>
-                <w:color w:val="000000"/>
-              </w:rPr>
-              <w:t xml:space="preserve">0.91, 3.48</w:t>
-            </w:r>
-          </w:p>
-        </w:tc>
-        <w:tc>
-          <w:tcPr>
-            <w:tcBorders>
-              <w:bottom w:val="none" w:sz="0" w:space="0" w:color="000000"/>
-              <w:top w:val="none" w:sz="0" w:space="0" w:color="000000"/>
-              <w:left w:val="none" w:sz="0" w:space="0" w:color="000000"/>
-              <w:right w:val="none" w:sz="0" w:space="0" w:color="000000"/>
-            </w:tcBorders>
-            <w:shd w:val="clear" w:color="auto" w:fill="FFFFFF"/>
-            <w:tcMar>
-              <w:top w:w="0" w:type="dxa"/>
-              <w:bottom w:w="0" w:type="dxa"/>
-              <w:left w:w="0" w:type="dxa"/>
-              <w:right w:w="0" w:type="dxa"/>
-            </w:tcMar>
-            <w:vAlign w:val="top"/>
-          </w:tcPr>
-          <w:p>
-            <w:pPr>
-              <w:pStyle w:val="Normal"/>
-              <w:jc w:val="center"/>
-              <w:pBdr>
-                <w:bottom w:val="none" w:sz="0" w:space="0" w:color="000000"/>
-                <w:top w:val="none" w:sz="0" w:space="0" w:color="000000"/>
-                <w:left w:val="none" w:sz="0" w:space="0" w:color="000000"/>
-                <w:right w:val="none" w:sz="0" w:space="0" w:color="000000"/>
-              </w:pBdr>
-              <w:spacing w:after="100" w:before="100" w:line="240"/>
-              <w:ind w:left="100" w:right="100" w:firstLine="0" w:firstLineChars="0"/>
-              <w:rPr>
-                <w:rFonts w:ascii="Helvetica" w:hAnsi="Helvetica" w:eastAsia="Helvetica" w:cs="Helvetica"/>
-                <w:i w:val="false"/>
-                <w:b w:val="false"/>
-                <w:u w:val="none"/>
-                <w:sz w:val="22"/>
-                <w:szCs w:val="22"/>
-                <w:color w:val="000000"/>
-              </w:rPr>
-            </w:pPr>
-            <w:r>
-              <w:rPr>
-                <w:rFonts w:ascii="Helvetica" w:hAnsi="Helvetica" w:eastAsia="Helvetica" w:cs="Helvetica"/>
-                <w:i w:val="false"/>
-                <w:b w:val="false"/>
-                <w:u w:val="none"/>
-                <w:sz w:val="22"/>
-                <w:szCs w:val="22"/>
-                <w:color w:val="000000"/>
-              </w:rPr>
-              <w:t xml:space="preserve">0.094</w:t>
+              <w:t xml:space="preserve">1.77</w:t>
+            </w:r>
+          </w:p>
+        </w:tc>
+        <w:tc>
+          <w:tcPr>
+            <w:tcBorders>
+              <w:bottom w:val="none" w:sz="0" w:space="0" w:color="000000"/>
+              <w:top w:val="none" w:sz="0" w:space="0" w:color="000000"/>
+              <w:left w:val="none" w:sz="0" w:space="0" w:color="000000"/>
+              <w:right w:val="none" w:sz="0" w:space="0" w:color="000000"/>
+            </w:tcBorders>
+            <w:shd w:val="clear" w:color="auto" w:fill="FFFFFF"/>
+            <w:tcMar>
+              <w:top w:w="0" w:type="dxa"/>
+              <w:bottom w:w="0" w:type="dxa"/>
+              <w:left w:w="0" w:type="dxa"/>
+              <w:right w:w="0" w:type="dxa"/>
+            </w:tcMar>
+            <w:vAlign w:val="top"/>
+          </w:tcPr>
+          <w:p>
+            <w:pPr>
+              <w:pStyle w:val="Normal"/>
+              <w:jc w:val="center"/>
+              <w:pBdr>
+                <w:bottom w:val="none" w:sz="0" w:space="0" w:color="000000"/>
+                <w:top w:val="none" w:sz="0" w:space="0" w:color="000000"/>
+                <w:left w:val="none" w:sz="0" w:space="0" w:color="000000"/>
+                <w:right w:val="none" w:sz="0" w:space="0" w:color="000000"/>
+              </w:pBdr>
+              <w:spacing w:after="100" w:before="100" w:line="240"/>
+              <w:ind w:left="100" w:right="100" w:firstLine="0" w:firstLineChars="0"/>
+              <w:rPr>
+                <w:rFonts w:ascii="Helvetica" w:hAnsi="Helvetica" w:eastAsia="Helvetica" w:cs="Helvetica"/>
+                <w:i w:val="false"/>
+                <w:b w:val="false"/>
+                <w:u w:val="none"/>
+                <w:sz w:val="22"/>
+                <w:szCs w:val="22"/>
+                <w:color w:val="000000"/>
+              </w:rPr>
+            </w:pPr>
+            <w:r>
+              <w:rPr>
+                <w:rFonts w:ascii="Helvetica" w:hAnsi="Helvetica" w:eastAsia="Helvetica" w:cs="Helvetica"/>
+                <w:i w:val="false"/>
+                <w:b w:val="false"/>
+                <w:u w:val="none"/>
+                <w:sz w:val="22"/>
+                <w:szCs w:val="22"/>
+                <w:color w:val="000000"/>
+              </w:rPr>
+              <w:t xml:space="preserve">0.90, 3.47</w:t>
+            </w:r>
+          </w:p>
+        </w:tc>
+        <w:tc>
+          <w:tcPr>
+            <w:tcBorders>
+              <w:bottom w:val="none" w:sz="0" w:space="0" w:color="000000"/>
+              <w:top w:val="none" w:sz="0" w:space="0" w:color="000000"/>
+              <w:left w:val="none" w:sz="0" w:space="0" w:color="000000"/>
+              <w:right w:val="none" w:sz="0" w:space="0" w:color="000000"/>
+            </w:tcBorders>
+            <w:shd w:val="clear" w:color="auto" w:fill="FFFFFF"/>
+            <w:tcMar>
+              <w:top w:w="0" w:type="dxa"/>
+              <w:bottom w:w="0" w:type="dxa"/>
+              <w:left w:w="0" w:type="dxa"/>
+              <w:right w:w="0" w:type="dxa"/>
+            </w:tcMar>
+            <w:vAlign w:val="top"/>
+          </w:tcPr>
+          <w:p>
+            <w:pPr>
+              <w:pStyle w:val="Normal"/>
+              <w:jc w:val="center"/>
+              <w:pBdr>
+                <w:bottom w:val="none" w:sz="0" w:space="0" w:color="000000"/>
+                <w:top w:val="none" w:sz="0" w:space="0" w:color="000000"/>
+                <w:left w:val="none" w:sz="0" w:space="0" w:color="000000"/>
+                <w:right w:val="none" w:sz="0" w:space="0" w:color="000000"/>
+              </w:pBdr>
+              <w:spacing w:after="100" w:before="100" w:line="240"/>
+              <w:ind w:left="100" w:right="100" w:firstLine="0" w:firstLineChars="0"/>
+              <w:rPr>
+                <w:rFonts w:ascii="Helvetica" w:hAnsi="Helvetica" w:eastAsia="Helvetica" w:cs="Helvetica"/>
+                <w:i w:val="false"/>
+                <w:b w:val="false"/>
+                <w:u w:val="none"/>
+                <w:sz w:val="22"/>
+                <w:szCs w:val="22"/>
+                <w:color w:val="000000"/>
+              </w:rPr>
+            </w:pPr>
+            <w:r>
+              <w:rPr>
+                <w:rFonts w:ascii="Helvetica" w:hAnsi="Helvetica" w:eastAsia="Helvetica" w:cs="Helvetica"/>
+                <w:i w:val="false"/>
+                <w:b w:val="false"/>
+                <w:u w:val="none"/>
+                <w:sz w:val="22"/>
+                <w:szCs w:val="22"/>
+                <w:color w:val="000000"/>
+              </w:rPr>
+              <w:t xml:space="preserve">0.096</w:t>
             </w:r>
           </w:p>
         </w:tc>
@@ -14144,113 +14144,113 @@
                 <w:szCs w:val="22"/>
                 <w:color w:val="000000"/>
               </w:rPr>
-              <w:t xml:space="preserve">2.50</w:t>
-            </w:r>
-          </w:p>
-        </w:tc>
-        <w:tc>
-          <w:tcPr>
-            <w:tcBorders>
-              <w:bottom w:val="none" w:sz="0" w:space="0" w:color="000000"/>
-              <w:top w:val="none" w:sz="0" w:space="0" w:color="000000"/>
-              <w:left w:val="none" w:sz="0" w:space="0" w:color="000000"/>
-              <w:right w:val="none" w:sz="0" w:space="0" w:color="000000"/>
-            </w:tcBorders>
-            <w:shd w:val="clear" w:color="auto" w:fill="FFFFFF"/>
-            <w:tcMar>
-              <w:top w:w="0" w:type="dxa"/>
-              <w:bottom w:w="0" w:type="dxa"/>
-              <w:left w:w="0" w:type="dxa"/>
-              <w:right w:w="0" w:type="dxa"/>
-            </w:tcMar>
-            <w:vAlign w:val="top"/>
-          </w:tcPr>
-          <w:p>
-            <w:pPr>
-              <w:pStyle w:val="Normal"/>
-              <w:jc w:val="center"/>
-              <w:pBdr>
-                <w:bottom w:val="none" w:sz="0" w:space="0" w:color="000000"/>
-                <w:top w:val="none" w:sz="0" w:space="0" w:color="000000"/>
-                <w:left w:val="none" w:sz="0" w:space="0" w:color="000000"/>
-                <w:right w:val="none" w:sz="0" w:space="0" w:color="000000"/>
-              </w:pBdr>
-              <w:spacing w:after="100" w:before="100" w:line="240"/>
-              <w:ind w:left="100" w:right="100" w:firstLine="0" w:firstLineChars="0"/>
-              <w:rPr>
-                <w:rFonts w:ascii="Helvetica" w:hAnsi="Helvetica" w:eastAsia="Helvetica" w:cs="Helvetica"/>
-                <w:i w:val="false"/>
-                <w:b w:val="false"/>
-                <w:u w:val="none"/>
-                <w:sz w:val="22"/>
-                <w:szCs w:val="22"/>
-                <w:color w:val="000000"/>
-              </w:rPr>
-            </w:pPr>
-            <w:r>
-              <w:rPr>
-                <w:rFonts w:ascii="Helvetica" w:hAnsi="Helvetica" w:eastAsia="Helvetica" w:cs="Helvetica"/>
-                <w:i w:val="false"/>
-                <w:b w:val="false"/>
-                <w:u w:val="none"/>
-                <w:sz w:val="22"/>
-                <w:szCs w:val="22"/>
-                <w:color w:val="000000"/>
-              </w:rPr>
-              <w:t xml:space="preserve">0.51, 12.1</w:t>
-            </w:r>
-          </w:p>
-        </w:tc>
-        <w:tc>
-          <w:tcPr>
-            <w:tcBorders>
-              <w:bottom w:val="none" w:sz="0" w:space="0" w:color="000000"/>
-              <w:top w:val="none" w:sz="0" w:space="0" w:color="000000"/>
-              <w:left w:val="none" w:sz="0" w:space="0" w:color="000000"/>
-              <w:right w:val="none" w:sz="0" w:space="0" w:color="000000"/>
-            </w:tcBorders>
-            <w:shd w:val="clear" w:color="auto" w:fill="FFFFFF"/>
-            <w:tcMar>
-              <w:top w:w="0" w:type="dxa"/>
-              <w:bottom w:w="0" w:type="dxa"/>
-              <w:left w:w="0" w:type="dxa"/>
-              <w:right w:w="0" w:type="dxa"/>
-            </w:tcMar>
-            <w:vAlign w:val="top"/>
-          </w:tcPr>
-          <w:p>
-            <w:pPr>
-              <w:pStyle w:val="Normal"/>
-              <w:jc w:val="center"/>
-              <w:pBdr>
-                <w:bottom w:val="none" w:sz="0" w:space="0" w:color="000000"/>
-                <w:top w:val="none" w:sz="0" w:space="0" w:color="000000"/>
-                <w:left w:val="none" w:sz="0" w:space="0" w:color="000000"/>
-                <w:right w:val="none" w:sz="0" w:space="0" w:color="000000"/>
-              </w:pBdr>
-              <w:spacing w:after="100" w:before="100" w:line="240"/>
-              <w:ind w:left="100" w:right="100" w:firstLine="0" w:firstLineChars="0"/>
-              <w:rPr>
-                <w:rFonts w:ascii="Helvetica" w:hAnsi="Helvetica" w:eastAsia="Helvetica" w:cs="Helvetica"/>
-                <w:i w:val="false"/>
-                <w:b w:val="false"/>
-                <w:u w:val="none"/>
-                <w:sz w:val="22"/>
-                <w:szCs w:val="22"/>
-                <w:color w:val="000000"/>
-              </w:rPr>
-            </w:pPr>
-            <w:r>
-              <w:rPr>
-                <w:rFonts w:ascii="Helvetica" w:hAnsi="Helvetica" w:eastAsia="Helvetica" w:cs="Helvetica"/>
-                <w:i w:val="false"/>
-                <w:b w:val="false"/>
-                <w:u w:val="none"/>
-                <w:sz w:val="22"/>
-                <w:szCs w:val="22"/>
-                <w:color w:val="000000"/>
-              </w:rPr>
-              <w:t xml:space="preserve">0.256</w:t>
+              <w:t xml:space="preserve">2.47</w:t>
+            </w:r>
+          </w:p>
+        </w:tc>
+        <w:tc>
+          <w:tcPr>
+            <w:tcBorders>
+              <w:bottom w:val="none" w:sz="0" w:space="0" w:color="000000"/>
+              <w:top w:val="none" w:sz="0" w:space="0" w:color="000000"/>
+              <w:left w:val="none" w:sz="0" w:space="0" w:color="000000"/>
+              <w:right w:val="none" w:sz="0" w:space="0" w:color="000000"/>
+            </w:tcBorders>
+            <w:shd w:val="clear" w:color="auto" w:fill="FFFFFF"/>
+            <w:tcMar>
+              <w:top w:w="0" w:type="dxa"/>
+              <w:bottom w:w="0" w:type="dxa"/>
+              <w:left w:w="0" w:type="dxa"/>
+              <w:right w:w="0" w:type="dxa"/>
+            </w:tcMar>
+            <w:vAlign w:val="top"/>
+          </w:tcPr>
+          <w:p>
+            <w:pPr>
+              <w:pStyle w:val="Normal"/>
+              <w:jc w:val="center"/>
+              <w:pBdr>
+                <w:bottom w:val="none" w:sz="0" w:space="0" w:color="000000"/>
+                <w:top w:val="none" w:sz="0" w:space="0" w:color="000000"/>
+                <w:left w:val="none" w:sz="0" w:space="0" w:color="000000"/>
+                <w:right w:val="none" w:sz="0" w:space="0" w:color="000000"/>
+              </w:pBdr>
+              <w:spacing w:after="100" w:before="100" w:line="240"/>
+              <w:ind w:left="100" w:right="100" w:firstLine="0" w:firstLineChars="0"/>
+              <w:rPr>
+                <w:rFonts w:ascii="Helvetica" w:hAnsi="Helvetica" w:eastAsia="Helvetica" w:cs="Helvetica"/>
+                <w:i w:val="false"/>
+                <w:b w:val="false"/>
+                <w:u w:val="none"/>
+                <w:sz w:val="22"/>
+                <w:szCs w:val="22"/>
+                <w:color w:val="000000"/>
+              </w:rPr>
+            </w:pPr>
+            <w:r>
+              <w:rPr>
+                <w:rFonts w:ascii="Helvetica" w:hAnsi="Helvetica" w:eastAsia="Helvetica" w:cs="Helvetica"/>
+                <w:i w:val="false"/>
+                <w:b w:val="false"/>
+                <w:u w:val="none"/>
+                <w:sz w:val="22"/>
+                <w:szCs w:val="22"/>
+                <w:color w:val="000000"/>
+              </w:rPr>
+              <w:t xml:space="preserve">0.51, 12.0</w:t>
+            </w:r>
+          </w:p>
+        </w:tc>
+        <w:tc>
+          <w:tcPr>
+            <w:tcBorders>
+              <w:bottom w:val="none" w:sz="0" w:space="0" w:color="000000"/>
+              <w:top w:val="none" w:sz="0" w:space="0" w:color="000000"/>
+              <w:left w:val="none" w:sz="0" w:space="0" w:color="000000"/>
+              <w:right w:val="none" w:sz="0" w:space="0" w:color="000000"/>
+            </w:tcBorders>
+            <w:shd w:val="clear" w:color="auto" w:fill="FFFFFF"/>
+            <w:tcMar>
+              <w:top w:w="0" w:type="dxa"/>
+              <w:bottom w:w="0" w:type="dxa"/>
+              <w:left w:w="0" w:type="dxa"/>
+              <w:right w:w="0" w:type="dxa"/>
+            </w:tcMar>
+            <w:vAlign w:val="top"/>
+          </w:tcPr>
+          <w:p>
+            <w:pPr>
+              <w:pStyle w:val="Normal"/>
+              <w:jc w:val="center"/>
+              <w:pBdr>
+                <w:bottom w:val="none" w:sz="0" w:space="0" w:color="000000"/>
+                <w:top w:val="none" w:sz="0" w:space="0" w:color="000000"/>
+                <w:left w:val="none" w:sz="0" w:space="0" w:color="000000"/>
+                <w:right w:val="none" w:sz="0" w:space="0" w:color="000000"/>
+              </w:pBdr>
+              <w:spacing w:after="100" w:before="100" w:line="240"/>
+              <w:ind w:left="100" w:right="100" w:firstLine="0" w:firstLineChars="0"/>
+              <w:rPr>
+                <w:rFonts w:ascii="Helvetica" w:hAnsi="Helvetica" w:eastAsia="Helvetica" w:cs="Helvetica"/>
+                <w:i w:val="false"/>
+                <w:b w:val="false"/>
+                <w:u w:val="none"/>
+                <w:sz w:val="22"/>
+                <w:szCs w:val="22"/>
+                <w:color w:val="000000"/>
+              </w:rPr>
+            </w:pPr>
+            <w:r>
+              <w:rPr>
+                <w:rFonts w:ascii="Helvetica" w:hAnsi="Helvetica" w:eastAsia="Helvetica" w:cs="Helvetica"/>
+                <w:i w:val="false"/>
+                <w:b w:val="false"/>
+                <w:u w:val="none"/>
+                <w:sz w:val="22"/>
+                <w:szCs w:val="22"/>
+                <w:color w:val="000000"/>
+              </w:rPr>
+              <w:t xml:space="preserve">0.262</w:t>
             </w:r>
           </w:p>
         </w:tc>
@@ -14415,60 +14415,60 @@
                 <w:szCs w:val="22"/>
                 <w:color w:val="000000"/>
               </w:rPr>
-              <w:t xml:space="preserve">5.49</w:t>
-            </w:r>
-          </w:p>
-        </w:tc>
-        <w:tc>
-          <w:tcPr>
-            <w:tcBorders>
-              <w:bottom w:val="none" w:sz="0" w:space="0" w:color="000000"/>
-              <w:top w:val="none" w:sz="0" w:space="0" w:color="000000"/>
-              <w:left w:val="none" w:sz="0" w:space="0" w:color="000000"/>
-              <w:right w:val="none" w:sz="0" w:space="0" w:color="000000"/>
-            </w:tcBorders>
-            <w:shd w:val="clear" w:color="auto" w:fill="FFFFFF"/>
-            <w:tcMar>
-              <w:top w:w="0" w:type="dxa"/>
-              <w:bottom w:w="0" w:type="dxa"/>
-              <w:left w:w="0" w:type="dxa"/>
-              <w:right w:w="0" w:type="dxa"/>
-            </w:tcMar>
-            <w:vAlign w:val="top"/>
-          </w:tcPr>
-          <w:p>
-            <w:pPr>
-              <w:pStyle w:val="Normal"/>
-              <w:jc w:val="center"/>
-              <w:pBdr>
-                <w:bottom w:val="none" w:sz="0" w:space="0" w:color="000000"/>
-                <w:top w:val="none" w:sz="0" w:space="0" w:color="000000"/>
-                <w:left w:val="none" w:sz="0" w:space="0" w:color="000000"/>
-                <w:right w:val="none" w:sz="0" w:space="0" w:color="000000"/>
-              </w:pBdr>
-              <w:spacing w:after="100" w:before="100" w:line="240"/>
-              <w:ind w:left="100" w:right="100" w:firstLine="0" w:firstLineChars="0"/>
-              <w:rPr>
-                <w:rFonts w:ascii="Helvetica" w:hAnsi="Helvetica" w:eastAsia="Helvetica" w:cs="Helvetica"/>
-                <w:i w:val="false"/>
-                <w:b w:val="false"/>
-                <w:u w:val="none"/>
-                <w:sz w:val="22"/>
-                <w:szCs w:val="22"/>
-                <w:color w:val="000000"/>
-              </w:rPr>
-            </w:pPr>
-            <w:r>
-              <w:rPr>
-                <w:rFonts w:ascii="Helvetica" w:hAnsi="Helvetica" w:eastAsia="Helvetica" w:cs="Helvetica"/>
-                <w:i w:val="false"/>
-                <w:b w:val="false"/>
-                <w:u w:val="none"/>
-                <w:sz w:val="22"/>
-                <w:szCs w:val="22"/>
-                <w:color w:val="000000"/>
-              </w:rPr>
-              <w:t xml:space="preserve">2.96, 10.2</w:t>
+              <w:t xml:space="preserve">5.52</w:t>
+            </w:r>
+          </w:p>
+        </w:tc>
+        <w:tc>
+          <w:tcPr>
+            <w:tcBorders>
+              <w:bottom w:val="none" w:sz="0" w:space="0" w:color="000000"/>
+              <w:top w:val="none" w:sz="0" w:space="0" w:color="000000"/>
+              <w:left w:val="none" w:sz="0" w:space="0" w:color="000000"/>
+              <w:right w:val="none" w:sz="0" w:space="0" w:color="000000"/>
+            </w:tcBorders>
+            <w:shd w:val="clear" w:color="auto" w:fill="FFFFFF"/>
+            <w:tcMar>
+              <w:top w:w="0" w:type="dxa"/>
+              <w:bottom w:w="0" w:type="dxa"/>
+              <w:left w:w="0" w:type="dxa"/>
+              <w:right w:w="0" w:type="dxa"/>
+            </w:tcMar>
+            <w:vAlign w:val="top"/>
+          </w:tcPr>
+          <w:p>
+            <w:pPr>
+              <w:pStyle w:val="Normal"/>
+              <w:jc w:val="center"/>
+              <w:pBdr>
+                <w:bottom w:val="none" w:sz="0" w:space="0" w:color="000000"/>
+                <w:top w:val="none" w:sz="0" w:space="0" w:color="000000"/>
+                <w:left w:val="none" w:sz="0" w:space="0" w:color="000000"/>
+                <w:right w:val="none" w:sz="0" w:space="0" w:color="000000"/>
+              </w:pBdr>
+              <w:spacing w:after="100" w:before="100" w:line="240"/>
+              <w:ind w:left="100" w:right="100" w:firstLine="0" w:firstLineChars="0"/>
+              <w:rPr>
+                <w:rFonts w:ascii="Helvetica" w:hAnsi="Helvetica" w:eastAsia="Helvetica" w:cs="Helvetica"/>
+                <w:i w:val="false"/>
+                <w:b w:val="false"/>
+                <w:u w:val="none"/>
+                <w:sz w:val="22"/>
+                <w:szCs w:val="22"/>
+                <w:color w:val="000000"/>
+              </w:rPr>
+            </w:pPr>
+            <w:r>
+              <w:rPr>
+                <w:rFonts w:ascii="Helvetica" w:hAnsi="Helvetica" w:eastAsia="Helvetica" w:cs="Helvetica"/>
+                <w:i w:val="false"/>
+                <w:b w:val="false"/>
+                <w:u w:val="none"/>
+                <w:sz w:val="22"/>
+                <w:szCs w:val="22"/>
+                <w:color w:val="000000"/>
+              </w:rPr>
+              <w:t xml:space="preserve">2.98, 10.2</w:t>
             </w:r>
           </w:p>
         </w:tc>
@@ -14627,60 +14627,60 @@
                 <w:szCs w:val="22"/>
                 <w:color w:val="000000"/>
               </w:rPr>
-              <w:t xml:space="preserve">7.88</w:t>
-            </w:r>
-          </w:p>
-        </w:tc>
-        <w:tc>
-          <w:tcPr>
-            <w:tcBorders>
-              <w:bottom w:val="none" w:sz="0" w:space="0" w:color="000000"/>
-              <w:top w:val="none" w:sz="0" w:space="0" w:color="000000"/>
-              <w:left w:val="none" w:sz="0" w:space="0" w:color="000000"/>
-              <w:right w:val="none" w:sz="0" w:space="0" w:color="000000"/>
-            </w:tcBorders>
-            <w:shd w:val="clear" w:color="auto" w:fill="FFFFFF"/>
-            <w:tcMar>
-              <w:top w:w="0" w:type="dxa"/>
-              <w:bottom w:w="0" w:type="dxa"/>
-              <w:left w:w="0" w:type="dxa"/>
-              <w:right w:w="0" w:type="dxa"/>
-            </w:tcMar>
-            <w:vAlign w:val="top"/>
-          </w:tcPr>
-          <w:p>
-            <w:pPr>
-              <w:pStyle w:val="Normal"/>
-              <w:jc w:val="center"/>
-              <w:pBdr>
-                <w:bottom w:val="none" w:sz="0" w:space="0" w:color="000000"/>
-                <w:top w:val="none" w:sz="0" w:space="0" w:color="000000"/>
-                <w:left w:val="none" w:sz="0" w:space="0" w:color="000000"/>
-                <w:right w:val="none" w:sz="0" w:space="0" w:color="000000"/>
-              </w:pBdr>
-              <w:spacing w:after="100" w:before="100" w:line="240"/>
-              <w:ind w:left="100" w:right="100" w:firstLine="0" w:firstLineChars="0"/>
-              <w:rPr>
-                <w:rFonts w:ascii="Helvetica" w:hAnsi="Helvetica" w:eastAsia="Helvetica" w:cs="Helvetica"/>
-                <w:i w:val="false"/>
-                <w:b w:val="false"/>
-                <w:u w:val="none"/>
-                <w:sz w:val="22"/>
-                <w:szCs w:val="22"/>
-                <w:color w:val="000000"/>
-              </w:rPr>
-            </w:pPr>
-            <w:r>
-              <w:rPr>
-                <w:rFonts w:ascii="Helvetica" w:hAnsi="Helvetica" w:eastAsia="Helvetica" w:cs="Helvetica"/>
-                <w:i w:val="false"/>
-                <w:b w:val="false"/>
-                <w:u w:val="none"/>
-                <w:sz w:val="22"/>
-                <w:szCs w:val="22"/>
-                <w:color w:val="000000"/>
-              </w:rPr>
-              <w:t xml:space="preserve">1.76, 35.2</w:t>
+              <w:t xml:space="preserve">7.90</w:t>
+            </w:r>
+          </w:p>
+        </w:tc>
+        <w:tc>
+          <w:tcPr>
+            <w:tcBorders>
+              <w:bottom w:val="none" w:sz="0" w:space="0" w:color="000000"/>
+              <w:top w:val="none" w:sz="0" w:space="0" w:color="000000"/>
+              <w:left w:val="none" w:sz="0" w:space="0" w:color="000000"/>
+              <w:right w:val="none" w:sz="0" w:space="0" w:color="000000"/>
+            </w:tcBorders>
+            <w:shd w:val="clear" w:color="auto" w:fill="FFFFFF"/>
+            <w:tcMar>
+              <w:top w:w="0" w:type="dxa"/>
+              <w:bottom w:w="0" w:type="dxa"/>
+              <w:left w:w="0" w:type="dxa"/>
+              <w:right w:w="0" w:type="dxa"/>
+            </w:tcMar>
+            <w:vAlign w:val="top"/>
+          </w:tcPr>
+          <w:p>
+            <w:pPr>
+              <w:pStyle w:val="Normal"/>
+              <w:jc w:val="center"/>
+              <w:pBdr>
+                <w:bottom w:val="none" w:sz="0" w:space="0" w:color="000000"/>
+                <w:top w:val="none" w:sz="0" w:space="0" w:color="000000"/>
+                <w:left w:val="none" w:sz="0" w:space="0" w:color="000000"/>
+                <w:right w:val="none" w:sz="0" w:space="0" w:color="000000"/>
+              </w:pBdr>
+              <w:spacing w:after="100" w:before="100" w:line="240"/>
+              <w:ind w:left="100" w:right="100" w:firstLine="0" w:firstLineChars="0"/>
+              <w:rPr>
+                <w:rFonts w:ascii="Helvetica" w:hAnsi="Helvetica" w:eastAsia="Helvetica" w:cs="Helvetica"/>
+                <w:i w:val="false"/>
+                <w:b w:val="false"/>
+                <w:u w:val="none"/>
+                <w:sz w:val="22"/>
+                <w:szCs w:val="22"/>
+                <w:color w:val="000000"/>
+              </w:rPr>
+            </w:pPr>
+            <w:r>
+              <w:rPr>
+                <w:rFonts w:ascii="Helvetica" w:hAnsi="Helvetica" w:eastAsia="Helvetica" w:cs="Helvetica"/>
+                <w:i w:val="false"/>
+                <w:b w:val="false"/>
+                <w:u w:val="none"/>
+                <w:sz w:val="22"/>
+                <w:szCs w:val="22"/>
+                <w:color w:val="000000"/>
+              </w:rPr>
+              <w:t xml:space="preserve">1.77, 35.4</w:t>
             </w:r>
           </w:p>
         </w:tc>
@@ -15487,7 +15487,7 @@
                 <w:szCs w:val="22"/>
                 <w:color w:val="000000"/>
               </w:rPr>
-              <w:t xml:space="preserve">0.113</w:t>
+              <w:t xml:space="preserve">0.115</w:t>
             </w:r>
           </w:p>
         </w:tc>
@@ -15699,7 +15699,7 @@
                 <w:szCs w:val="22"/>
                 <w:color w:val="000000"/>
               </w:rPr>
-              <w:t xml:space="preserve">0.002</w:t>
+              <w:t xml:space="preserve">0.001</w:t>
             </w:r>
           </w:p>
         </w:tc>
@@ -15864,113 +15864,113 @@
                 <w:szCs w:val="22"/>
                 <w:color w:val="000000"/>
               </w:rPr>
-              <w:t xml:space="preserve">1.26</w:t>
-            </w:r>
-          </w:p>
-        </w:tc>
-        <w:tc>
-          <w:tcPr>
-            <w:tcBorders>
-              <w:bottom w:val="none" w:sz="0" w:space="0" w:color="000000"/>
-              <w:top w:val="none" w:sz="0" w:space="0" w:color="000000"/>
-              <w:left w:val="none" w:sz="0" w:space="0" w:color="000000"/>
-              <w:right w:val="none" w:sz="0" w:space="0" w:color="000000"/>
-            </w:tcBorders>
-            <w:shd w:val="clear" w:color="auto" w:fill="FFFFFF"/>
-            <w:tcMar>
-              <w:top w:w="0" w:type="dxa"/>
-              <w:bottom w:w="0" w:type="dxa"/>
-              <w:left w:w="0" w:type="dxa"/>
-              <w:right w:w="0" w:type="dxa"/>
-            </w:tcMar>
-            <w:vAlign w:val="top"/>
-          </w:tcPr>
-          <w:p>
-            <w:pPr>
-              <w:pStyle w:val="Normal"/>
-              <w:jc w:val="center"/>
-              <w:pBdr>
-                <w:bottom w:val="none" w:sz="0" w:space="0" w:color="000000"/>
-                <w:top w:val="none" w:sz="0" w:space="0" w:color="000000"/>
-                <w:left w:val="none" w:sz="0" w:space="0" w:color="000000"/>
-                <w:right w:val="none" w:sz="0" w:space="0" w:color="000000"/>
-              </w:pBdr>
-              <w:spacing w:after="100" w:before="100" w:line="240"/>
-              <w:ind w:left="100" w:right="100" w:firstLine="0" w:firstLineChars="0"/>
-              <w:rPr>
-                <w:rFonts w:ascii="Helvetica" w:hAnsi="Helvetica" w:eastAsia="Helvetica" w:cs="Helvetica"/>
-                <w:i w:val="false"/>
-                <w:b w:val="false"/>
-                <w:u w:val="none"/>
-                <w:sz w:val="22"/>
-                <w:szCs w:val="22"/>
-                <w:color w:val="000000"/>
-              </w:rPr>
-            </w:pPr>
-            <w:r>
-              <w:rPr>
-                <w:rFonts w:ascii="Helvetica" w:hAnsi="Helvetica" w:eastAsia="Helvetica" w:cs="Helvetica"/>
-                <w:i w:val="false"/>
-                <w:b w:val="false"/>
-                <w:u w:val="none"/>
-                <w:sz w:val="22"/>
-                <w:szCs w:val="22"/>
-                <w:color w:val="000000"/>
-              </w:rPr>
-              <w:t xml:space="preserve">0.69, 2.33</w:t>
-            </w:r>
-          </w:p>
-        </w:tc>
-        <w:tc>
-          <w:tcPr>
-            <w:tcBorders>
-              <w:bottom w:val="none" w:sz="0" w:space="0" w:color="000000"/>
-              <w:top w:val="none" w:sz="0" w:space="0" w:color="000000"/>
-              <w:left w:val="none" w:sz="0" w:space="0" w:color="000000"/>
-              <w:right w:val="none" w:sz="0" w:space="0" w:color="000000"/>
-            </w:tcBorders>
-            <w:shd w:val="clear" w:color="auto" w:fill="FFFFFF"/>
-            <w:tcMar>
-              <w:top w:w="0" w:type="dxa"/>
-              <w:bottom w:w="0" w:type="dxa"/>
-              <w:left w:w="0" w:type="dxa"/>
-              <w:right w:w="0" w:type="dxa"/>
-            </w:tcMar>
-            <w:vAlign w:val="top"/>
-          </w:tcPr>
-          <w:p>
-            <w:pPr>
-              <w:pStyle w:val="Normal"/>
-              <w:jc w:val="center"/>
-              <w:pBdr>
-                <w:bottom w:val="none" w:sz="0" w:space="0" w:color="000000"/>
-                <w:top w:val="none" w:sz="0" w:space="0" w:color="000000"/>
-                <w:left w:val="none" w:sz="0" w:space="0" w:color="000000"/>
-                <w:right w:val="none" w:sz="0" w:space="0" w:color="000000"/>
-              </w:pBdr>
-              <w:spacing w:after="100" w:before="100" w:line="240"/>
-              <w:ind w:left="100" w:right="100" w:firstLine="0" w:firstLineChars="0"/>
-              <w:rPr>
-                <w:rFonts w:ascii="Helvetica" w:hAnsi="Helvetica" w:eastAsia="Helvetica" w:cs="Helvetica"/>
-                <w:i w:val="false"/>
-                <w:b w:val="false"/>
-                <w:u w:val="none"/>
-                <w:sz w:val="22"/>
-                <w:szCs w:val="22"/>
-                <w:color w:val="000000"/>
-              </w:rPr>
-            </w:pPr>
-            <w:r>
-              <w:rPr>
-                <w:rFonts w:ascii="Helvetica" w:hAnsi="Helvetica" w:eastAsia="Helvetica" w:cs="Helvetica"/>
-                <w:i w:val="false"/>
-                <w:b w:val="false"/>
-                <w:u w:val="none"/>
-                <w:sz w:val="22"/>
-                <w:szCs w:val="22"/>
-                <w:color w:val="000000"/>
-              </w:rPr>
-              <w:t xml:space="preserve">0.454</w:t>
+              <w:t xml:space="preserve">1.27</w:t>
+            </w:r>
+          </w:p>
+        </w:tc>
+        <w:tc>
+          <w:tcPr>
+            <w:tcBorders>
+              <w:bottom w:val="none" w:sz="0" w:space="0" w:color="000000"/>
+              <w:top w:val="none" w:sz="0" w:space="0" w:color="000000"/>
+              <w:left w:val="none" w:sz="0" w:space="0" w:color="000000"/>
+              <w:right w:val="none" w:sz="0" w:space="0" w:color="000000"/>
+            </w:tcBorders>
+            <w:shd w:val="clear" w:color="auto" w:fill="FFFFFF"/>
+            <w:tcMar>
+              <w:top w:w="0" w:type="dxa"/>
+              <w:bottom w:w="0" w:type="dxa"/>
+              <w:left w:w="0" w:type="dxa"/>
+              <w:right w:w="0" w:type="dxa"/>
+            </w:tcMar>
+            <w:vAlign w:val="top"/>
+          </w:tcPr>
+          <w:p>
+            <w:pPr>
+              <w:pStyle w:val="Normal"/>
+              <w:jc w:val="center"/>
+              <w:pBdr>
+                <w:bottom w:val="none" w:sz="0" w:space="0" w:color="000000"/>
+                <w:top w:val="none" w:sz="0" w:space="0" w:color="000000"/>
+                <w:left w:val="none" w:sz="0" w:space="0" w:color="000000"/>
+                <w:right w:val="none" w:sz="0" w:space="0" w:color="000000"/>
+              </w:pBdr>
+              <w:spacing w:after="100" w:before="100" w:line="240"/>
+              <w:ind w:left="100" w:right="100" w:firstLine="0" w:firstLineChars="0"/>
+              <w:rPr>
+                <w:rFonts w:ascii="Helvetica" w:hAnsi="Helvetica" w:eastAsia="Helvetica" w:cs="Helvetica"/>
+                <w:i w:val="false"/>
+                <w:b w:val="false"/>
+                <w:u w:val="none"/>
+                <w:sz w:val="22"/>
+                <w:szCs w:val="22"/>
+                <w:color w:val="000000"/>
+              </w:rPr>
+            </w:pPr>
+            <w:r>
+              <w:rPr>
+                <w:rFonts w:ascii="Helvetica" w:hAnsi="Helvetica" w:eastAsia="Helvetica" w:cs="Helvetica"/>
+                <w:i w:val="false"/>
+                <w:b w:val="false"/>
+                <w:u w:val="none"/>
+                <w:sz w:val="22"/>
+                <w:szCs w:val="22"/>
+                <w:color w:val="000000"/>
+              </w:rPr>
+              <w:t xml:space="preserve">0.69, 2.34</w:t>
+            </w:r>
+          </w:p>
+        </w:tc>
+        <w:tc>
+          <w:tcPr>
+            <w:tcBorders>
+              <w:bottom w:val="none" w:sz="0" w:space="0" w:color="000000"/>
+              <w:top w:val="none" w:sz="0" w:space="0" w:color="000000"/>
+              <w:left w:val="none" w:sz="0" w:space="0" w:color="000000"/>
+              <w:right w:val="none" w:sz="0" w:space="0" w:color="000000"/>
+            </w:tcBorders>
+            <w:shd w:val="clear" w:color="auto" w:fill="FFFFFF"/>
+            <w:tcMar>
+              <w:top w:w="0" w:type="dxa"/>
+              <w:bottom w:w="0" w:type="dxa"/>
+              <w:left w:w="0" w:type="dxa"/>
+              <w:right w:w="0" w:type="dxa"/>
+            </w:tcMar>
+            <w:vAlign w:val="top"/>
+          </w:tcPr>
+          <w:p>
+            <w:pPr>
+              <w:pStyle w:val="Normal"/>
+              <w:jc w:val="center"/>
+              <w:pBdr>
+                <w:bottom w:val="none" w:sz="0" w:space="0" w:color="000000"/>
+                <w:top w:val="none" w:sz="0" w:space="0" w:color="000000"/>
+                <w:left w:val="none" w:sz="0" w:space="0" w:color="000000"/>
+                <w:right w:val="none" w:sz="0" w:space="0" w:color="000000"/>
+              </w:pBdr>
+              <w:spacing w:after="100" w:before="100" w:line="240"/>
+              <w:ind w:left="100" w:right="100" w:firstLine="0" w:firstLineChars="0"/>
+              <w:rPr>
+                <w:rFonts w:ascii="Helvetica" w:hAnsi="Helvetica" w:eastAsia="Helvetica" w:cs="Helvetica"/>
+                <w:i w:val="false"/>
+                <w:b w:val="false"/>
+                <w:u w:val="none"/>
+                <w:sz w:val="22"/>
+                <w:szCs w:val="22"/>
+                <w:color w:val="000000"/>
+              </w:rPr>
+            </w:pPr>
+            <w:r>
+              <w:rPr>
+                <w:rFonts w:ascii="Helvetica" w:hAnsi="Helvetica" w:eastAsia="Helvetica" w:cs="Helvetica"/>
+                <w:i w:val="false"/>
+                <w:b w:val="false"/>
+                <w:u w:val="none"/>
+                <w:sz w:val="22"/>
+                <w:szCs w:val="22"/>
+                <w:color w:val="000000"/>
+              </w:rPr>
+              <w:t xml:space="preserve">0.447</w:t>
             </w:r>
           </w:p>
         </w:tc>
@@ -16076,113 +16076,113 @@
                 <w:szCs w:val="22"/>
                 <w:color w:val="000000"/>
               </w:rPr>
-              <w:t xml:space="preserve">0.69</w:t>
-            </w:r>
-          </w:p>
-        </w:tc>
-        <w:tc>
-          <w:tcPr>
-            <w:tcBorders>
-              <w:bottom w:val="none" w:sz="0" w:space="0" w:color="000000"/>
-              <w:top w:val="none" w:sz="0" w:space="0" w:color="000000"/>
-              <w:left w:val="none" w:sz="0" w:space="0" w:color="000000"/>
-              <w:right w:val="none" w:sz="0" w:space="0" w:color="000000"/>
-            </w:tcBorders>
-            <w:shd w:val="clear" w:color="auto" w:fill="FFFFFF"/>
-            <w:tcMar>
-              <w:top w:w="0" w:type="dxa"/>
-              <w:bottom w:w="0" w:type="dxa"/>
-              <w:left w:w="0" w:type="dxa"/>
-              <w:right w:w="0" w:type="dxa"/>
-            </w:tcMar>
-            <w:vAlign w:val="top"/>
-          </w:tcPr>
-          <w:p>
-            <w:pPr>
-              <w:pStyle w:val="Normal"/>
-              <w:jc w:val="center"/>
-              <w:pBdr>
-                <w:bottom w:val="none" w:sz="0" w:space="0" w:color="000000"/>
-                <w:top w:val="none" w:sz="0" w:space="0" w:color="000000"/>
-                <w:left w:val="none" w:sz="0" w:space="0" w:color="000000"/>
-                <w:right w:val="none" w:sz="0" w:space="0" w:color="000000"/>
-              </w:pBdr>
-              <w:spacing w:after="100" w:before="100" w:line="240"/>
-              <w:ind w:left="100" w:right="100" w:firstLine="0" w:firstLineChars="0"/>
-              <w:rPr>
-                <w:rFonts w:ascii="Helvetica" w:hAnsi="Helvetica" w:eastAsia="Helvetica" w:cs="Helvetica"/>
-                <w:i w:val="false"/>
-                <w:b w:val="false"/>
-                <w:u w:val="none"/>
-                <w:sz w:val="22"/>
-                <w:szCs w:val="22"/>
-                <w:color w:val="000000"/>
-              </w:rPr>
-            </w:pPr>
-            <w:r>
-              <w:rPr>
-                <w:rFonts w:ascii="Helvetica" w:hAnsi="Helvetica" w:eastAsia="Helvetica" w:cs="Helvetica"/>
-                <w:i w:val="false"/>
-                <w:b w:val="false"/>
-                <w:u w:val="none"/>
-                <w:sz w:val="22"/>
-                <w:szCs w:val="22"/>
-                <w:color w:val="000000"/>
-              </w:rPr>
-              <w:t xml:space="preserve">0.34, 1.39</w:t>
-            </w:r>
-          </w:p>
-        </w:tc>
-        <w:tc>
-          <w:tcPr>
-            <w:tcBorders>
-              <w:bottom w:val="none" w:sz="0" w:space="0" w:color="000000"/>
-              <w:top w:val="none" w:sz="0" w:space="0" w:color="000000"/>
-              <w:left w:val="none" w:sz="0" w:space="0" w:color="000000"/>
-              <w:right w:val="none" w:sz="0" w:space="0" w:color="000000"/>
-            </w:tcBorders>
-            <w:shd w:val="clear" w:color="auto" w:fill="FFFFFF"/>
-            <w:tcMar>
-              <w:top w:w="0" w:type="dxa"/>
-              <w:bottom w:w="0" w:type="dxa"/>
-              <w:left w:w="0" w:type="dxa"/>
-              <w:right w:w="0" w:type="dxa"/>
-            </w:tcMar>
-            <w:vAlign w:val="top"/>
-          </w:tcPr>
-          <w:p>
-            <w:pPr>
-              <w:pStyle w:val="Normal"/>
-              <w:jc w:val="center"/>
-              <w:pBdr>
-                <w:bottom w:val="none" w:sz="0" w:space="0" w:color="000000"/>
-                <w:top w:val="none" w:sz="0" w:space="0" w:color="000000"/>
-                <w:left w:val="none" w:sz="0" w:space="0" w:color="000000"/>
-                <w:right w:val="none" w:sz="0" w:space="0" w:color="000000"/>
-              </w:pBdr>
-              <w:spacing w:after="100" w:before="100" w:line="240"/>
-              <w:ind w:left="100" w:right="100" w:firstLine="0" w:firstLineChars="0"/>
-              <w:rPr>
-                <w:rFonts w:ascii="Helvetica" w:hAnsi="Helvetica" w:eastAsia="Helvetica" w:cs="Helvetica"/>
-                <w:i w:val="false"/>
-                <w:b w:val="false"/>
-                <w:u w:val="none"/>
-                <w:sz w:val="22"/>
-                <w:szCs w:val="22"/>
-                <w:color w:val="000000"/>
-              </w:rPr>
-            </w:pPr>
-            <w:r>
-              <w:rPr>
-                <w:rFonts w:ascii="Helvetica" w:hAnsi="Helvetica" w:eastAsia="Helvetica" w:cs="Helvetica"/>
-                <w:i w:val="false"/>
-                <w:b w:val="false"/>
-                <w:u w:val="none"/>
-                <w:sz w:val="22"/>
-                <w:szCs w:val="22"/>
-                <w:color w:val="000000"/>
-              </w:rPr>
-              <w:t xml:space="preserve">0.301</w:t>
+              <w:t xml:space="preserve">0.70</w:t>
+            </w:r>
+          </w:p>
+        </w:tc>
+        <w:tc>
+          <w:tcPr>
+            <w:tcBorders>
+              <w:bottom w:val="none" w:sz="0" w:space="0" w:color="000000"/>
+              <w:top w:val="none" w:sz="0" w:space="0" w:color="000000"/>
+              <w:left w:val="none" w:sz="0" w:space="0" w:color="000000"/>
+              <w:right w:val="none" w:sz="0" w:space="0" w:color="000000"/>
+            </w:tcBorders>
+            <w:shd w:val="clear" w:color="auto" w:fill="FFFFFF"/>
+            <w:tcMar>
+              <w:top w:w="0" w:type="dxa"/>
+              <w:bottom w:w="0" w:type="dxa"/>
+              <w:left w:w="0" w:type="dxa"/>
+              <w:right w:w="0" w:type="dxa"/>
+            </w:tcMar>
+            <w:vAlign w:val="top"/>
+          </w:tcPr>
+          <w:p>
+            <w:pPr>
+              <w:pStyle w:val="Normal"/>
+              <w:jc w:val="center"/>
+              <w:pBdr>
+                <w:bottom w:val="none" w:sz="0" w:space="0" w:color="000000"/>
+                <w:top w:val="none" w:sz="0" w:space="0" w:color="000000"/>
+                <w:left w:val="none" w:sz="0" w:space="0" w:color="000000"/>
+                <w:right w:val="none" w:sz="0" w:space="0" w:color="000000"/>
+              </w:pBdr>
+              <w:spacing w:after="100" w:before="100" w:line="240"/>
+              <w:ind w:left="100" w:right="100" w:firstLine="0" w:firstLineChars="0"/>
+              <w:rPr>
+                <w:rFonts w:ascii="Helvetica" w:hAnsi="Helvetica" w:eastAsia="Helvetica" w:cs="Helvetica"/>
+                <w:i w:val="false"/>
+                <w:b w:val="false"/>
+                <w:u w:val="none"/>
+                <w:sz w:val="22"/>
+                <w:szCs w:val="22"/>
+                <w:color w:val="000000"/>
+              </w:rPr>
+            </w:pPr>
+            <w:r>
+              <w:rPr>
+                <w:rFonts w:ascii="Helvetica" w:hAnsi="Helvetica" w:eastAsia="Helvetica" w:cs="Helvetica"/>
+                <w:i w:val="false"/>
+                <w:b w:val="false"/>
+                <w:u w:val="none"/>
+                <w:sz w:val="22"/>
+                <w:szCs w:val="22"/>
+                <w:color w:val="000000"/>
+              </w:rPr>
+              <w:t xml:space="preserve">0.35, 1.40</w:t>
+            </w:r>
+          </w:p>
+        </w:tc>
+        <w:tc>
+          <w:tcPr>
+            <w:tcBorders>
+              <w:bottom w:val="none" w:sz="0" w:space="0" w:color="000000"/>
+              <w:top w:val="none" w:sz="0" w:space="0" w:color="000000"/>
+              <w:left w:val="none" w:sz="0" w:space="0" w:color="000000"/>
+              <w:right w:val="none" w:sz="0" w:space="0" w:color="000000"/>
+            </w:tcBorders>
+            <w:shd w:val="clear" w:color="auto" w:fill="FFFFFF"/>
+            <w:tcMar>
+              <w:top w:w="0" w:type="dxa"/>
+              <w:bottom w:w="0" w:type="dxa"/>
+              <w:left w:w="0" w:type="dxa"/>
+              <w:right w:w="0" w:type="dxa"/>
+            </w:tcMar>
+            <w:vAlign w:val="top"/>
+          </w:tcPr>
+          <w:p>
+            <w:pPr>
+              <w:pStyle w:val="Normal"/>
+              <w:jc w:val="center"/>
+              <w:pBdr>
+                <w:bottom w:val="none" w:sz="0" w:space="0" w:color="000000"/>
+                <w:top w:val="none" w:sz="0" w:space="0" w:color="000000"/>
+                <w:left w:val="none" w:sz="0" w:space="0" w:color="000000"/>
+                <w:right w:val="none" w:sz="0" w:space="0" w:color="000000"/>
+              </w:pBdr>
+              <w:spacing w:after="100" w:before="100" w:line="240"/>
+              <w:ind w:left="100" w:right="100" w:firstLine="0" w:firstLineChars="0"/>
+              <w:rPr>
+                <w:rFonts w:ascii="Helvetica" w:hAnsi="Helvetica" w:eastAsia="Helvetica" w:cs="Helvetica"/>
+                <w:i w:val="false"/>
+                <w:b w:val="false"/>
+                <w:u w:val="none"/>
+                <w:sz w:val="22"/>
+                <w:szCs w:val="22"/>
+                <w:color w:val="000000"/>
+              </w:rPr>
+            </w:pPr>
+            <w:r>
+              <w:rPr>
+                <w:rFonts w:ascii="Helvetica" w:hAnsi="Helvetica" w:eastAsia="Helvetica" w:cs="Helvetica"/>
+                <w:i w:val="false"/>
+                <w:b w:val="false"/>
+                <w:u w:val="none"/>
+                <w:sz w:val="22"/>
+                <w:szCs w:val="22"/>
+                <w:color w:val="000000"/>
+              </w:rPr>
+              <w:t xml:space="preserve">0.312</w:t>
             </w:r>
           </w:p>
         </w:tc>
@@ -16400,60 +16400,60 @@
                 <w:szCs w:val="22"/>
                 <w:color w:val="000000"/>
               </w:rPr>
-              <w:t xml:space="preserve">0.12, 0.77</w:t>
-            </w:r>
-          </w:p>
-        </w:tc>
-        <w:tc>
-          <w:tcPr>
-            <w:tcBorders>
-              <w:bottom w:val="none" w:sz="0" w:space="0" w:color="000000"/>
-              <w:top w:val="none" w:sz="0" w:space="0" w:color="000000"/>
-              <w:left w:val="none" w:sz="0" w:space="0" w:color="000000"/>
-              <w:right w:val="none" w:sz="0" w:space="0" w:color="000000"/>
-            </w:tcBorders>
-            <w:shd w:val="clear" w:color="auto" w:fill="FFFFFF"/>
-            <w:tcMar>
-              <w:top w:w="0" w:type="dxa"/>
-              <w:bottom w:w="0" w:type="dxa"/>
-              <w:left w:w="0" w:type="dxa"/>
-              <w:right w:w="0" w:type="dxa"/>
-            </w:tcMar>
-            <w:vAlign w:val="top"/>
-          </w:tcPr>
-          <w:p>
-            <w:pPr>
-              <w:pStyle w:val="Normal"/>
-              <w:jc w:val="center"/>
-              <w:pBdr>
-                <w:bottom w:val="none" w:sz="0" w:space="0" w:color="000000"/>
-                <w:top w:val="none" w:sz="0" w:space="0" w:color="000000"/>
-                <w:left w:val="none" w:sz="0" w:space="0" w:color="000000"/>
-                <w:right w:val="none" w:sz="0" w:space="0" w:color="000000"/>
-              </w:pBdr>
-              <w:spacing w:after="100" w:before="100" w:line="240"/>
-              <w:ind w:left="100" w:right="100" w:firstLine="0" w:firstLineChars="0"/>
-              <w:rPr>
-                <w:rFonts w:ascii="Helvetica" w:hAnsi="Helvetica" w:eastAsia="Helvetica" w:cs="Helvetica"/>
-                <w:i w:val="false"/>
-                <w:b w:val="false"/>
-                <w:u w:val="none"/>
-                <w:sz w:val="22"/>
-                <w:szCs w:val="22"/>
-                <w:color w:val="000000"/>
-              </w:rPr>
-            </w:pPr>
-            <w:r>
-              <w:rPr>
-                <w:rFonts w:ascii="Helvetica" w:hAnsi="Helvetica" w:eastAsia="Helvetica" w:cs="Helvetica"/>
-                <w:i w:val="false"/>
-                <w:b w:val="false"/>
-                <w:u w:val="none"/>
-                <w:sz w:val="22"/>
-                <w:szCs w:val="22"/>
-                <w:color w:val="000000"/>
-              </w:rPr>
-              <w:t xml:space="preserve">0.012</w:t>
+              <w:t xml:space="preserve">0.12, 0.76</w:t>
+            </w:r>
+          </w:p>
+        </w:tc>
+        <w:tc>
+          <w:tcPr>
+            <w:tcBorders>
+              <w:bottom w:val="none" w:sz="0" w:space="0" w:color="000000"/>
+              <w:top w:val="none" w:sz="0" w:space="0" w:color="000000"/>
+              <w:left w:val="none" w:sz="0" w:space="0" w:color="000000"/>
+              <w:right w:val="none" w:sz="0" w:space="0" w:color="000000"/>
+            </w:tcBorders>
+            <w:shd w:val="clear" w:color="auto" w:fill="FFFFFF"/>
+            <w:tcMar>
+              <w:top w:w="0" w:type="dxa"/>
+              <w:bottom w:w="0" w:type="dxa"/>
+              <w:left w:w="0" w:type="dxa"/>
+              <w:right w:w="0" w:type="dxa"/>
+            </w:tcMar>
+            <w:vAlign w:val="top"/>
+          </w:tcPr>
+          <w:p>
+            <w:pPr>
+              <w:pStyle w:val="Normal"/>
+              <w:jc w:val="center"/>
+              <w:pBdr>
+                <w:bottom w:val="none" w:sz="0" w:space="0" w:color="000000"/>
+                <w:top w:val="none" w:sz="0" w:space="0" w:color="000000"/>
+                <w:left w:val="none" w:sz="0" w:space="0" w:color="000000"/>
+                <w:right w:val="none" w:sz="0" w:space="0" w:color="000000"/>
+              </w:pBdr>
+              <w:spacing w:after="100" w:before="100" w:line="240"/>
+              <w:ind w:left="100" w:right="100" w:firstLine="0" w:firstLineChars="0"/>
+              <w:rPr>
+                <w:rFonts w:ascii="Helvetica" w:hAnsi="Helvetica" w:eastAsia="Helvetica" w:cs="Helvetica"/>
+                <w:i w:val="false"/>
+                <w:b w:val="false"/>
+                <w:u w:val="none"/>
+                <w:sz w:val="22"/>
+                <w:szCs w:val="22"/>
+                <w:color w:val="000000"/>
+              </w:rPr>
+            </w:pPr>
+            <w:r>
+              <w:rPr>
+                <w:rFonts w:ascii="Helvetica" w:hAnsi="Helvetica" w:eastAsia="Helvetica" w:cs="Helvetica"/>
+                <w:i w:val="false"/>
+                <w:b w:val="false"/>
+                <w:u w:val="none"/>
+                <w:sz w:val="22"/>
+                <w:szCs w:val="22"/>
+                <w:color w:val="000000"/>
+              </w:rPr>
+              <w:t xml:space="preserve">0.011</w:t>
             </w:r>
           </w:p>
         </w:tc>
@@ -16612,60 +16612,60 @@
                 <w:szCs w:val="22"/>
                 <w:color w:val="000000"/>
               </w:rPr>
-              <w:t xml:space="preserve">0.25, 1.82</w:t>
-            </w:r>
-          </w:p>
-        </w:tc>
-        <w:tc>
-          <w:tcPr>
-            <w:tcBorders>
-              <w:bottom w:val="none" w:sz="0" w:space="0" w:color="000000"/>
-              <w:top w:val="none" w:sz="0" w:space="0" w:color="000000"/>
-              <w:left w:val="none" w:sz="0" w:space="0" w:color="000000"/>
-              <w:right w:val="none" w:sz="0" w:space="0" w:color="000000"/>
-            </w:tcBorders>
-            <w:shd w:val="clear" w:color="auto" w:fill="FFFFFF"/>
-            <w:tcMar>
-              <w:top w:w="0" w:type="dxa"/>
-              <w:bottom w:w="0" w:type="dxa"/>
-              <w:left w:w="0" w:type="dxa"/>
-              <w:right w:w="0" w:type="dxa"/>
-            </w:tcMar>
-            <w:vAlign w:val="top"/>
-          </w:tcPr>
-          <w:p>
-            <w:pPr>
-              <w:pStyle w:val="Normal"/>
-              <w:jc w:val="center"/>
-              <w:pBdr>
-                <w:bottom w:val="none" w:sz="0" w:space="0" w:color="000000"/>
-                <w:top w:val="none" w:sz="0" w:space="0" w:color="000000"/>
-                <w:left w:val="none" w:sz="0" w:space="0" w:color="000000"/>
-                <w:right w:val="none" w:sz="0" w:space="0" w:color="000000"/>
-              </w:pBdr>
-              <w:spacing w:after="100" w:before="100" w:line="240"/>
-              <w:ind w:left="100" w:right="100" w:firstLine="0" w:firstLineChars="0"/>
-              <w:rPr>
-                <w:rFonts w:ascii="Helvetica" w:hAnsi="Helvetica" w:eastAsia="Helvetica" w:cs="Helvetica"/>
-                <w:i w:val="false"/>
-                <w:b w:val="false"/>
-                <w:u w:val="none"/>
-                <w:sz w:val="22"/>
-                <w:szCs w:val="22"/>
-                <w:color w:val="000000"/>
-              </w:rPr>
-            </w:pPr>
-            <w:r>
-              <w:rPr>
-                <w:rFonts w:ascii="Helvetica" w:hAnsi="Helvetica" w:eastAsia="Helvetica" w:cs="Helvetica"/>
-                <w:i w:val="false"/>
-                <w:b w:val="false"/>
-                <w:u w:val="none"/>
-                <w:sz w:val="22"/>
-                <w:szCs w:val="22"/>
-                <w:color w:val="000000"/>
-              </w:rPr>
-              <w:t xml:space="preserve">0.434</w:t>
+              <w:t xml:space="preserve">0.25, 1.81</w:t>
+            </w:r>
+          </w:p>
+        </w:tc>
+        <w:tc>
+          <w:tcPr>
+            <w:tcBorders>
+              <w:bottom w:val="none" w:sz="0" w:space="0" w:color="000000"/>
+              <w:top w:val="none" w:sz="0" w:space="0" w:color="000000"/>
+              <w:left w:val="none" w:sz="0" w:space="0" w:color="000000"/>
+              <w:right w:val="none" w:sz="0" w:space="0" w:color="000000"/>
+            </w:tcBorders>
+            <w:shd w:val="clear" w:color="auto" w:fill="FFFFFF"/>
+            <w:tcMar>
+              <w:top w:w="0" w:type="dxa"/>
+              <w:bottom w:w="0" w:type="dxa"/>
+              <w:left w:w="0" w:type="dxa"/>
+              <w:right w:w="0" w:type="dxa"/>
+            </w:tcMar>
+            <w:vAlign w:val="top"/>
+          </w:tcPr>
+          <w:p>
+            <w:pPr>
+              <w:pStyle w:val="Normal"/>
+              <w:jc w:val="center"/>
+              <w:pBdr>
+                <w:bottom w:val="none" w:sz="0" w:space="0" w:color="000000"/>
+                <w:top w:val="none" w:sz="0" w:space="0" w:color="000000"/>
+                <w:left w:val="none" w:sz="0" w:space="0" w:color="000000"/>
+                <w:right w:val="none" w:sz="0" w:space="0" w:color="000000"/>
+              </w:pBdr>
+              <w:spacing w:after="100" w:before="100" w:line="240"/>
+              <w:ind w:left="100" w:right="100" w:firstLine="0" w:firstLineChars="0"/>
+              <w:rPr>
+                <w:rFonts w:ascii="Helvetica" w:hAnsi="Helvetica" w:eastAsia="Helvetica" w:cs="Helvetica"/>
+                <w:i w:val="false"/>
+                <w:b w:val="false"/>
+                <w:u w:val="none"/>
+                <w:sz w:val="22"/>
+                <w:szCs w:val="22"/>
+                <w:color w:val="000000"/>
+              </w:rPr>
+            </w:pPr>
+            <w:r>
+              <w:rPr>
+                <w:rFonts w:ascii="Helvetica" w:hAnsi="Helvetica" w:eastAsia="Helvetica" w:cs="Helvetica"/>
+                <w:i w:val="false"/>
+                <w:b w:val="false"/>
+                <w:u w:val="none"/>
+                <w:sz w:val="22"/>
+                <w:szCs w:val="22"/>
+                <w:color w:val="000000"/>
+              </w:rPr>
+              <w:t xml:space="preserve">0.430</w:t>
             </w:r>
           </w:p>
         </w:tc>
@@ -16830,113 +16830,113 @@
                 <w:szCs w:val="22"/>
                 <w:color w:val="000000"/>
               </w:rPr>
-              <w:t xml:space="preserve">0.62</w:t>
-            </w:r>
-          </w:p>
-        </w:tc>
-        <w:tc>
-          <w:tcPr>
-            <w:tcBorders>
-              <w:bottom w:val="none" w:sz="0" w:space="0" w:color="000000"/>
-              <w:top w:val="none" w:sz="0" w:space="0" w:color="000000"/>
-              <w:left w:val="none" w:sz="0" w:space="0" w:color="000000"/>
-              <w:right w:val="none" w:sz="0" w:space="0" w:color="000000"/>
-            </w:tcBorders>
-            <w:shd w:val="clear" w:color="auto" w:fill="FFFFFF"/>
-            <w:tcMar>
-              <w:top w:w="0" w:type="dxa"/>
-              <w:bottom w:w="0" w:type="dxa"/>
-              <w:left w:w="0" w:type="dxa"/>
-              <w:right w:w="0" w:type="dxa"/>
-            </w:tcMar>
-            <w:vAlign w:val="top"/>
-          </w:tcPr>
-          <w:p>
-            <w:pPr>
-              <w:pStyle w:val="Normal"/>
-              <w:jc w:val="center"/>
-              <w:pBdr>
-                <w:bottom w:val="none" w:sz="0" w:space="0" w:color="000000"/>
-                <w:top w:val="none" w:sz="0" w:space="0" w:color="000000"/>
-                <w:left w:val="none" w:sz="0" w:space="0" w:color="000000"/>
-                <w:right w:val="none" w:sz="0" w:space="0" w:color="000000"/>
-              </w:pBdr>
-              <w:spacing w:after="100" w:before="100" w:line="240"/>
-              <w:ind w:left="100" w:right="100" w:firstLine="0" w:firstLineChars="0"/>
-              <w:rPr>
-                <w:rFonts w:ascii="Helvetica" w:hAnsi="Helvetica" w:eastAsia="Helvetica" w:cs="Helvetica"/>
-                <w:i w:val="false"/>
-                <w:b w:val="false"/>
-                <w:u w:val="none"/>
-                <w:sz w:val="22"/>
-                <w:szCs w:val="22"/>
-                <w:color w:val="000000"/>
-              </w:rPr>
-            </w:pPr>
-            <w:r>
-              <w:rPr>
-                <w:rFonts w:ascii="Helvetica" w:hAnsi="Helvetica" w:eastAsia="Helvetica" w:cs="Helvetica"/>
-                <w:i w:val="false"/>
-                <w:b w:val="false"/>
-                <w:u w:val="none"/>
-                <w:sz w:val="22"/>
-                <w:szCs w:val="22"/>
-                <w:color w:val="000000"/>
-              </w:rPr>
-              <w:t xml:space="preserve">0.24, 1.59</w:t>
-            </w:r>
-          </w:p>
-        </w:tc>
-        <w:tc>
-          <w:tcPr>
-            <w:tcBorders>
-              <w:bottom w:val="none" w:sz="0" w:space="0" w:color="000000"/>
-              <w:top w:val="none" w:sz="0" w:space="0" w:color="000000"/>
-              <w:left w:val="none" w:sz="0" w:space="0" w:color="000000"/>
-              <w:right w:val="none" w:sz="0" w:space="0" w:color="000000"/>
-            </w:tcBorders>
-            <w:shd w:val="clear" w:color="auto" w:fill="FFFFFF"/>
-            <w:tcMar>
-              <w:top w:w="0" w:type="dxa"/>
-              <w:bottom w:w="0" w:type="dxa"/>
-              <w:left w:w="0" w:type="dxa"/>
-              <w:right w:w="0" w:type="dxa"/>
-            </w:tcMar>
-            <w:vAlign w:val="top"/>
-          </w:tcPr>
-          <w:p>
-            <w:pPr>
-              <w:pStyle w:val="Normal"/>
-              <w:jc w:val="center"/>
-              <w:pBdr>
-                <w:bottom w:val="none" w:sz="0" w:space="0" w:color="000000"/>
-                <w:top w:val="none" w:sz="0" w:space="0" w:color="000000"/>
-                <w:left w:val="none" w:sz="0" w:space="0" w:color="000000"/>
-                <w:right w:val="none" w:sz="0" w:space="0" w:color="000000"/>
-              </w:pBdr>
-              <w:spacing w:after="100" w:before="100" w:line="240"/>
-              <w:ind w:left="100" w:right="100" w:firstLine="0" w:firstLineChars="0"/>
-              <w:rPr>
-                <w:rFonts w:ascii="Helvetica" w:hAnsi="Helvetica" w:eastAsia="Helvetica" w:cs="Helvetica"/>
-                <w:i w:val="false"/>
-                <w:b w:val="false"/>
-                <w:u w:val="none"/>
-                <w:sz w:val="22"/>
-                <w:szCs w:val="22"/>
-                <w:color w:val="000000"/>
-              </w:rPr>
-            </w:pPr>
-            <w:r>
-              <w:rPr>
-                <w:rFonts w:ascii="Helvetica" w:hAnsi="Helvetica" w:eastAsia="Helvetica" w:cs="Helvetica"/>
-                <w:i w:val="false"/>
-                <w:b w:val="false"/>
-                <w:u w:val="none"/>
-                <w:sz w:val="22"/>
-                <w:szCs w:val="22"/>
-                <w:color w:val="000000"/>
-              </w:rPr>
-              <w:t xml:space="preserve">0.322</w:t>
+              <w:t xml:space="preserve">0.63</w:t>
+            </w:r>
+          </w:p>
+        </w:tc>
+        <w:tc>
+          <w:tcPr>
+            <w:tcBorders>
+              <w:bottom w:val="none" w:sz="0" w:space="0" w:color="000000"/>
+              <w:top w:val="none" w:sz="0" w:space="0" w:color="000000"/>
+              <w:left w:val="none" w:sz="0" w:space="0" w:color="000000"/>
+              <w:right w:val="none" w:sz="0" w:space="0" w:color="000000"/>
+            </w:tcBorders>
+            <w:shd w:val="clear" w:color="auto" w:fill="FFFFFF"/>
+            <w:tcMar>
+              <w:top w:w="0" w:type="dxa"/>
+              <w:bottom w:w="0" w:type="dxa"/>
+              <w:left w:w="0" w:type="dxa"/>
+              <w:right w:w="0" w:type="dxa"/>
+            </w:tcMar>
+            <w:vAlign w:val="top"/>
+          </w:tcPr>
+          <w:p>
+            <w:pPr>
+              <w:pStyle w:val="Normal"/>
+              <w:jc w:val="center"/>
+              <w:pBdr>
+                <w:bottom w:val="none" w:sz="0" w:space="0" w:color="000000"/>
+                <w:top w:val="none" w:sz="0" w:space="0" w:color="000000"/>
+                <w:left w:val="none" w:sz="0" w:space="0" w:color="000000"/>
+                <w:right w:val="none" w:sz="0" w:space="0" w:color="000000"/>
+              </w:pBdr>
+              <w:spacing w:after="100" w:before="100" w:line="240"/>
+              <w:ind w:left="100" w:right="100" w:firstLine="0" w:firstLineChars="0"/>
+              <w:rPr>
+                <w:rFonts w:ascii="Helvetica" w:hAnsi="Helvetica" w:eastAsia="Helvetica" w:cs="Helvetica"/>
+                <w:i w:val="false"/>
+                <w:b w:val="false"/>
+                <w:u w:val="none"/>
+                <w:sz w:val="22"/>
+                <w:szCs w:val="22"/>
+                <w:color w:val="000000"/>
+              </w:rPr>
+            </w:pPr>
+            <w:r>
+              <w:rPr>
+                <w:rFonts w:ascii="Helvetica" w:hAnsi="Helvetica" w:eastAsia="Helvetica" w:cs="Helvetica"/>
+                <w:i w:val="false"/>
+                <w:b w:val="false"/>
+                <w:u w:val="none"/>
+                <w:sz w:val="22"/>
+                <w:szCs w:val="22"/>
+                <w:color w:val="000000"/>
+              </w:rPr>
+              <w:t xml:space="preserve">0.25, 1.60</w:t>
+            </w:r>
+          </w:p>
+        </w:tc>
+        <w:tc>
+          <w:tcPr>
+            <w:tcBorders>
+              <w:bottom w:val="none" w:sz="0" w:space="0" w:color="000000"/>
+              <w:top w:val="none" w:sz="0" w:space="0" w:color="000000"/>
+              <w:left w:val="none" w:sz="0" w:space="0" w:color="000000"/>
+              <w:right w:val="none" w:sz="0" w:space="0" w:color="000000"/>
+            </w:tcBorders>
+            <w:shd w:val="clear" w:color="auto" w:fill="FFFFFF"/>
+            <w:tcMar>
+              <w:top w:w="0" w:type="dxa"/>
+              <w:bottom w:w="0" w:type="dxa"/>
+              <w:left w:w="0" w:type="dxa"/>
+              <w:right w:w="0" w:type="dxa"/>
+            </w:tcMar>
+            <w:vAlign w:val="top"/>
+          </w:tcPr>
+          <w:p>
+            <w:pPr>
+              <w:pStyle w:val="Normal"/>
+              <w:jc w:val="center"/>
+              <w:pBdr>
+                <w:bottom w:val="none" w:sz="0" w:space="0" w:color="000000"/>
+                <w:top w:val="none" w:sz="0" w:space="0" w:color="000000"/>
+                <w:left w:val="none" w:sz="0" w:space="0" w:color="000000"/>
+                <w:right w:val="none" w:sz="0" w:space="0" w:color="000000"/>
+              </w:pBdr>
+              <w:spacing w:after="100" w:before="100" w:line="240"/>
+              <w:ind w:left="100" w:right="100" w:firstLine="0" w:firstLineChars="0"/>
+              <w:rPr>
+                <w:rFonts w:ascii="Helvetica" w:hAnsi="Helvetica" w:eastAsia="Helvetica" w:cs="Helvetica"/>
+                <w:i w:val="false"/>
+                <w:b w:val="false"/>
+                <w:u w:val="none"/>
+                <w:sz w:val="22"/>
+                <w:szCs w:val="22"/>
+                <w:color w:val="000000"/>
+              </w:rPr>
+            </w:pPr>
+            <w:r>
+              <w:rPr>
+                <w:rFonts w:ascii="Helvetica" w:hAnsi="Helvetica" w:eastAsia="Helvetica" w:cs="Helvetica"/>
+                <w:i w:val="false"/>
+                <w:b w:val="false"/>
+                <w:u w:val="none"/>
+                <w:sz w:val="22"/>
+                <w:szCs w:val="22"/>
+                <w:color w:val="000000"/>
+              </w:rPr>
+              <w:t xml:space="preserve">0.328</w:t>
             </w:r>
           </w:p>
         </w:tc>
@@ -17095,60 +17095,60 @@
                 <w:szCs w:val="22"/>
                 <w:color w:val="000000"/>
               </w:rPr>
-              <w:t xml:space="preserve">0.22, 1.69</w:t>
-            </w:r>
-          </w:p>
-        </w:tc>
-        <w:tc>
-          <w:tcPr>
-            <w:tcBorders>
-              <w:bottom w:val="none" w:sz="0" w:space="0" w:color="000000"/>
-              <w:top w:val="none" w:sz="0" w:space="0" w:color="000000"/>
-              <w:left w:val="none" w:sz="0" w:space="0" w:color="000000"/>
-              <w:right w:val="none" w:sz="0" w:space="0" w:color="000000"/>
-            </w:tcBorders>
-            <w:shd w:val="clear" w:color="auto" w:fill="FFFFFF"/>
-            <w:tcMar>
-              <w:top w:w="0" w:type="dxa"/>
-              <w:bottom w:w="0" w:type="dxa"/>
-              <w:left w:w="0" w:type="dxa"/>
-              <w:right w:w="0" w:type="dxa"/>
-            </w:tcMar>
-            <w:vAlign w:val="top"/>
-          </w:tcPr>
-          <w:p>
-            <w:pPr>
-              <w:pStyle w:val="Normal"/>
-              <w:jc w:val="center"/>
-              <w:pBdr>
-                <w:bottom w:val="none" w:sz="0" w:space="0" w:color="000000"/>
-                <w:top w:val="none" w:sz="0" w:space="0" w:color="000000"/>
-                <w:left w:val="none" w:sz="0" w:space="0" w:color="000000"/>
-                <w:right w:val="none" w:sz="0" w:space="0" w:color="000000"/>
-              </w:pBdr>
-              <w:spacing w:after="100" w:before="100" w:line="240"/>
-              <w:ind w:left="100" w:right="100" w:firstLine="0" w:firstLineChars="0"/>
-              <w:rPr>
-                <w:rFonts w:ascii="Helvetica" w:hAnsi="Helvetica" w:eastAsia="Helvetica" w:cs="Helvetica"/>
-                <w:i w:val="false"/>
-                <w:b w:val="false"/>
-                <w:u w:val="none"/>
-                <w:sz w:val="22"/>
-                <w:szCs w:val="22"/>
-                <w:color w:val="000000"/>
-              </w:rPr>
-            </w:pPr>
-            <w:r>
-              <w:rPr>
-                <w:rFonts w:ascii="Helvetica" w:hAnsi="Helvetica" w:eastAsia="Helvetica" w:cs="Helvetica"/>
-                <w:i w:val="false"/>
-                <w:b w:val="false"/>
-                <w:u w:val="none"/>
-                <w:sz w:val="22"/>
-                <w:szCs w:val="22"/>
-                <w:color w:val="000000"/>
-              </w:rPr>
-              <w:t xml:space="preserve">0.345</w:t>
+              <w:t xml:space="preserve">0.22, 1.70</w:t>
+            </w:r>
+          </w:p>
+        </w:tc>
+        <w:tc>
+          <w:tcPr>
+            <w:tcBorders>
+              <w:bottom w:val="none" w:sz="0" w:space="0" w:color="000000"/>
+              <w:top w:val="none" w:sz="0" w:space="0" w:color="000000"/>
+              <w:left w:val="none" w:sz="0" w:space="0" w:color="000000"/>
+              <w:right w:val="none" w:sz="0" w:space="0" w:color="000000"/>
+            </w:tcBorders>
+            <w:shd w:val="clear" w:color="auto" w:fill="FFFFFF"/>
+            <w:tcMar>
+              <w:top w:w="0" w:type="dxa"/>
+              <w:bottom w:w="0" w:type="dxa"/>
+              <w:left w:w="0" w:type="dxa"/>
+              <w:right w:w="0" w:type="dxa"/>
+            </w:tcMar>
+            <w:vAlign w:val="top"/>
+          </w:tcPr>
+          <w:p>
+            <w:pPr>
+              <w:pStyle w:val="Normal"/>
+              <w:jc w:val="center"/>
+              <w:pBdr>
+                <w:bottom w:val="none" w:sz="0" w:space="0" w:color="000000"/>
+                <w:top w:val="none" w:sz="0" w:space="0" w:color="000000"/>
+                <w:left w:val="none" w:sz="0" w:space="0" w:color="000000"/>
+                <w:right w:val="none" w:sz="0" w:space="0" w:color="000000"/>
+              </w:pBdr>
+              <w:spacing w:after="100" w:before="100" w:line="240"/>
+              <w:ind w:left="100" w:right="100" w:firstLine="0" w:firstLineChars="0"/>
+              <w:rPr>
+                <w:rFonts w:ascii="Helvetica" w:hAnsi="Helvetica" w:eastAsia="Helvetica" w:cs="Helvetica"/>
+                <w:i w:val="false"/>
+                <w:b w:val="false"/>
+                <w:u w:val="none"/>
+                <w:sz w:val="22"/>
+                <w:szCs w:val="22"/>
+                <w:color w:val="000000"/>
+              </w:rPr>
+            </w:pPr>
+            <w:r>
+              <w:rPr>
+                <w:rFonts w:ascii="Helvetica" w:hAnsi="Helvetica" w:eastAsia="Helvetica" w:cs="Helvetica"/>
+                <w:i w:val="false"/>
+                <w:b w:val="false"/>
+                <w:u w:val="none"/>
+                <w:sz w:val="22"/>
+                <w:szCs w:val="22"/>
+                <w:color w:val="000000"/>
+              </w:rPr>
+              <w:t xml:space="preserve">0.346</w:t>
             </w:r>
           </w:p>
         </w:tc>
@@ -17419,7 +17419,7 @@
                 <w:szCs w:val="22"/>
                 <w:color w:val="000000"/>
               </w:rPr>
-              <w:t xml:space="preserve">0.528</w:t>
+              <w:t xml:space="preserve">0.520</w:t>
             </w:r>
           </w:p>
         </w:tc>
@@ -17631,7 +17631,7 @@
                 <w:szCs w:val="22"/>
                 <w:color w:val="000000"/>
               </w:rPr>
-              <w:t xml:space="preserve">0.903</w:t>
+              <w:t xml:space="preserve">0.886</w:t>
             </w:r>
           </w:p>
         </w:tc>
